--- a/src/assets/profiles/Swanton_Clarity_Staff_Profile.docx
+++ b/src/assets/profiles/Swanton_Clarity_Staff_Profile.docx
@@ -1206,6 +1206,9 @@
                 </wp:inline>
               </w:drawing>
             </w:r>
+            <w:r>
+              <w:t>{%images.RightToWorkShareCode}</w:t>
+            </w:r>
           </w:p>
         </w:tc>
       </w:tr>
@@ -1373,6 +1376,9 @@
                 </wp:inline>
               </w:drawing>
             </w:r>
+            <w:r>
+              <w:t>{%images.Passport}</w:t>
+            </w:r>
           </w:p>
         </w:tc>
       </w:tr>
@@ -1644,6 +1650,9 @@
                   </a:graphic>
                 </wp:inline>
               </w:drawing>
+            </w:r>
+            <w:r>
+              <w:t>{%images.EnhancedDbsCertificate}</w:t>
             </w:r>
           </w:p>
         </w:tc>

--- a/src/assets/profiles/Swanton_Clarity_Staff_Profile.docx
+++ b/src/assets/profiles/Swanton_Clarity_Staff_Profile.docx
@@ -74,12 +74,12 @@
       <w:tblGrid>
         <w:gridCol w:w="984"/>
         <w:gridCol w:w="984"/>
-        <w:gridCol w:w="856"/>
-        <w:gridCol w:w="2040"/>
+        <w:gridCol w:w="855"/>
+        <w:gridCol w:w="2041"/>
         <w:gridCol w:w="424"/>
-        <w:gridCol w:w="1437"/>
+        <w:gridCol w:w="1436"/>
         <w:gridCol w:w="689"/>
-        <w:gridCol w:w="2978"/>
+        <w:gridCol w:w="2979"/>
       </w:tblGrid>
       <w:tr>
         <w:trPr>
@@ -167,7 +167,7 @@
         </w:tc>
         <w:tc>
           <w:tcPr>
-            <w:tcW w:w="2126" w:type="dxa"/>
+            <w:tcW w:w="2125" w:type="dxa"/>
             <w:gridSpan w:val="2"/>
             <w:tcBorders>
               <w:top w:val="single" w:sz="4" w:space="0" w:color="000000"/>
@@ -202,7 +202,7 @@
         </w:tc>
         <w:tc>
           <w:tcPr>
-            <w:tcW w:w="2978" w:type="dxa"/>
+            <w:tcW w:w="2979" w:type="dxa"/>
             <w:tcBorders>
               <w:top w:val="single" w:sz="4" w:space="0" w:color="000000"/>
               <w:bottom w:val="single" w:sz="4" w:space="0" w:color="000000"/>
@@ -306,7 +306,7 @@
         </w:tc>
         <w:tc>
           <w:tcPr>
-            <w:tcW w:w="2126" w:type="dxa"/>
+            <w:tcW w:w="2125" w:type="dxa"/>
             <w:gridSpan w:val="2"/>
             <w:tcBorders>
               <w:bottom w:val="single" w:sz="4" w:space="0" w:color="000000"/>
@@ -336,7 +336,7 @@
         </w:tc>
         <w:tc>
           <w:tcPr>
-            <w:tcW w:w="2978" w:type="dxa"/>
+            <w:tcW w:w="2979" w:type="dxa"/>
             <w:tcBorders>
               <w:top w:val="single" w:sz="4" w:space="0" w:color="000000"/>
               <w:bottom w:val="single" w:sz="4" w:space="0" w:color="000000"/>
@@ -430,7 +430,7 @@
         </w:tc>
         <w:tc>
           <w:tcPr>
-            <w:tcW w:w="2126" w:type="dxa"/>
+            <w:tcW w:w="2125" w:type="dxa"/>
             <w:gridSpan w:val="2"/>
             <w:tcBorders>
               <w:bottom w:val="single" w:sz="4" w:space="0" w:color="000000"/>
@@ -460,7 +460,7 @@
         </w:tc>
         <w:tc>
           <w:tcPr>
-            <w:tcW w:w="2978" w:type="dxa"/>
+            <w:tcW w:w="2979" w:type="dxa"/>
             <w:tcBorders>
               <w:top w:val="single" w:sz="4" w:space="0" w:color="000000"/>
               <w:bottom w:val="single" w:sz="4" w:space="0" w:color="000000"/>
@@ -556,7 +556,7 @@
         </w:tc>
         <w:tc>
           <w:tcPr>
-            <w:tcW w:w="2126" w:type="dxa"/>
+            <w:tcW w:w="2125" w:type="dxa"/>
             <w:gridSpan w:val="2"/>
             <w:tcBorders>
               <w:bottom w:val="single" w:sz="4" w:space="0" w:color="000000"/>
@@ -586,7 +586,7 @@
         </w:tc>
         <w:tc>
           <w:tcPr>
-            <w:tcW w:w="2978" w:type="dxa"/>
+            <w:tcW w:w="2979" w:type="dxa"/>
             <w:tcBorders>
               <w:top w:val="single" w:sz="4" w:space="0" w:color="000000"/>
               <w:bottom w:val="single" w:sz="4" w:space="0" w:color="000000"/>
@@ -682,7 +682,7 @@
         </w:tc>
         <w:tc>
           <w:tcPr>
-            <w:tcW w:w="2126" w:type="dxa"/>
+            <w:tcW w:w="2125" w:type="dxa"/>
             <w:gridSpan w:val="2"/>
             <w:tcBorders>
               <w:bottom w:val="single" w:sz="4" w:space="0" w:color="000000"/>
@@ -711,7 +711,7 @@
         </w:tc>
         <w:tc>
           <w:tcPr>
-            <w:tcW w:w="2978" w:type="dxa"/>
+            <w:tcW w:w="2979" w:type="dxa"/>
             <w:tcBorders>
               <w:top w:val="single" w:sz="4" w:space="0" w:color="000000"/>
               <w:bottom w:val="single" w:sz="4" w:space="0" w:color="000000"/>
@@ -745,7 +745,7 @@
         </w:trPr>
         <w:tc>
           <w:tcPr>
-            <w:tcW w:w="6725" w:type="dxa"/>
+            <w:tcW w:w="6724" w:type="dxa"/>
             <w:gridSpan w:val="6"/>
             <w:tcBorders>
               <w:start w:val="single" w:sz="4" w:space="0" w:color="000000"/>
@@ -776,7 +776,7 @@
         </w:tc>
         <w:tc>
           <w:tcPr>
-            <w:tcW w:w="3667" w:type="dxa"/>
+            <w:tcW w:w="3668" w:type="dxa"/>
             <w:gridSpan w:val="2"/>
             <w:tcBorders>
               <w:bottom w:val="single" w:sz="4" w:space="0" w:color="000000"/>
@@ -878,7 +878,7 @@
             </w:pPr>
             <w:r>
               <w:rPr>
-                <w:rFonts w:cs="Calibri" w:ascii="Calibri" w:hAnsi="Calibri" w:asciiTheme="minorHAnsi" w:cstheme="minorHAnsi" w:hAnsiTheme="minorHAnsi"/>
+                <w:rFonts w:cs="Calibri" w:cstheme="minorHAnsi"/>
               </w:rPr>
               <w:t>All compliance has been carried out by the agency, as per CQC Regulation 19 (</w:t>
             </w:r>
@@ -886,14 +886,14 @@
               <w:r>
                 <w:rPr>
                   <w:rStyle w:val="Hyperlink"/>
-                  <w:rFonts w:cs="Calibri" w:ascii="Calibri" w:hAnsi="Calibri" w:asciiTheme="minorHAnsi" w:cstheme="minorHAnsi" w:hAnsiTheme="minorHAnsi"/>
+                  <w:rFonts w:cs="Calibri" w:cstheme="minorHAnsi"/>
                 </w:rPr>
                 <w:t>https://www.cqc.org.uk/sites/default/files/fid2932547-employment-requirements-regulation-19.pdf</w:t>
               </w:r>
             </w:hyperlink>
             <w:r>
               <w:rPr>
-                <w:rFonts w:cs="Calibri" w:ascii="Calibri" w:hAnsi="Calibri" w:asciiTheme="minorHAnsi" w:cstheme="minorHAnsi" w:hAnsiTheme="minorHAnsi"/>
+                <w:rFonts w:cs="Calibri" w:cstheme="minorHAnsi"/>
               </w:rPr>
               <w:t>), specifically, that the agency, as the employer, holds on record:</w:t>
             </w:r>
@@ -937,7 +937,7 @@
         </w:trPr>
         <w:tc>
           <w:tcPr>
-            <w:tcW w:w="2824" w:type="dxa"/>
+            <w:tcW w:w="2823" w:type="dxa"/>
             <w:gridSpan w:val="3"/>
             <w:tcBorders>
               <w:top w:val="single" w:sz="4" w:space="0" w:color="000000"/>
@@ -973,7 +973,7 @@
         </w:tc>
         <w:tc>
           <w:tcPr>
-            <w:tcW w:w="2040" w:type="dxa"/>
+            <w:tcW w:w="2041" w:type="dxa"/>
             <w:tcBorders>
               <w:top w:val="single" w:sz="4" w:space="0" w:color="000000"/>
             </w:tcBorders>
@@ -1046,7 +1046,7 @@
         </w:trPr>
         <w:tc>
           <w:tcPr>
-            <w:tcW w:w="2824" w:type="dxa"/>
+            <w:tcW w:w="2823" w:type="dxa"/>
             <w:gridSpan w:val="3"/>
             <w:tcBorders>
               <w:top w:val="single" w:sz="4" w:space="0" w:color="000000"/>
@@ -1086,7 +1086,7 @@
             </w:pPr>
             <w:r>
               <w:rPr>
-                <w:rFonts w:eastAsia="Times New Roman" w:cs="Calibri" w:ascii="Calibri" w:hAnsi="Calibri" w:asciiTheme="minorHAnsi" w:cstheme="minorHAnsi" w:hAnsiTheme="minorHAnsi"/>
+                <w:rFonts w:eastAsia="Times New Roman" w:cs="Calibri" w:cstheme="minorHAnsi"/>
               </w:rPr>
               <w:t>The individuals’ full right to work in the UK, which has been verified according to the statutory requirements.</w:t>
             </w:r>
@@ -1115,7 +1115,7 @@
         </w:tc>
         <w:tc>
           <w:tcPr>
-            <w:tcW w:w="2040" w:type="dxa"/>
+            <w:tcW w:w="2041" w:type="dxa"/>
             <w:tcBorders>
               <w:top w:val="single" w:sz="4" w:space="0" w:color="000000"/>
             </w:tcBorders>
@@ -1167,46 +1167,6 @@
             </w:pPr>
             <w:r>
               <w:rPr/>
-              <w:drawing>
-                <wp:inline distT="0" distB="0" distL="0" distR="0">
-                  <wp:extent cx="1069975" cy="1511935"/>
-                  <wp:effectExtent l="0" t="0" r="0" b="0"/>
-                  <wp:docPr id="1" name="Picture 1"/>
-                  <wp:cNvGraphicFramePr>
-                    <a:graphicFrameLocks xmlns:a="http://schemas.openxmlformats.org/drawingml/2006/main" noChangeAspect="1"/>
-                  </wp:cNvGraphicFramePr>
-                  <a:graphic xmlns:a="http://schemas.openxmlformats.org/drawingml/2006/main">
-                    <a:graphicData uri="http://schemas.openxmlformats.org/drawingml/2006/picture">
-                      <pic:pic xmlns:pic="http://schemas.openxmlformats.org/drawingml/2006/picture">
-                        <pic:nvPicPr>
-                          <pic:cNvPr id="1" name="Picture 1"/>
-                          <pic:cNvPicPr>
-                            <a:picLocks noChangeAspect="1" noChangeArrowheads="1"/>
-                          </pic:cNvPicPr>
-                        </pic:nvPicPr>
-                        <pic:blipFill>
-                          <a:blip r:embed="rId3"/>
-                          <a:stretch>
-                            <a:fillRect/>
-                          </a:stretch>
-                        </pic:blipFill>
-                        <pic:spPr bwMode="auto">
-                          <a:xfrm>
-                            <a:off x="0" y="0"/>
-                            <a:ext cx="1069975" cy="1511935"/>
-                          </a:xfrm>
-                          <a:prstGeom prst="rect">
-                            <a:avLst/>
-                          </a:prstGeom>
-                          <a:noFill/>
-                        </pic:spPr>
-                      </pic:pic>
-                    </a:graphicData>
-                  </a:graphic>
-                </wp:inline>
-              </w:drawing>
-            </w:r>
-            <w:r>
               <w:t>{%images.RightToWorkShareCode}</w:t>
             </w:r>
           </w:p>
@@ -1218,7 +1178,7 @@
         </w:trPr>
         <w:tc>
           <w:tcPr>
-            <w:tcW w:w="2824" w:type="dxa"/>
+            <w:tcW w:w="2823" w:type="dxa"/>
             <w:gridSpan w:val="3"/>
             <w:tcBorders>
               <w:top w:val="single" w:sz="4" w:space="0" w:color="000000"/>
@@ -1287,7 +1247,7 @@
         </w:tc>
         <w:tc>
           <w:tcPr>
-            <w:tcW w:w="2040" w:type="dxa"/>
+            <w:tcW w:w="2041" w:type="dxa"/>
             <w:tcBorders>
               <w:top w:val="single" w:sz="4" w:space="0" w:color="000000"/>
             </w:tcBorders>
@@ -1337,46 +1297,6 @@
             </w:pPr>
             <w:r>
               <w:rPr/>
-              <w:drawing>
-                <wp:inline distT="0" distB="0" distL="0" distR="0">
-                  <wp:extent cx="1129030" cy="1511935"/>
-                  <wp:effectExtent l="0" t="0" r="0" b="0"/>
-                  <wp:docPr id="2" name="Picture 2"/>
-                  <wp:cNvGraphicFramePr>
-                    <a:graphicFrameLocks xmlns:a="http://schemas.openxmlformats.org/drawingml/2006/main" noChangeAspect="1"/>
-                  </wp:cNvGraphicFramePr>
-                  <a:graphic xmlns:a="http://schemas.openxmlformats.org/drawingml/2006/main">
-                    <a:graphicData uri="http://schemas.openxmlformats.org/drawingml/2006/picture">
-                      <pic:pic xmlns:pic="http://schemas.openxmlformats.org/drawingml/2006/picture">
-                        <pic:nvPicPr>
-                          <pic:cNvPr id="2" name="Picture 2"/>
-                          <pic:cNvPicPr>
-                            <a:picLocks noChangeAspect="1" noChangeArrowheads="1"/>
-                          </pic:cNvPicPr>
-                        </pic:nvPicPr>
-                        <pic:blipFill>
-                          <a:blip r:embed="rId4"/>
-                          <a:stretch>
-                            <a:fillRect/>
-                          </a:stretch>
-                        </pic:blipFill>
-                        <pic:spPr bwMode="auto">
-                          <a:xfrm>
-                            <a:off x="0" y="0"/>
-                            <a:ext cx="1129030" cy="1511935"/>
-                          </a:xfrm>
-                          <a:prstGeom prst="rect">
-                            <a:avLst/>
-                          </a:prstGeom>
-                          <a:noFill/>
-                        </pic:spPr>
-                      </pic:pic>
-                    </a:graphicData>
-                  </a:graphic>
-                </wp:inline>
-              </w:drawing>
-            </w:r>
-            <w:r>
               <w:t>{%images.Passport}</w:t>
             </w:r>
           </w:p>
@@ -1388,7 +1308,7 @@
         </w:trPr>
         <w:tc>
           <w:tcPr>
-            <w:tcW w:w="2824" w:type="dxa"/>
+            <w:tcW w:w="2823" w:type="dxa"/>
             <w:gridSpan w:val="3"/>
             <w:tcBorders>
               <w:top w:val="single" w:sz="4" w:space="0" w:color="000000"/>
@@ -1442,7 +1362,7 @@
         </w:tc>
         <w:tc>
           <w:tcPr>
-            <w:tcW w:w="2040" w:type="dxa"/>
+            <w:tcW w:w="2041" w:type="dxa"/>
             <w:tcBorders>
               <w:top w:val="single" w:sz="4" w:space="0" w:color="000000"/>
               <w:bottom w:val="single" w:sz="4" w:space="0" w:color="000000"/>
@@ -1526,7 +1446,7 @@
         </w:trPr>
         <w:tc>
           <w:tcPr>
-            <w:tcW w:w="2824" w:type="dxa"/>
+            <w:tcW w:w="2823" w:type="dxa"/>
             <w:gridSpan w:val="3"/>
             <w:tcBorders>
               <w:top w:val="single" w:sz="4" w:space="0" w:color="000000"/>
@@ -1559,7 +1479,7 @@
         </w:tc>
         <w:tc>
           <w:tcPr>
-            <w:tcW w:w="2040" w:type="dxa"/>
+            <w:tcW w:w="2041" w:type="dxa"/>
             <w:tcBorders>
               <w:top w:val="single" w:sz="4" w:space="0" w:color="000000"/>
               <w:start w:val="single" w:sz="4" w:space="0" w:color="000000"/>
@@ -1612,46 +1532,6 @@
             </w:pPr>
             <w:r>
               <w:rPr/>
-              <w:drawing>
-                <wp:inline distT="0" distB="0" distL="0" distR="0">
-                  <wp:extent cx="1577975" cy="2232025"/>
-                  <wp:effectExtent l="0" t="0" r="0" b="0"/>
-                  <wp:docPr id="3" name="Picture 3"/>
-                  <wp:cNvGraphicFramePr>
-                    <a:graphicFrameLocks xmlns:a="http://schemas.openxmlformats.org/drawingml/2006/main" noChangeAspect="1"/>
-                  </wp:cNvGraphicFramePr>
-                  <a:graphic xmlns:a="http://schemas.openxmlformats.org/drawingml/2006/main">
-                    <a:graphicData uri="http://schemas.openxmlformats.org/drawingml/2006/picture">
-                      <pic:pic xmlns:pic="http://schemas.openxmlformats.org/drawingml/2006/picture">
-                        <pic:nvPicPr>
-                          <pic:cNvPr id="3" name="Picture 3"/>
-                          <pic:cNvPicPr>
-                            <a:picLocks noChangeAspect="1" noChangeArrowheads="1"/>
-                          </pic:cNvPicPr>
-                        </pic:nvPicPr>
-                        <pic:blipFill>
-                          <a:blip r:embed="rId5"/>
-                          <a:stretch>
-                            <a:fillRect/>
-                          </a:stretch>
-                        </pic:blipFill>
-                        <pic:spPr bwMode="auto">
-                          <a:xfrm>
-                            <a:off x="0" y="0"/>
-                            <a:ext cx="1577975" cy="2232025"/>
-                          </a:xfrm>
-                          <a:prstGeom prst="rect">
-                            <a:avLst/>
-                          </a:prstGeom>
-                          <a:noFill/>
-                        </pic:spPr>
-                      </pic:pic>
-                    </a:graphicData>
-                  </a:graphic>
-                </wp:inline>
-              </w:drawing>
-            </w:r>
-            <w:r>
               <w:t>{%images.EnhancedDbsCertificate}</w:t>
             </w:r>
           </w:p>
@@ -1663,7 +1543,7 @@
         </w:trPr>
         <w:tc>
           <w:tcPr>
-            <w:tcW w:w="2824" w:type="dxa"/>
+            <w:tcW w:w="2823" w:type="dxa"/>
             <w:gridSpan w:val="3"/>
             <w:tcBorders>
               <w:top w:val="single" w:sz="4" w:space="0" w:color="000000"/>
@@ -1711,7 +1591,7 @@
         </w:tc>
         <w:tc>
           <w:tcPr>
-            <w:tcW w:w="2040" w:type="dxa"/>
+            <w:tcW w:w="2041" w:type="dxa"/>
             <w:tcBorders>
               <w:top w:val="single" w:sz="4" w:space="0" w:color="000000"/>
             </w:tcBorders>
@@ -1821,7 +1701,7 @@
         </w:trPr>
         <w:tc>
           <w:tcPr>
-            <w:tcW w:w="2824" w:type="dxa"/>
+            <w:tcW w:w="2823" w:type="dxa"/>
             <w:gridSpan w:val="3"/>
             <w:tcBorders>
               <w:top w:val="single" w:sz="4" w:space="0" w:color="000000"/>
@@ -1849,7 +1729,7 @@
         </w:tc>
         <w:tc>
           <w:tcPr>
-            <w:tcW w:w="2040" w:type="dxa"/>
+            <w:tcW w:w="2041" w:type="dxa"/>
             <w:tcBorders>
               <w:top w:val="single" w:sz="4" w:space="0" w:color="000000"/>
             </w:tcBorders>
@@ -1911,7 +1791,7 @@
         </w:trPr>
         <w:tc>
           <w:tcPr>
-            <w:tcW w:w="2824" w:type="dxa"/>
+            <w:tcW w:w="2823" w:type="dxa"/>
             <w:gridSpan w:val="3"/>
             <w:tcBorders>
               <w:top w:val="single" w:sz="4" w:space="0" w:color="000000"/>
@@ -1959,7 +1839,7 @@
         </w:tc>
         <w:tc>
           <w:tcPr>
-            <w:tcW w:w="2040" w:type="dxa"/>
+            <w:tcW w:w="2041" w:type="dxa"/>
             <w:tcBorders>
               <w:top w:val="single" w:sz="4" w:space="0" w:color="000000"/>
             </w:tcBorders>
@@ -2025,7 +1905,7 @@
         </w:trPr>
         <w:tc>
           <w:tcPr>
-            <w:tcW w:w="2824" w:type="dxa"/>
+            <w:tcW w:w="2823" w:type="dxa"/>
             <w:gridSpan w:val="3"/>
             <w:tcBorders>
               <w:top w:val="single" w:sz="4" w:space="0" w:color="000000"/>
@@ -2052,7 +1932,7 @@
         </w:tc>
         <w:tc>
           <w:tcPr>
-            <w:tcW w:w="2040" w:type="dxa"/>
+            <w:tcW w:w="2041" w:type="dxa"/>
             <w:tcBorders>
               <w:top w:val="single" w:sz="4" w:space="0" w:color="000000"/>
               <w:bottom w:val="single" w:sz="4" w:space="0" w:color="000000"/>
@@ -2223,7 +2103,7 @@
         </w:trPr>
         <w:tc>
           <w:tcPr>
-            <w:tcW w:w="2824" w:type="dxa"/>
+            <w:tcW w:w="2823" w:type="dxa"/>
             <w:gridSpan w:val="3"/>
             <w:tcBorders>
               <w:top w:val="single" w:sz="4" w:space="0" w:color="000000"/>
@@ -2263,7 +2143,7 @@
         </w:tc>
         <w:tc>
           <w:tcPr>
-            <w:tcW w:w="2040" w:type="dxa"/>
+            <w:tcW w:w="2041" w:type="dxa"/>
             <w:tcBorders>
               <w:top w:val="single" w:sz="4" w:space="0" w:color="000000"/>
               <w:start w:val="single" w:sz="4" w:space="0" w:color="000000"/>
@@ -2332,7 +2212,7 @@
         </w:trPr>
         <w:tc>
           <w:tcPr>
-            <w:tcW w:w="2824" w:type="dxa"/>
+            <w:tcW w:w="2823" w:type="dxa"/>
             <w:gridSpan w:val="3"/>
             <w:tcBorders>
               <w:top w:val="single" w:sz="4" w:space="0" w:color="000000"/>
@@ -2371,7 +2251,7 @@
         </w:tc>
         <w:tc>
           <w:tcPr>
-            <w:tcW w:w="2040" w:type="dxa"/>
+            <w:tcW w:w="2041" w:type="dxa"/>
             <w:tcBorders>
               <w:top w:val="single" w:sz="4" w:space="0" w:color="000000"/>
               <w:start w:val="single" w:sz="4" w:space="0" w:color="000000"/>
@@ -2441,7 +2321,7 @@
         </w:trPr>
         <w:tc>
           <w:tcPr>
-            <w:tcW w:w="2824" w:type="dxa"/>
+            <w:tcW w:w="2823" w:type="dxa"/>
             <w:gridSpan w:val="3"/>
             <w:tcBorders>
               <w:top w:val="single" w:sz="4" w:space="0" w:color="000000"/>
@@ -2460,7 +2340,7 @@
             </w:pPr>
             <w:r>
               <w:rPr>
-                <w:rFonts w:cs="Calibri" w:ascii="Calibri" w:hAnsi="Calibri" w:asciiTheme="minorHAnsi" w:cstheme="minorHAnsi" w:hAnsiTheme="minorHAnsi"/>
+                <w:rFonts w:cs="Calibri" w:cstheme="minorHAnsi"/>
               </w:rPr>
               <w:t>Driving License (if required)</w:t>
             </w:r>
@@ -2468,7 +2348,7 @@
         </w:tc>
         <w:tc>
           <w:tcPr>
-            <w:tcW w:w="2040" w:type="dxa"/>
+            <w:tcW w:w="2041" w:type="dxa"/>
             <w:tcBorders>
               <w:top w:val="single" w:sz="4" w:space="0" w:color="000000"/>
               <w:start w:val="single" w:sz="4" w:space="0" w:color="000000"/>
@@ -2536,7 +2416,7 @@
         </w:trPr>
         <w:tc>
           <w:tcPr>
-            <w:tcW w:w="2824" w:type="dxa"/>
+            <w:tcW w:w="2823" w:type="dxa"/>
             <w:gridSpan w:val="3"/>
             <w:tcBorders>
               <w:top w:val="single" w:sz="4" w:space="0" w:color="000000"/>
@@ -2556,7 +2436,7 @@
             </w:pPr>
             <w:r>
               <w:rPr>
-                <w:rFonts w:cs="Calibri" w:ascii="Calibri" w:hAnsi="Calibri" w:asciiTheme="minorHAnsi" w:cstheme="minorHAnsi" w:hAnsiTheme="minorHAnsi"/>
+                <w:rFonts w:cs="Calibri" w:cstheme="minorHAnsi"/>
               </w:rPr>
               <w:t>All required paperwork checked: Yes</w:t>
             </w:r>
@@ -2564,7 +2444,7 @@
         </w:tc>
         <w:tc>
           <w:tcPr>
-            <w:tcW w:w="2040" w:type="dxa"/>
+            <w:tcW w:w="2041" w:type="dxa"/>
             <w:tcBorders>
               <w:bottom w:val="single" w:sz="4" w:space="0" w:color="000000"/>
               <w:end w:val="single" w:sz="4" w:space="0" w:color="000000"/>
@@ -2624,7 +2504,7 @@
         </w:trPr>
         <w:tc>
           <w:tcPr>
-            <w:tcW w:w="2824" w:type="dxa"/>
+            <w:tcW w:w="2823" w:type="dxa"/>
             <w:gridSpan w:val="3"/>
             <w:tcBorders>
               <w:top w:val="single" w:sz="4" w:space="0" w:color="000000"/>
@@ -2656,7 +2536,7 @@
         </w:tc>
         <w:tc>
           <w:tcPr>
-            <w:tcW w:w="2040" w:type="dxa"/>
+            <w:tcW w:w="2041" w:type="dxa"/>
             <w:tcBorders/>
           </w:tcPr>
           <w:p>
@@ -2857,7 +2737,7 @@
           <w:tbl>
             <w:tblPr>
               <w:tblStyle w:val="TableGrid"/>
-              <w:tblpPr w:vertAnchor="margin" w:horzAnchor="margin" w:leftFromText="180" w:rightFromText="180" w:tblpX="5" w:tblpY="-1020"/>
+              <w:tblpPr w:vertAnchor="margin" w:horzAnchor="margin" w:leftFromText="180" w:rightFromText="180" w:tblpX="10" w:tblpY="-1020"/>
               <w:tblOverlap w:val="never"/>
               <w:tblW w:w="10166" w:type="dxa"/>
               <w:jc w:val="start"/>
@@ -2872,8 +2752,8 @@
               <w:tblLook w:noHBand="0" w:lastColumn="0" w:firstColumn="1" w:lastRow="0" w:firstRow="1" w:noVBand="1" w:val="04a0"/>
             </w:tblPr>
             <w:tblGrid>
-              <w:gridCol w:w="6795"/>
-              <w:gridCol w:w="706"/>
+              <w:gridCol w:w="6794"/>
+              <w:gridCol w:w="707"/>
               <w:gridCol w:w="706"/>
               <w:gridCol w:w="1959"/>
             </w:tblGrid>
@@ -2883,14 +2763,15 @@
               </w:trPr>
               <w:tc>
                 <w:tcPr>
-                  <w:tcW w:w="6795" w:type="dxa"/>
-                  <w:tcBorders/>
-                  <w:vAlign w:val="center"/>
-                </w:tcPr>
-                <w:p>
-                  <w:pPr>
-                    <w:pStyle w:val="Normal"/>
-                    <w:widowControl/>
+                  <w:tcW w:w="6794" w:type="dxa"/>
+                  <w:tcBorders/>
+                  <w:vAlign w:val="center"/>
+                </w:tcPr>
+                <w:p>
+                  <w:pPr>
+                    <w:pStyle w:val="Normal"/>
+                    <w:widowControl/>
+                    <w:suppressAutoHyphens w:val="true"/>
                     <w:spacing w:before="0" w:after="0"/>
                     <w:jc w:val="start"/>
                     <w:rPr>
@@ -2917,14 +2798,15 @@
               </w:tc>
               <w:tc>
                 <w:tcPr>
-                  <w:tcW w:w="706" w:type="dxa"/>
-                  <w:tcBorders/>
-                  <w:vAlign w:val="center"/>
-                </w:tcPr>
-                <w:p>
-                  <w:pPr>
-                    <w:pStyle w:val="Normal"/>
-                    <w:widowControl/>
+                  <w:tcW w:w="707" w:type="dxa"/>
+                  <w:tcBorders/>
+                  <w:vAlign w:val="center"/>
+                </w:tcPr>
+                <w:p>
+                  <w:pPr>
+                    <w:pStyle w:val="Normal"/>
+                    <w:widowControl/>
+                    <w:suppressAutoHyphens w:val="true"/>
                     <w:spacing w:before="0" w:after="0"/>
                     <w:jc w:val="start"/>
                     <w:rPr>
@@ -2959,6 +2841,7 @@
                   <w:pPr>
                     <w:pStyle w:val="Normal"/>
                     <w:widowControl/>
+                    <w:suppressAutoHyphens w:val="true"/>
                     <w:spacing w:before="0" w:after="0"/>
                     <w:jc w:val="start"/>
                     <w:rPr>
@@ -2993,6 +2876,7 @@
                   <w:pPr>
                     <w:pStyle w:val="Normal"/>
                     <w:widowControl/>
+                    <w:suppressAutoHyphens w:val="true"/>
                     <w:spacing w:before="0" w:after="0"/>
                     <w:jc w:val="start"/>
                     <w:rPr>
@@ -3005,13 +2889,11 @@
                   </w:pPr>
                   <w:r>
                     <w:rPr>
-                      <w:rFonts w:eastAsia="Times New Roman" w:cs="Calibri" w:cstheme="minorHAnsi" w:ascii="Calibri" w:hAnsi="Calibri"/>
+                      <w:rFonts w:cs="Calibri" w:cstheme="minorHAnsi" w:ascii="Calibri" w:hAnsi="Calibri"/>
                       <w:b/>
                       <w:bCs/>
-                      <w:kern w:val="0"/>
-                      <w:sz w:val="22"/>
-                      <w:szCs w:val="22"/>
-                      <w:lang w:bidi="ar-SA"/>
+                      <w:sz w:val="22"/>
+                      <w:szCs w:val="22"/>
                     </w:rPr>
                   </w:r>
                 </w:p>
@@ -3033,6 +2915,7 @@
                   <w:pPr>
                     <w:pStyle w:val="Normal"/>
                     <w:widowControl/>
+                    <w:suppressAutoHyphens w:val="true"/>
                     <w:spacing w:before="0" w:after="0"/>
                     <w:jc w:val="start"/>
                     <w:rPr>
@@ -3060,14 +2943,15 @@
               </w:trPr>
               <w:tc>
                 <w:tcPr>
-                  <w:tcW w:w="6795" w:type="dxa"/>
-                  <w:tcBorders/>
-                  <w:vAlign w:val="center"/>
-                </w:tcPr>
-                <w:p>
-                  <w:pPr>
-                    <w:pStyle w:val="Normal"/>
-                    <w:widowControl/>
+                  <w:tcW w:w="6794" w:type="dxa"/>
+                  <w:tcBorders/>
+                  <w:vAlign w:val="center"/>
+                </w:tcPr>
+                <w:p>
+                  <w:pPr>
+                    <w:pStyle w:val="Normal"/>
+                    <w:widowControl/>
+                    <w:suppressAutoHyphens w:val="true"/>
                     <w:spacing w:before="0" w:after="0"/>
                     <w:jc w:val="start"/>
                     <w:rPr>
@@ -3090,6 +2974,38 @@
               </w:tc>
               <w:tc>
                 <w:tcPr>
+                  <w:tcW w:w="707" w:type="dxa"/>
+                  <w:tcBorders/>
+                  <w:vAlign w:val="center"/>
+                </w:tcPr>
+                <w:p>
+                  <w:pPr>
+                    <w:pStyle w:val="Normal"/>
+                    <w:widowControl/>
+                    <w:suppressAutoHyphens w:val="true"/>
+                    <w:spacing w:before="0" w:after="0"/>
+                    <w:jc w:val="start"/>
+                    <w:rPr>
+                      <w:rFonts w:ascii="Calibri" w:hAnsi="Calibri" w:cs="Calibri" w:asciiTheme="minorHAnsi" w:cstheme="minorHAnsi" w:hAnsiTheme="minorHAnsi"/>
+                      <w:b/>
+                      <w:sz w:val="22"/>
+                      <w:szCs w:val="22"/>
+                    </w:rPr>
+                  </w:pPr>
+                  <w:r>
+                    <w:rPr>
+                      <w:rFonts w:eastAsia="MS Gothic" w:cs="Segoe UI Symbol" w:ascii="Segoe UI Symbol" w:hAnsi="Segoe UI Symbol"/>
+                      <w:kern w:val="0"/>
+                      <w:sz w:val="22"/>
+                      <w:szCs w:val="22"/>
+                      <w:lang w:bidi="ar-SA"/>
+                    </w:rPr>
+                    <w:t>☐</w:t>
+                  </w:r>
+                </w:p>
+              </w:tc>
+              <w:tc>
+                <w:tcPr>
                   <w:tcW w:w="706" w:type="dxa"/>
                   <w:tcBorders/>
                   <w:vAlign w:val="center"/>
@@ -3098,6 +3014,7 @@
                   <w:pPr>
                     <w:pStyle w:val="Normal"/>
                     <w:widowControl/>
+                    <w:suppressAutoHyphens w:val="true"/>
                     <w:spacing w:before="0" w:after="0"/>
                     <w:jc w:val="start"/>
                     <w:rPr>
@@ -3121,14 +3038,15 @@
               </w:tc>
               <w:tc>
                 <w:tcPr>
-                  <w:tcW w:w="706" w:type="dxa"/>
-                  <w:tcBorders/>
-                  <w:vAlign w:val="center"/>
-                </w:tcPr>
-                <w:p>
-                  <w:pPr>
-                    <w:pStyle w:val="Normal"/>
-                    <w:widowControl/>
+                  <w:tcW w:w="1959" w:type="dxa"/>
+                  <w:tcBorders/>
+                  <w:vAlign w:val="bottom"/>
+                </w:tcPr>
+                <w:p>
+                  <w:pPr>
+                    <w:pStyle w:val="Normal"/>
+                    <w:widowControl/>
+                    <w:suppressAutoHyphens w:val="true"/>
                     <w:spacing w:before="0" w:after="0"/>
                     <w:jc w:val="start"/>
                     <w:rPr>
@@ -3140,43 +3058,10 @@
                   </w:pPr>
                   <w:r>
                     <w:rPr>
-                      <w:rFonts w:eastAsia="MS Gothic" w:cs="Segoe UI Symbol" w:ascii="Segoe UI Symbol" w:hAnsi="Segoe UI Symbol"/>
-                      <w:kern w:val="0"/>
-                      <w:sz w:val="22"/>
-                      <w:szCs w:val="22"/>
-                      <w:lang w:bidi="ar-SA"/>
-                    </w:rPr>
-                    <w:t>☐</w:t>
-                  </w:r>
-                </w:p>
-              </w:tc>
-              <w:tc>
-                <w:tcPr>
-                  <w:tcW w:w="1959" w:type="dxa"/>
-                  <w:tcBorders/>
-                  <w:vAlign w:val="bottom"/>
-                </w:tcPr>
-                <w:p>
-                  <w:pPr>
-                    <w:pStyle w:val="Normal"/>
-                    <w:widowControl/>
-                    <w:spacing w:before="0" w:after="0"/>
-                    <w:jc w:val="start"/>
-                    <w:rPr>
-                      <w:rFonts w:ascii="Calibri" w:hAnsi="Calibri" w:cs="Calibri" w:asciiTheme="minorHAnsi" w:cstheme="minorHAnsi" w:hAnsiTheme="minorHAnsi"/>
+                      <w:rFonts w:cs="Calibri" w:cstheme="minorHAnsi" w:ascii="Calibri" w:hAnsi="Calibri"/>
                       <w:b/>
                       <w:sz w:val="22"/>
                       <w:szCs w:val="22"/>
-                    </w:rPr>
-                  </w:pPr>
-                  <w:r>
-                    <w:rPr>
-                      <w:rFonts w:eastAsia="Times New Roman" w:cs="Calibri" w:cstheme="minorHAnsi" w:ascii="Calibri" w:hAnsi="Calibri"/>
-                      <w:b/>
-                      <w:kern w:val="0"/>
-                      <w:sz w:val="22"/>
-                      <w:szCs w:val="22"/>
-                      <w:lang w:bidi="ar-SA"/>
                     </w:rPr>
                   </w:r>
                 </w:p>
@@ -3188,14 +3073,15 @@
               </w:trPr>
               <w:tc>
                 <w:tcPr>
-                  <w:tcW w:w="6795" w:type="dxa"/>
-                  <w:tcBorders/>
-                  <w:vAlign w:val="center"/>
-                </w:tcPr>
-                <w:p>
-                  <w:pPr>
-                    <w:pStyle w:val="Normal"/>
-                    <w:widowControl/>
+                  <w:tcW w:w="6794" w:type="dxa"/>
+                  <w:tcBorders/>
+                  <w:vAlign w:val="center"/>
+                </w:tcPr>
+                <w:p>
+                  <w:pPr>
+                    <w:pStyle w:val="Normal"/>
+                    <w:widowControl/>
+                    <w:suppressAutoHyphens w:val="true"/>
                     <w:spacing w:before="0" w:after="0"/>
                     <w:jc w:val="start"/>
                     <w:rPr>
@@ -3218,6 +3104,38 @@
               </w:tc>
               <w:tc>
                 <w:tcPr>
+                  <w:tcW w:w="707" w:type="dxa"/>
+                  <w:tcBorders/>
+                  <w:vAlign w:val="center"/>
+                </w:tcPr>
+                <w:p>
+                  <w:pPr>
+                    <w:pStyle w:val="Normal"/>
+                    <w:widowControl/>
+                    <w:suppressAutoHyphens w:val="true"/>
+                    <w:spacing w:before="0" w:after="0"/>
+                    <w:jc w:val="start"/>
+                    <w:rPr>
+                      <w:rFonts w:ascii="Calibri" w:hAnsi="Calibri" w:cs="Calibri" w:asciiTheme="minorHAnsi" w:cstheme="minorHAnsi" w:hAnsiTheme="minorHAnsi"/>
+                      <w:b/>
+                      <w:sz w:val="22"/>
+                      <w:szCs w:val="22"/>
+                    </w:rPr>
+                  </w:pPr>
+                  <w:r>
+                    <w:rPr>
+                      <w:rFonts w:eastAsia="MS Gothic" w:cs="Segoe UI Symbol" w:ascii="Segoe UI Symbol" w:hAnsi="Segoe UI Symbol"/>
+                      <w:kern w:val="0"/>
+                      <w:sz w:val="22"/>
+                      <w:szCs w:val="22"/>
+                      <w:lang w:bidi="ar-SA"/>
+                    </w:rPr>
+                    <w:t>☐</w:t>
+                  </w:r>
+                </w:p>
+              </w:tc>
+              <w:tc>
+                <w:tcPr>
                   <w:tcW w:w="706" w:type="dxa"/>
                   <w:tcBorders/>
                   <w:vAlign w:val="center"/>
@@ -3226,6 +3144,7 @@
                   <w:pPr>
                     <w:pStyle w:val="Normal"/>
                     <w:widowControl/>
+                    <w:suppressAutoHyphens w:val="true"/>
                     <w:spacing w:before="0" w:after="0"/>
                     <w:jc w:val="start"/>
                     <w:rPr>
@@ -3249,14 +3168,15 @@
               </w:tc>
               <w:tc>
                 <w:tcPr>
-                  <w:tcW w:w="706" w:type="dxa"/>
-                  <w:tcBorders/>
-                  <w:vAlign w:val="center"/>
-                </w:tcPr>
-                <w:p>
-                  <w:pPr>
-                    <w:pStyle w:val="Normal"/>
-                    <w:widowControl/>
+                  <w:tcW w:w="1959" w:type="dxa"/>
+                  <w:tcBorders/>
+                  <w:vAlign w:val="bottom"/>
+                </w:tcPr>
+                <w:p>
+                  <w:pPr>
+                    <w:pStyle w:val="Normal"/>
+                    <w:widowControl/>
+                    <w:suppressAutoHyphens w:val="true"/>
                     <w:spacing w:before="0" w:after="0"/>
                     <w:jc w:val="start"/>
                     <w:rPr>
@@ -3268,43 +3188,10 @@
                   </w:pPr>
                   <w:r>
                     <w:rPr>
-                      <w:rFonts w:eastAsia="MS Gothic" w:cs="Segoe UI Symbol" w:ascii="Segoe UI Symbol" w:hAnsi="Segoe UI Symbol"/>
-                      <w:kern w:val="0"/>
-                      <w:sz w:val="22"/>
-                      <w:szCs w:val="22"/>
-                      <w:lang w:bidi="ar-SA"/>
-                    </w:rPr>
-                    <w:t>☐</w:t>
-                  </w:r>
-                </w:p>
-              </w:tc>
-              <w:tc>
-                <w:tcPr>
-                  <w:tcW w:w="1959" w:type="dxa"/>
-                  <w:tcBorders/>
-                  <w:vAlign w:val="bottom"/>
-                </w:tcPr>
-                <w:p>
-                  <w:pPr>
-                    <w:pStyle w:val="Normal"/>
-                    <w:widowControl/>
-                    <w:spacing w:before="0" w:after="0"/>
-                    <w:jc w:val="start"/>
-                    <w:rPr>
-                      <w:rFonts w:ascii="Calibri" w:hAnsi="Calibri" w:cs="Calibri" w:asciiTheme="minorHAnsi" w:cstheme="minorHAnsi" w:hAnsiTheme="minorHAnsi"/>
+                      <w:rFonts w:cs="Calibri" w:cstheme="minorHAnsi" w:ascii="Calibri" w:hAnsi="Calibri"/>
                       <w:b/>
                       <w:sz w:val="22"/>
                       <w:szCs w:val="22"/>
-                    </w:rPr>
-                  </w:pPr>
-                  <w:r>
-                    <w:rPr>
-                      <w:rFonts w:eastAsia="Times New Roman" w:cs="Calibri" w:cstheme="minorHAnsi" w:ascii="Calibri" w:hAnsi="Calibri"/>
-                      <w:b/>
-                      <w:kern w:val="0"/>
-                      <w:sz w:val="22"/>
-                      <w:szCs w:val="22"/>
-                      <w:lang w:bidi="ar-SA"/>
                     </w:rPr>
                   </w:r>
                 </w:p>
@@ -3325,6 +3212,7 @@
                   <w:pPr>
                     <w:pStyle w:val="Normal"/>
                     <w:widowControl/>
+                    <w:suppressAutoHyphens w:val="true"/>
                     <w:spacing w:before="0" w:after="0"/>
                     <w:jc w:val="start"/>
                     <w:rPr>
@@ -3348,65 +3236,62 @@
                   <w:pPr>
                     <w:pStyle w:val="Normal"/>
                     <w:widowControl/>
-                    <w:spacing w:before="0" w:after="0"/>
-                    <w:jc w:val="start"/>
-                    <w:rPr>
-                      <w:rFonts w:ascii="Calibri" w:hAnsi="Calibri" w:cs="Calibri" w:asciiTheme="minorHAnsi" w:cstheme="minorHAnsi" w:hAnsiTheme="minorHAnsi"/>
-                      <w:sz w:val="22"/>
-                      <w:szCs w:val="22"/>
-                    </w:rPr>
-                  </w:pPr>
-                  <w:r>
-                    <w:rPr>
-                      <w:rFonts w:eastAsia="Times New Roman" w:cs="Calibri" w:cstheme="minorHAnsi" w:ascii="Calibri" w:hAnsi="Calibri"/>
-                      <w:kern w:val="0"/>
-                      <w:sz w:val="22"/>
-                      <w:szCs w:val="22"/>
-                      <w:lang w:bidi="ar-SA"/>
-                    </w:rPr>
-                  </w:r>
-                </w:p>
-                <w:p>
-                  <w:pPr>
-                    <w:pStyle w:val="Normal"/>
-                    <w:widowControl/>
-                    <w:spacing w:before="0" w:after="0"/>
-                    <w:jc w:val="start"/>
-                    <w:rPr>
-                      <w:rFonts w:ascii="Calibri" w:hAnsi="Calibri" w:cs="Calibri" w:asciiTheme="minorHAnsi" w:cstheme="minorHAnsi" w:hAnsiTheme="minorHAnsi"/>
-                      <w:sz w:val="22"/>
-                      <w:szCs w:val="22"/>
-                    </w:rPr>
-                  </w:pPr>
-                  <w:r>
-                    <w:rPr>
-                      <w:rFonts w:eastAsia="Times New Roman" w:cs="Calibri" w:cstheme="minorHAnsi" w:ascii="Calibri" w:hAnsi="Calibri"/>
-                      <w:kern w:val="0"/>
-                      <w:sz w:val="22"/>
-                      <w:szCs w:val="22"/>
-                      <w:lang w:bidi="ar-SA"/>
-                    </w:rPr>
-                  </w:r>
-                </w:p>
-                <w:p>
-                  <w:pPr>
-                    <w:pStyle w:val="Normal"/>
-                    <w:widowControl/>
-                    <w:spacing w:before="0" w:after="0"/>
-                    <w:jc w:val="start"/>
-                    <w:rPr>
-                      <w:rFonts w:ascii="Calibri" w:hAnsi="Calibri" w:cs="Calibri" w:asciiTheme="minorHAnsi" w:cstheme="minorHAnsi" w:hAnsiTheme="minorHAnsi"/>
-                      <w:sz w:val="22"/>
-                      <w:szCs w:val="22"/>
-                    </w:rPr>
-                  </w:pPr>
-                  <w:r>
-                    <w:rPr>
-                      <w:rFonts w:eastAsia="Times New Roman" w:cs="Calibri" w:cstheme="minorHAnsi" w:ascii="Calibri" w:hAnsi="Calibri"/>
-                      <w:kern w:val="0"/>
-                      <w:sz w:val="22"/>
-                      <w:szCs w:val="22"/>
-                      <w:lang w:bidi="ar-SA"/>
+                    <w:suppressAutoHyphens w:val="true"/>
+                    <w:spacing w:before="0" w:after="0"/>
+                    <w:jc w:val="start"/>
+                    <w:rPr>
+                      <w:rFonts w:ascii="Calibri" w:hAnsi="Calibri" w:cs="Calibri" w:asciiTheme="minorHAnsi" w:cstheme="minorHAnsi" w:hAnsiTheme="minorHAnsi"/>
+                      <w:sz w:val="22"/>
+                      <w:szCs w:val="22"/>
+                    </w:rPr>
+                  </w:pPr>
+                  <w:r>
+                    <w:rPr>
+                      <w:rFonts w:cs="Calibri" w:cstheme="minorHAnsi" w:ascii="Calibri" w:hAnsi="Calibri"/>
+                      <w:sz w:val="22"/>
+                      <w:szCs w:val="22"/>
+                    </w:rPr>
+                  </w:r>
+                </w:p>
+                <w:p>
+                  <w:pPr>
+                    <w:pStyle w:val="Normal"/>
+                    <w:widowControl/>
+                    <w:suppressAutoHyphens w:val="true"/>
+                    <w:spacing w:before="0" w:after="0"/>
+                    <w:jc w:val="start"/>
+                    <w:rPr>
+                      <w:rFonts w:ascii="Calibri" w:hAnsi="Calibri" w:cs="Calibri" w:asciiTheme="minorHAnsi" w:cstheme="minorHAnsi" w:hAnsiTheme="minorHAnsi"/>
+                      <w:sz w:val="22"/>
+                      <w:szCs w:val="22"/>
+                    </w:rPr>
+                  </w:pPr>
+                  <w:r>
+                    <w:rPr>
+                      <w:rFonts w:cs="Calibri" w:cstheme="minorHAnsi" w:ascii="Calibri" w:hAnsi="Calibri"/>
+                      <w:sz w:val="22"/>
+                      <w:szCs w:val="22"/>
+                    </w:rPr>
+                  </w:r>
+                </w:p>
+                <w:p>
+                  <w:pPr>
+                    <w:pStyle w:val="Normal"/>
+                    <w:widowControl/>
+                    <w:suppressAutoHyphens w:val="true"/>
+                    <w:spacing w:before="0" w:after="0"/>
+                    <w:jc w:val="start"/>
+                    <w:rPr>
+                      <w:rFonts w:ascii="Calibri" w:hAnsi="Calibri" w:cs="Calibri" w:asciiTheme="minorHAnsi" w:cstheme="minorHAnsi" w:hAnsiTheme="minorHAnsi"/>
+                      <w:sz w:val="22"/>
+                      <w:szCs w:val="22"/>
+                    </w:rPr>
+                  </w:pPr>
+                  <w:r>
+                    <w:rPr>
+                      <w:rFonts w:cs="Calibri" w:cstheme="minorHAnsi" w:ascii="Calibri" w:hAnsi="Calibri"/>
+                      <w:sz w:val="22"/>
+                      <w:szCs w:val="22"/>
                     </w:rPr>
                   </w:r>
                 </w:p>
@@ -3421,6 +3306,7 @@
                   <w:pPr>
                     <w:pStyle w:val="Normal"/>
                     <w:widowControl/>
+                    <w:suppressAutoHyphens w:val="true"/>
                     <w:spacing w:before="0" w:after="0"/>
                     <w:jc w:val="start"/>
                     <w:rPr>
@@ -3432,12 +3318,10 @@
                   </w:pPr>
                   <w:r>
                     <w:rPr>
-                      <w:rFonts w:eastAsia="Times New Roman" w:cs="Calibri" w:cstheme="minorHAnsi" w:ascii="Calibri" w:hAnsi="Calibri"/>
+                      <w:rFonts w:cs="Calibri" w:cstheme="minorHAnsi" w:ascii="Calibri" w:hAnsi="Calibri"/>
                       <w:b/>
-                      <w:kern w:val="0"/>
-                      <w:sz w:val="22"/>
-                      <w:szCs w:val="22"/>
-                      <w:lang w:bidi="ar-SA"/>
+                      <w:sz w:val="22"/>
+                      <w:szCs w:val="22"/>
                     </w:rPr>
                   </w:r>
                 </w:p>
@@ -3456,6 +3340,7 @@
                 <w:szCs w:val="22"/>
               </w:rPr>
             </w:pPr>
+            <w:r/>
             <w:r>
               <w:rPr>
                 <w:rFonts w:cs="Calibri" w:ascii="Calibri" w:hAnsi="Calibri" w:asciiTheme="minorHAnsi" w:cstheme="minorHAnsi" w:hAnsiTheme="minorHAnsi"/>
@@ -3484,9 +3369,9 @@
             </w:tblPr>
             <w:tblGrid>
               <w:gridCol w:w="5949"/>
+              <w:gridCol w:w="707"/>
               <w:gridCol w:w="708"/>
-              <w:gridCol w:w="708"/>
-              <w:gridCol w:w="710"/>
+              <w:gridCol w:w="711"/>
               <w:gridCol w:w="1985"/>
             </w:tblGrid>
             <w:tr>
@@ -3501,6 +3386,7 @@
                   <w:pPr>
                     <w:pStyle w:val="Normal"/>
                     <w:widowControl/>
+                    <w:suppressAutoHyphens w:val="true"/>
                     <w:spacing w:before="0" w:after="0"/>
                     <w:jc w:val="start"/>
                     <w:rPr>
@@ -3527,7 +3413,7 @@
               </w:tc>
               <w:tc>
                 <w:tcPr>
-                  <w:tcW w:w="708" w:type="dxa"/>
+                  <w:tcW w:w="707" w:type="dxa"/>
                   <w:tcBorders/>
                   <w:shd w:color="auto" w:fill="BFBFBF" w:themeFill="background1" w:themeFillShade="bf" w:val="clear"/>
                 </w:tcPr>
@@ -3535,6 +3421,7 @@
                   <w:pPr>
                     <w:pStyle w:val="Normal"/>
                     <w:widowControl/>
+                    <w:suppressAutoHyphens w:val="true"/>
                     <w:spacing w:before="0" w:after="0"/>
                     <w:jc w:val="start"/>
                     <w:rPr>
@@ -3569,6 +3456,7 @@
                   <w:pPr>
                     <w:pStyle w:val="Normal"/>
                     <w:widowControl/>
+                    <w:suppressAutoHyphens w:val="true"/>
                     <w:spacing w:before="0" w:after="0"/>
                     <w:jc w:val="start"/>
                     <w:rPr>
@@ -3595,7 +3483,7 @@
               </w:tc>
               <w:tc>
                 <w:tcPr>
-                  <w:tcW w:w="710" w:type="dxa"/>
+                  <w:tcW w:w="711" w:type="dxa"/>
                   <w:tcBorders/>
                   <w:shd w:color="auto" w:fill="BFBFBF" w:themeFill="background1" w:themeFillShade="bf" w:val="clear"/>
                 </w:tcPr>
@@ -3603,6 +3491,7 @@
                   <w:pPr>
                     <w:pStyle w:val="Normal"/>
                     <w:widowControl/>
+                    <w:suppressAutoHyphens w:val="true"/>
                     <w:spacing w:before="0" w:after="0"/>
                     <w:jc w:val="start"/>
                     <w:rPr>
@@ -3637,6 +3526,7 @@
                   <w:pPr>
                     <w:pStyle w:val="Normal"/>
                     <w:widowControl/>
+                    <w:suppressAutoHyphens w:val="true"/>
                     <w:spacing w:before="0" w:after="0"/>
                     <w:jc w:val="start"/>
                     <w:rPr>
@@ -3676,6 +3566,7 @@
                   <w:pPr>
                     <w:pStyle w:val="Normal"/>
                     <w:widowControl/>
+                    <w:suppressAutoHyphens w:val="true"/>
                     <w:spacing w:before="0" w:after="0"/>
                     <w:jc w:val="start"/>
                     <w:rPr>
@@ -3698,6 +3589,37 @@
               </w:tc>
               <w:tc>
                 <w:tcPr>
+                  <w:tcW w:w="707" w:type="dxa"/>
+                  <w:tcBorders/>
+                  <w:vAlign w:val="center"/>
+                </w:tcPr>
+                <w:p>
+                  <w:pPr>
+                    <w:pStyle w:val="Normal"/>
+                    <w:widowControl/>
+                    <w:suppressAutoHyphens w:val="true"/>
+                    <w:spacing w:before="0" w:after="0"/>
+                    <w:jc w:val="start"/>
+                    <w:rPr>
+                      <w:rFonts w:ascii="Calibri" w:hAnsi="Calibri" w:cs="Calibri" w:asciiTheme="minorHAnsi" w:cstheme="minorHAnsi" w:hAnsiTheme="minorHAnsi"/>
+                      <w:sz w:val="22"/>
+                      <w:szCs w:val="22"/>
+                    </w:rPr>
+                  </w:pPr>
+                  <w:r>
+                    <w:rPr>
+                      <w:rFonts w:eastAsia="MS Gothic" w:cs="Calibri" w:hint="eastAsia" w:cstheme="minorHAnsi"/>
+                      <w:kern w:val="0"/>
+                      <w:sz w:val="22"/>
+                      <w:szCs w:val="22"/>
+                      <w:lang w:bidi="ar-SA"/>
+                    </w:rPr>
+                    <w:t>{#trainings.safeguarding.date}☒{/trainings.safeguarding.date}{^trainings.safeguarding.date}☐{/trainings.safeguarding.date}</w:t>
+                  </w:r>
+                </w:p>
+              </w:tc>
+              <w:tc>
+                <w:tcPr>
                   <w:tcW w:w="708" w:type="dxa"/>
                   <w:tcBorders/>
                   <w:vAlign w:val="center"/>
@@ -3706,36 +3628,7 @@
                   <w:pPr>
                     <w:pStyle w:val="Normal"/>
                     <w:widowControl/>
-                    <w:spacing w:before="0" w:after="0"/>
-                    <w:jc w:val="start"/>
-                    <w:rPr>
-                      <w:rFonts w:ascii="Calibri" w:hAnsi="Calibri" w:cs="Calibri" w:asciiTheme="minorHAnsi" w:cstheme="minorHAnsi" w:hAnsiTheme="minorHAnsi"/>
-                      <w:sz w:val="22"/>
-                      <w:szCs w:val="22"/>
-                    </w:rPr>
-                  </w:pPr>
-                  <w:r>
-                    <w:rPr>
-                      <w:rFonts w:eastAsia="MS Gothic" w:cs="Calibri" w:hint="eastAsia" w:cstheme="minorHAnsi"/>
-                      <w:kern w:val="0"/>
-                      <w:sz w:val="22"/>
-                      <w:szCs w:val="22"/>
-                      <w:lang w:bidi="ar-SA"/>
-                    </w:rPr>
-                    <w:t>{#trainings.safeguarding.date}☒{/trainings.safeguarding.date}{^trainings.safeguarding.date}☐{/trainings.safeguarding.date}</w:t>
-                  </w:r>
-                </w:p>
-              </w:tc>
-              <w:tc>
-                <w:tcPr>
-                  <w:tcW w:w="708" w:type="dxa"/>
-                  <w:tcBorders/>
-                  <w:vAlign w:val="center"/>
-                </w:tcPr>
-                <w:p>
-                  <w:pPr>
-                    <w:pStyle w:val="Normal"/>
-                    <w:widowControl/>
+                    <w:suppressAutoHyphens w:val="true"/>
                     <w:spacing w:before="0" w:after="0"/>
                     <w:jc w:val="start"/>
                     <w:rPr>
@@ -3758,7 +3651,7 @@
               </w:tc>
               <w:tc>
                 <w:tcPr>
-                  <w:tcW w:w="710" w:type="dxa"/>
+                  <w:tcW w:w="711" w:type="dxa"/>
                   <w:tcBorders/>
                   <w:shd w:color="auto" w:fill="D9D9D9" w:themeFill="background1" w:themeFillShade="d9" w:val="clear"/>
                   <w:vAlign w:val="center"/>
@@ -3767,21 +3660,20 @@
                   <w:pPr>
                     <w:pStyle w:val="Normal"/>
                     <w:widowControl/>
-                    <w:spacing w:before="0" w:after="0"/>
-                    <w:jc w:val="start"/>
-                    <w:rPr>
-                      <w:rFonts w:ascii="Calibri" w:hAnsi="Calibri" w:cs="Calibri" w:asciiTheme="minorHAnsi" w:cstheme="minorHAnsi" w:hAnsiTheme="minorHAnsi"/>
-                      <w:sz w:val="22"/>
-                      <w:szCs w:val="22"/>
-                    </w:rPr>
-                  </w:pPr>
-                  <w:r>
-                    <w:rPr>
-                      <w:rFonts w:eastAsia="Times New Roman" w:cs="Calibri" w:cstheme="minorHAnsi" w:ascii="Calibri" w:hAnsi="Calibri"/>
-                      <w:kern w:val="0"/>
-                      <w:sz w:val="22"/>
-                      <w:szCs w:val="22"/>
-                      <w:lang w:bidi="ar-SA"/>
+                    <w:suppressAutoHyphens w:val="true"/>
+                    <w:spacing w:before="0" w:after="0"/>
+                    <w:jc w:val="start"/>
+                    <w:rPr>
+                      <w:rFonts w:ascii="Calibri" w:hAnsi="Calibri" w:cs="Calibri" w:asciiTheme="minorHAnsi" w:cstheme="minorHAnsi" w:hAnsiTheme="minorHAnsi"/>
+                      <w:sz w:val="22"/>
+                      <w:szCs w:val="22"/>
+                    </w:rPr>
+                  </w:pPr>
+                  <w:r>
+                    <w:rPr>
+                      <w:rFonts w:cs="Calibri" w:cstheme="minorHAnsi" w:ascii="Calibri" w:hAnsi="Calibri"/>
+                      <w:sz w:val="22"/>
+                      <w:szCs w:val="22"/>
                     </w:rPr>
                   </w:r>
                 </w:p>
@@ -3795,6 +3687,7 @@
                   <w:pPr>
                     <w:pStyle w:val="Normal"/>
                     <w:widowControl/>
+                    <w:suppressAutoHyphens w:val="true"/>
                     <w:spacing w:before="0" w:after="0"/>
                     <w:jc w:val="start"/>
                     <w:rPr>
@@ -3830,6 +3723,7 @@
                   <w:pPr>
                     <w:pStyle w:val="Normal"/>
                     <w:widowControl/>
+                    <w:suppressAutoHyphens w:val="true"/>
                     <w:spacing w:before="0" w:after="0"/>
                     <w:jc w:val="start"/>
                     <w:rPr>
@@ -3852,6 +3746,37 @@
               </w:tc>
               <w:tc>
                 <w:tcPr>
+                  <w:tcW w:w="707" w:type="dxa"/>
+                  <w:tcBorders/>
+                  <w:vAlign w:val="center"/>
+                </w:tcPr>
+                <w:p>
+                  <w:pPr>
+                    <w:pStyle w:val="Normal"/>
+                    <w:widowControl/>
+                    <w:suppressAutoHyphens w:val="true"/>
+                    <w:spacing w:before="0" w:after="0"/>
+                    <w:jc w:val="start"/>
+                    <w:rPr>
+                      <w:rFonts w:ascii="Calibri" w:hAnsi="Calibri" w:cs="Calibri" w:asciiTheme="minorHAnsi" w:cstheme="minorHAnsi" w:hAnsiTheme="minorHAnsi"/>
+                      <w:sz w:val="22"/>
+                      <w:szCs w:val="22"/>
+                    </w:rPr>
+                  </w:pPr>
+                  <w:r>
+                    <w:rPr>
+                      <w:rFonts w:eastAsia="MS Gothic" w:cs="Calibri" w:hint="eastAsia" w:cstheme="minorHAnsi"/>
+                      <w:kern w:val="0"/>
+                      <w:sz w:val="22"/>
+                      <w:szCs w:val="22"/>
+                      <w:lang w:bidi="ar-SA"/>
+                    </w:rPr>
+                    <w:t>{#trainings.movingAndHandling.date}☒{/trainings.movingAndHandling.date}{^trainings.movingAndHandling.date}☐{/trainings.movingAndHandling.date}</w:t>
+                  </w:r>
+                </w:p>
+              </w:tc>
+              <w:tc>
+                <w:tcPr>
                   <w:tcW w:w="708" w:type="dxa"/>
                   <w:tcBorders/>
                   <w:vAlign w:val="center"/>
@@ -3860,36 +3785,7 @@
                   <w:pPr>
                     <w:pStyle w:val="Normal"/>
                     <w:widowControl/>
-                    <w:spacing w:before="0" w:after="0"/>
-                    <w:jc w:val="start"/>
-                    <w:rPr>
-                      <w:rFonts w:ascii="Calibri" w:hAnsi="Calibri" w:cs="Calibri" w:asciiTheme="minorHAnsi" w:cstheme="minorHAnsi" w:hAnsiTheme="minorHAnsi"/>
-                      <w:sz w:val="22"/>
-                      <w:szCs w:val="22"/>
-                    </w:rPr>
-                  </w:pPr>
-                  <w:r>
-                    <w:rPr>
-                      <w:rFonts w:eastAsia="MS Gothic" w:cs="Calibri" w:hint="eastAsia" w:cstheme="minorHAnsi"/>
-                      <w:kern w:val="0"/>
-                      <w:sz w:val="22"/>
-                      <w:szCs w:val="22"/>
-                      <w:lang w:bidi="ar-SA"/>
-                    </w:rPr>
-                    <w:t>{#trainings.movingAndHandling.date}☒{/trainings.movingAndHandling.date}{^trainings.movingAndHandling.date}☐{/trainings.movingAndHandling.date}</w:t>
-                  </w:r>
-                </w:p>
-              </w:tc>
-              <w:tc>
-                <w:tcPr>
-                  <w:tcW w:w="708" w:type="dxa"/>
-                  <w:tcBorders/>
-                  <w:vAlign w:val="center"/>
-                </w:tcPr>
-                <w:p>
-                  <w:pPr>
-                    <w:pStyle w:val="Normal"/>
-                    <w:widowControl/>
+                    <w:suppressAutoHyphens w:val="true"/>
                     <w:spacing w:before="0" w:after="0"/>
                     <w:jc w:val="start"/>
                     <w:rPr>
@@ -3912,7 +3808,7 @@
               </w:tc>
               <w:tc>
                 <w:tcPr>
-                  <w:tcW w:w="710" w:type="dxa"/>
+                  <w:tcW w:w="711" w:type="dxa"/>
                   <w:tcBorders/>
                   <w:shd w:color="auto" w:fill="D9D9D9" w:themeFill="background1" w:themeFillShade="d9" w:val="clear"/>
                   <w:vAlign w:val="center"/>
@@ -3921,21 +3817,20 @@
                   <w:pPr>
                     <w:pStyle w:val="Normal"/>
                     <w:widowControl/>
-                    <w:spacing w:before="0" w:after="0"/>
-                    <w:jc w:val="start"/>
-                    <w:rPr>
-                      <w:rFonts w:ascii="Calibri" w:hAnsi="Calibri" w:cs="Calibri" w:asciiTheme="minorHAnsi" w:cstheme="minorHAnsi" w:hAnsiTheme="minorHAnsi"/>
-                      <w:sz w:val="22"/>
-                      <w:szCs w:val="22"/>
-                    </w:rPr>
-                  </w:pPr>
-                  <w:r>
-                    <w:rPr>
-                      <w:rFonts w:eastAsia="Times New Roman" w:cs="Calibri" w:cstheme="minorHAnsi" w:ascii="Calibri" w:hAnsi="Calibri"/>
-                      <w:kern w:val="0"/>
-                      <w:sz w:val="22"/>
-                      <w:szCs w:val="22"/>
-                      <w:lang w:bidi="ar-SA"/>
+                    <w:suppressAutoHyphens w:val="true"/>
+                    <w:spacing w:before="0" w:after="0"/>
+                    <w:jc w:val="start"/>
+                    <w:rPr>
+                      <w:rFonts w:ascii="Calibri" w:hAnsi="Calibri" w:cs="Calibri" w:asciiTheme="minorHAnsi" w:cstheme="minorHAnsi" w:hAnsiTheme="minorHAnsi"/>
+                      <w:sz w:val="22"/>
+                      <w:szCs w:val="22"/>
+                    </w:rPr>
+                  </w:pPr>
+                  <w:r>
+                    <w:rPr>
+                      <w:rFonts w:cs="Calibri" w:cstheme="minorHAnsi" w:ascii="Calibri" w:hAnsi="Calibri"/>
+                      <w:sz w:val="22"/>
+                      <w:szCs w:val="22"/>
                     </w:rPr>
                   </w:r>
                 </w:p>
@@ -3949,6 +3844,7 @@
                   <w:pPr>
                     <w:pStyle w:val="Normal"/>
                     <w:widowControl/>
+                    <w:suppressAutoHyphens w:val="true"/>
                     <w:spacing w:before="0" w:after="0"/>
                     <w:jc w:val="start"/>
                     <w:rPr>
@@ -3984,6 +3880,7 @@
                   <w:pPr>
                     <w:pStyle w:val="Normal"/>
                     <w:widowControl/>
+                    <w:suppressAutoHyphens w:val="true"/>
                     <w:spacing w:before="0" w:after="0"/>
                     <w:jc w:val="start"/>
                     <w:rPr>
@@ -4006,6 +3903,37 @@
               </w:tc>
               <w:tc>
                 <w:tcPr>
+                  <w:tcW w:w="707" w:type="dxa"/>
+                  <w:tcBorders/>
+                  <w:vAlign w:val="center"/>
+                </w:tcPr>
+                <w:p>
+                  <w:pPr>
+                    <w:pStyle w:val="Normal"/>
+                    <w:widowControl/>
+                    <w:suppressAutoHyphens w:val="true"/>
+                    <w:spacing w:before="0" w:after="0"/>
+                    <w:jc w:val="start"/>
+                    <w:rPr>
+                      <w:rFonts w:ascii="Calibri" w:hAnsi="Calibri" w:cs="Calibri" w:asciiTheme="minorHAnsi" w:cstheme="minorHAnsi" w:hAnsiTheme="minorHAnsi"/>
+                      <w:sz w:val="22"/>
+                      <w:szCs w:val="22"/>
+                    </w:rPr>
+                  </w:pPr>
+                  <w:r>
+                    <w:rPr>
+                      <w:rFonts w:eastAsia="MS Gothic" w:cs="Calibri" w:hint="eastAsia" w:cstheme="minorHAnsi"/>
+                      <w:kern w:val="0"/>
+                      <w:sz w:val="22"/>
+                      <w:szCs w:val="22"/>
+                      <w:lang w:bidi="ar-SA"/>
+                    </w:rPr>
+                    <w:t>{#trainings.infectionPreventionAndControl.date}☒{/trainings.infectionPreventionAndControl.date}{^trainings.infectionPreventionAndControl.date}☐{/trainings.infectionPreventionAndControl.date}</w:t>
+                  </w:r>
+                </w:p>
+              </w:tc>
+              <w:tc>
+                <w:tcPr>
                   <w:tcW w:w="708" w:type="dxa"/>
                   <w:tcBorders/>
                   <w:vAlign w:val="center"/>
@@ -4014,36 +3942,7 @@
                   <w:pPr>
                     <w:pStyle w:val="Normal"/>
                     <w:widowControl/>
-                    <w:spacing w:before="0" w:after="0"/>
-                    <w:jc w:val="start"/>
-                    <w:rPr>
-                      <w:rFonts w:ascii="Calibri" w:hAnsi="Calibri" w:cs="Calibri" w:asciiTheme="minorHAnsi" w:cstheme="minorHAnsi" w:hAnsiTheme="minorHAnsi"/>
-                      <w:sz w:val="22"/>
-                      <w:szCs w:val="22"/>
-                    </w:rPr>
-                  </w:pPr>
-                  <w:r>
-                    <w:rPr>
-                      <w:rFonts w:eastAsia="MS Gothic" w:cs="Calibri" w:hint="eastAsia" w:cstheme="minorHAnsi"/>
-                      <w:kern w:val="0"/>
-                      <w:sz w:val="22"/>
-                      <w:szCs w:val="22"/>
-                      <w:lang w:bidi="ar-SA"/>
-                    </w:rPr>
-                    <w:t>{#trainings.infectionPreventionAndControl.date}☒{/trainings.infectionPreventionAndControl.date}{^trainings.infectionPreventionAndControl.date}☐{/trainings.infectionPreventionAndControl.date}</w:t>
-                  </w:r>
-                </w:p>
-              </w:tc>
-              <w:tc>
-                <w:tcPr>
-                  <w:tcW w:w="708" w:type="dxa"/>
-                  <w:tcBorders/>
-                  <w:vAlign w:val="center"/>
-                </w:tcPr>
-                <w:p>
-                  <w:pPr>
-                    <w:pStyle w:val="Normal"/>
-                    <w:widowControl/>
+                    <w:suppressAutoHyphens w:val="true"/>
                     <w:spacing w:before="0" w:after="0"/>
                     <w:jc w:val="start"/>
                     <w:rPr>
@@ -4066,7 +3965,7 @@
               </w:tc>
               <w:tc>
                 <w:tcPr>
-                  <w:tcW w:w="710" w:type="dxa"/>
+                  <w:tcW w:w="711" w:type="dxa"/>
                   <w:tcBorders/>
                   <w:shd w:color="auto" w:fill="D9D9D9" w:themeFill="background1" w:themeFillShade="d9" w:val="clear"/>
                   <w:vAlign w:val="center"/>
@@ -4075,21 +3974,20 @@
                   <w:pPr>
                     <w:pStyle w:val="Normal"/>
                     <w:widowControl/>
-                    <w:spacing w:before="0" w:after="0"/>
-                    <w:jc w:val="start"/>
-                    <w:rPr>
-                      <w:rFonts w:ascii="Calibri" w:hAnsi="Calibri" w:cs="Calibri" w:asciiTheme="minorHAnsi" w:cstheme="minorHAnsi" w:hAnsiTheme="minorHAnsi"/>
-                      <w:sz w:val="22"/>
-                      <w:szCs w:val="22"/>
-                    </w:rPr>
-                  </w:pPr>
-                  <w:r>
-                    <w:rPr>
-                      <w:rFonts w:eastAsia="Times New Roman" w:cs="Calibri" w:cstheme="minorHAnsi" w:ascii="Calibri" w:hAnsi="Calibri"/>
-                      <w:kern w:val="0"/>
-                      <w:sz w:val="22"/>
-                      <w:szCs w:val="22"/>
-                      <w:lang w:bidi="ar-SA"/>
+                    <w:suppressAutoHyphens w:val="true"/>
+                    <w:spacing w:before="0" w:after="0"/>
+                    <w:jc w:val="start"/>
+                    <w:rPr>
+                      <w:rFonts w:ascii="Calibri" w:hAnsi="Calibri" w:cs="Calibri" w:asciiTheme="minorHAnsi" w:cstheme="minorHAnsi" w:hAnsiTheme="minorHAnsi"/>
+                      <w:sz w:val="22"/>
+                      <w:szCs w:val="22"/>
+                    </w:rPr>
+                  </w:pPr>
+                  <w:r>
+                    <w:rPr>
+                      <w:rFonts w:cs="Calibri" w:cstheme="minorHAnsi" w:ascii="Calibri" w:hAnsi="Calibri"/>
+                      <w:sz w:val="22"/>
+                      <w:szCs w:val="22"/>
                     </w:rPr>
                   </w:r>
                 </w:p>
@@ -4103,6 +4001,7 @@
                   <w:pPr>
                     <w:pStyle w:val="Normal"/>
                     <w:widowControl/>
+                    <w:suppressAutoHyphens w:val="true"/>
                     <w:spacing w:before="0" w:after="0"/>
                     <w:jc w:val="start"/>
                     <w:rPr>
@@ -4138,6 +4037,7 @@
                   <w:pPr>
                     <w:pStyle w:val="Normal"/>
                     <w:widowControl/>
+                    <w:suppressAutoHyphens w:val="true"/>
                     <w:spacing w:before="0" w:after="0"/>
                     <w:jc w:val="start"/>
                     <w:rPr>
@@ -4160,6 +4060,37 @@
               </w:tc>
               <w:tc>
                 <w:tcPr>
+                  <w:tcW w:w="707" w:type="dxa"/>
+                  <w:tcBorders/>
+                  <w:vAlign w:val="center"/>
+                </w:tcPr>
+                <w:p>
+                  <w:pPr>
+                    <w:pStyle w:val="Normal"/>
+                    <w:widowControl/>
+                    <w:suppressAutoHyphens w:val="true"/>
+                    <w:spacing w:before="0" w:after="0"/>
+                    <w:jc w:val="start"/>
+                    <w:rPr>
+                      <w:rFonts w:ascii="Calibri" w:hAnsi="Calibri" w:cs="Calibri" w:asciiTheme="minorHAnsi" w:cstheme="minorHAnsi" w:hAnsiTheme="minorHAnsi"/>
+                      <w:sz w:val="22"/>
+                      <w:szCs w:val="22"/>
+                    </w:rPr>
+                  </w:pPr>
+                  <w:r>
+                    <w:rPr>
+                      <w:rFonts w:eastAsia="MS Gothic" w:cs="Calibri" w:hint="eastAsia" w:cstheme="minorHAnsi"/>
+                      <w:kern w:val="0"/>
+                      <w:sz w:val="22"/>
+                      <w:szCs w:val="22"/>
+                      <w:lang w:bidi="ar-SA"/>
+                    </w:rPr>
+                    <w:t>{#trainings.informationGovernance.date}☒{/trainings.informationGovernance.date}{^trainings.informationGovernance.date}☐{/trainings.informationGovernance.date}</w:t>
+                  </w:r>
+                </w:p>
+              </w:tc>
+              <w:tc>
+                <w:tcPr>
                   <w:tcW w:w="708" w:type="dxa"/>
                   <w:tcBorders/>
                   <w:vAlign w:val="center"/>
@@ -4168,36 +4099,7 @@
                   <w:pPr>
                     <w:pStyle w:val="Normal"/>
                     <w:widowControl/>
-                    <w:spacing w:before="0" w:after="0"/>
-                    <w:jc w:val="start"/>
-                    <w:rPr>
-                      <w:rFonts w:ascii="Calibri" w:hAnsi="Calibri" w:cs="Calibri" w:asciiTheme="minorHAnsi" w:cstheme="minorHAnsi" w:hAnsiTheme="minorHAnsi"/>
-                      <w:sz w:val="22"/>
-                      <w:szCs w:val="22"/>
-                    </w:rPr>
-                  </w:pPr>
-                  <w:r>
-                    <w:rPr>
-                      <w:rFonts w:eastAsia="MS Gothic" w:cs="Calibri" w:hint="eastAsia" w:cstheme="minorHAnsi"/>
-                      <w:kern w:val="0"/>
-                      <w:sz w:val="22"/>
-                      <w:szCs w:val="22"/>
-                      <w:lang w:bidi="ar-SA"/>
-                    </w:rPr>
-                    <w:t>{#trainings.informationGovernance.date}☒{/trainings.informationGovernance.date}{^trainings.informationGovernance.date}☐{/trainings.informationGovernance.date}</w:t>
-                  </w:r>
-                </w:p>
-              </w:tc>
-              <w:tc>
-                <w:tcPr>
-                  <w:tcW w:w="708" w:type="dxa"/>
-                  <w:tcBorders/>
-                  <w:vAlign w:val="center"/>
-                </w:tcPr>
-                <w:p>
-                  <w:pPr>
-                    <w:pStyle w:val="Normal"/>
-                    <w:widowControl/>
+                    <w:suppressAutoHyphens w:val="true"/>
                     <w:spacing w:before="0" w:after="0"/>
                     <w:jc w:val="start"/>
                     <w:rPr>
@@ -4220,7 +4122,7 @@
               </w:tc>
               <w:tc>
                 <w:tcPr>
-                  <w:tcW w:w="710" w:type="dxa"/>
+                  <w:tcW w:w="711" w:type="dxa"/>
                   <w:tcBorders/>
                   <w:shd w:color="auto" w:fill="D9D9D9" w:themeFill="background1" w:themeFillShade="d9" w:val="clear"/>
                   <w:vAlign w:val="center"/>
@@ -4229,21 +4131,20 @@
                   <w:pPr>
                     <w:pStyle w:val="Normal"/>
                     <w:widowControl/>
-                    <w:spacing w:before="0" w:after="0"/>
-                    <w:jc w:val="start"/>
-                    <w:rPr>
-                      <w:rFonts w:ascii="Calibri" w:hAnsi="Calibri" w:cs="Calibri" w:asciiTheme="minorHAnsi" w:cstheme="minorHAnsi" w:hAnsiTheme="minorHAnsi"/>
-                      <w:sz w:val="22"/>
-                      <w:szCs w:val="22"/>
-                    </w:rPr>
-                  </w:pPr>
-                  <w:r>
-                    <w:rPr>
-                      <w:rFonts w:eastAsia="Times New Roman" w:cs="Calibri" w:cstheme="minorHAnsi" w:ascii="Calibri" w:hAnsi="Calibri"/>
-                      <w:kern w:val="0"/>
-                      <w:sz w:val="22"/>
-                      <w:szCs w:val="22"/>
-                      <w:lang w:bidi="ar-SA"/>
+                    <w:suppressAutoHyphens w:val="true"/>
+                    <w:spacing w:before="0" w:after="0"/>
+                    <w:jc w:val="start"/>
+                    <w:rPr>
+                      <w:rFonts w:ascii="Calibri" w:hAnsi="Calibri" w:cs="Calibri" w:asciiTheme="minorHAnsi" w:cstheme="minorHAnsi" w:hAnsiTheme="minorHAnsi"/>
+                      <w:sz w:val="22"/>
+                      <w:szCs w:val="22"/>
+                    </w:rPr>
+                  </w:pPr>
+                  <w:r>
+                    <w:rPr>
+                      <w:rFonts w:cs="Calibri" w:cstheme="minorHAnsi" w:ascii="Calibri" w:hAnsi="Calibri"/>
+                      <w:sz w:val="22"/>
+                      <w:szCs w:val="22"/>
                     </w:rPr>
                   </w:r>
                 </w:p>
@@ -4257,6 +4158,7 @@
                   <w:pPr>
                     <w:pStyle w:val="Normal"/>
                     <w:widowControl/>
+                    <w:suppressAutoHyphens w:val="true"/>
                     <w:spacing w:before="0" w:after="0"/>
                     <w:jc w:val="start"/>
                     <w:rPr>
@@ -4292,6 +4194,7 @@
                   <w:pPr>
                     <w:pStyle w:val="Normal"/>
                     <w:widowControl/>
+                    <w:suppressAutoHyphens w:val="true"/>
                     <w:spacing w:before="0" w:after="0"/>
                     <w:jc w:val="start"/>
                     <w:rPr>
@@ -4314,6 +4217,37 @@
               </w:tc>
               <w:tc>
                 <w:tcPr>
+                  <w:tcW w:w="707" w:type="dxa"/>
+                  <w:tcBorders/>
+                  <w:vAlign w:val="center"/>
+                </w:tcPr>
+                <w:p>
+                  <w:pPr>
+                    <w:pStyle w:val="Normal"/>
+                    <w:widowControl/>
+                    <w:suppressAutoHyphens w:val="true"/>
+                    <w:spacing w:before="0" w:after="0"/>
+                    <w:jc w:val="start"/>
+                    <w:rPr>
+                      <w:rFonts w:ascii="Calibri" w:hAnsi="Calibri" w:cs="Calibri" w:asciiTheme="minorHAnsi" w:cstheme="minorHAnsi" w:hAnsiTheme="minorHAnsi"/>
+                      <w:sz w:val="22"/>
+                      <w:szCs w:val="22"/>
+                    </w:rPr>
+                  </w:pPr>
+                  <w:r>
+                    <w:rPr>
+                      <w:rFonts w:eastAsia="MS Gothic" w:cs="Calibri" w:hint="eastAsia" w:cstheme="minorHAnsi"/>
+                      <w:kern w:val="0"/>
+                      <w:sz w:val="22"/>
+                      <w:szCs w:val="22"/>
+                      <w:lang w:bidi="ar-SA"/>
+                    </w:rPr>
+                    <w:t>{#trainings.fireSafety.date}☒{/trainings.fireSafety.date}{^trainings.fireSafety.date}☐{/trainings.fireSafety.date}</w:t>
+                  </w:r>
+                </w:p>
+              </w:tc>
+              <w:tc>
+                <w:tcPr>
                   <w:tcW w:w="708" w:type="dxa"/>
                   <w:tcBorders/>
                   <w:vAlign w:val="center"/>
@@ -4322,36 +4256,7 @@
                   <w:pPr>
                     <w:pStyle w:val="Normal"/>
                     <w:widowControl/>
-                    <w:spacing w:before="0" w:after="0"/>
-                    <w:jc w:val="start"/>
-                    <w:rPr>
-                      <w:rFonts w:ascii="Calibri" w:hAnsi="Calibri" w:cs="Calibri" w:asciiTheme="minorHAnsi" w:cstheme="minorHAnsi" w:hAnsiTheme="minorHAnsi"/>
-                      <w:sz w:val="22"/>
-                      <w:szCs w:val="22"/>
-                    </w:rPr>
-                  </w:pPr>
-                  <w:r>
-                    <w:rPr>
-                      <w:rFonts w:eastAsia="MS Gothic" w:cs="Calibri" w:hint="eastAsia" w:cstheme="minorHAnsi"/>
-                      <w:kern w:val="0"/>
-                      <w:sz w:val="22"/>
-                      <w:szCs w:val="22"/>
-                      <w:lang w:bidi="ar-SA"/>
-                    </w:rPr>
-                    <w:t>{#trainings.fireSafety.date}☒{/trainings.fireSafety.date}{^trainings.fireSafety.date}☐{/trainings.fireSafety.date}</w:t>
-                  </w:r>
-                </w:p>
-              </w:tc>
-              <w:tc>
-                <w:tcPr>
-                  <w:tcW w:w="708" w:type="dxa"/>
-                  <w:tcBorders/>
-                  <w:vAlign w:val="center"/>
-                </w:tcPr>
-                <w:p>
-                  <w:pPr>
-                    <w:pStyle w:val="Normal"/>
-                    <w:widowControl/>
+                    <w:suppressAutoHyphens w:val="true"/>
                     <w:spacing w:before="0" w:after="0"/>
                     <w:jc w:val="start"/>
                     <w:rPr>
@@ -4374,7 +4279,7 @@
               </w:tc>
               <w:tc>
                 <w:tcPr>
-                  <w:tcW w:w="710" w:type="dxa"/>
+                  <w:tcW w:w="711" w:type="dxa"/>
                   <w:tcBorders/>
                   <w:shd w:color="auto" w:fill="D9D9D9" w:themeFill="background1" w:themeFillShade="d9" w:val="clear"/>
                   <w:vAlign w:val="center"/>
@@ -4383,21 +4288,20 @@
                   <w:pPr>
                     <w:pStyle w:val="Normal"/>
                     <w:widowControl/>
-                    <w:spacing w:before="0" w:after="0"/>
-                    <w:jc w:val="start"/>
-                    <w:rPr>
-                      <w:rFonts w:ascii="Calibri" w:hAnsi="Calibri" w:cs="Calibri" w:asciiTheme="minorHAnsi" w:cstheme="minorHAnsi" w:hAnsiTheme="minorHAnsi"/>
-                      <w:sz w:val="22"/>
-                      <w:szCs w:val="22"/>
-                    </w:rPr>
-                  </w:pPr>
-                  <w:r>
-                    <w:rPr>
-                      <w:rFonts w:eastAsia="Times New Roman" w:cs="Calibri" w:cstheme="minorHAnsi" w:ascii="Calibri" w:hAnsi="Calibri"/>
-                      <w:kern w:val="0"/>
-                      <w:sz w:val="22"/>
-                      <w:szCs w:val="22"/>
-                      <w:lang w:bidi="ar-SA"/>
+                    <w:suppressAutoHyphens w:val="true"/>
+                    <w:spacing w:before="0" w:after="0"/>
+                    <w:jc w:val="start"/>
+                    <w:rPr>
+                      <w:rFonts w:ascii="Calibri" w:hAnsi="Calibri" w:cs="Calibri" w:asciiTheme="minorHAnsi" w:cstheme="minorHAnsi" w:hAnsiTheme="minorHAnsi"/>
+                      <w:sz w:val="22"/>
+                      <w:szCs w:val="22"/>
+                    </w:rPr>
+                  </w:pPr>
+                  <w:r>
+                    <w:rPr>
+                      <w:rFonts w:cs="Calibri" w:cstheme="minorHAnsi" w:ascii="Calibri" w:hAnsi="Calibri"/>
+                      <w:sz w:val="22"/>
+                      <w:szCs w:val="22"/>
                     </w:rPr>
                   </w:r>
                 </w:p>
@@ -4412,6 +4316,7 @@
                   <w:pPr>
                     <w:pStyle w:val="Normal"/>
                     <w:widowControl/>
+                    <w:suppressAutoHyphens w:val="true"/>
                     <w:spacing w:before="0" w:after="0"/>
                     <w:jc w:val="start"/>
                     <w:rPr>
@@ -4447,6 +4352,7 @@
                   <w:pPr>
                     <w:pStyle w:val="Normal"/>
                     <w:widowControl/>
+                    <w:suppressAutoHyphens w:val="true"/>
                     <w:spacing w:before="0" w:after="0"/>
                     <w:jc w:val="start"/>
                     <w:rPr>
@@ -4469,6 +4375,37 @@
               </w:tc>
               <w:tc>
                 <w:tcPr>
+                  <w:tcW w:w="707" w:type="dxa"/>
+                  <w:tcBorders/>
+                  <w:vAlign w:val="center"/>
+                </w:tcPr>
+                <w:p>
+                  <w:pPr>
+                    <w:pStyle w:val="Normal"/>
+                    <w:widowControl/>
+                    <w:suppressAutoHyphens w:val="true"/>
+                    <w:spacing w:before="0" w:after="0"/>
+                    <w:jc w:val="start"/>
+                    <w:rPr>
+                      <w:rFonts w:ascii="Calibri" w:hAnsi="Calibri" w:cs="Calibri" w:asciiTheme="minorHAnsi" w:cstheme="minorHAnsi" w:hAnsiTheme="minorHAnsi"/>
+                      <w:sz w:val="22"/>
+                      <w:szCs w:val="22"/>
+                    </w:rPr>
+                  </w:pPr>
+                  <w:r>
+                    <w:rPr>
+                      <w:rFonts w:eastAsia="MS Gothic" w:cs="Calibri" w:hint="eastAsia" w:cstheme="minorHAnsi"/>
+                      <w:kern w:val="0"/>
+                      <w:sz w:val="22"/>
+                      <w:szCs w:val="22"/>
+                      <w:lang w:bidi="ar-SA"/>
+                    </w:rPr>
+                    <w:t>{#trainings.healthAndSafety.date}☒{/trainings.healthAndSafety.date}{^trainings.healthAndSafety.date}☐{/trainings.healthAndSafety.date}</w:t>
+                  </w:r>
+                </w:p>
+              </w:tc>
+              <w:tc>
+                <w:tcPr>
                   <w:tcW w:w="708" w:type="dxa"/>
                   <w:tcBorders/>
                   <w:vAlign w:val="center"/>
@@ -4477,36 +4414,7 @@
                   <w:pPr>
                     <w:pStyle w:val="Normal"/>
                     <w:widowControl/>
-                    <w:spacing w:before="0" w:after="0"/>
-                    <w:jc w:val="start"/>
-                    <w:rPr>
-                      <w:rFonts w:ascii="Calibri" w:hAnsi="Calibri" w:cs="Calibri" w:asciiTheme="minorHAnsi" w:cstheme="minorHAnsi" w:hAnsiTheme="minorHAnsi"/>
-                      <w:sz w:val="22"/>
-                      <w:szCs w:val="22"/>
-                    </w:rPr>
-                  </w:pPr>
-                  <w:r>
-                    <w:rPr>
-                      <w:rFonts w:eastAsia="MS Gothic" w:cs="Calibri" w:hint="eastAsia" w:cstheme="minorHAnsi"/>
-                      <w:kern w:val="0"/>
-                      <w:sz w:val="22"/>
-                      <w:szCs w:val="22"/>
-                      <w:lang w:bidi="ar-SA"/>
-                    </w:rPr>
-                    <w:t>{#trainings.healthAndSafety.date}☒{/trainings.healthAndSafety.date}{^trainings.healthAndSafety.date}☐{/trainings.healthAndSafety.date}</w:t>
-                  </w:r>
-                </w:p>
-              </w:tc>
-              <w:tc>
-                <w:tcPr>
-                  <w:tcW w:w="708" w:type="dxa"/>
-                  <w:tcBorders/>
-                  <w:vAlign w:val="center"/>
-                </w:tcPr>
-                <w:p>
-                  <w:pPr>
-                    <w:pStyle w:val="Normal"/>
-                    <w:widowControl/>
+                    <w:suppressAutoHyphens w:val="true"/>
                     <w:spacing w:before="0" w:after="0"/>
                     <w:jc w:val="start"/>
                     <w:rPr>
@@ -4529,7 +4437,7 @@
               </w:tc>
               <w:tc>
                 <w:tcPr>
-                  <w:tcW w:w="710" w:type="dxa"/>
+                  <w:tcW w:w="711" w:type="dxa"/>
                   <w:tcBorders/>
                   <w:shd w:color="auto" w:fill="D9D9D9" w:themeFill="background1" w:themeFillShade="d9" w:val="clear"/>
                   <w:vAlign w:val="center"/>
@@ -4538,21 +4446,20 @@
                   <w:pPr>
                     <w:pStyle w:val="Normal"/>
                     <w:widowControl/>
-                    <w:spacing w:before="0" w:after="0"/>
-                    <w:jc w:val="start"/>
-                    <w:rPr>
-                      <w:rFonts w:ascii="Calibri" w:hAnsi="Calibri" w:cs="Calibri" w:asciiTheme="minorHAnsi" w:cstheme="minorHAnsi" w:hAnsiTheme="minorHAnsi"/>
-                      <w:sz w:val="22"/>
-                      <w:szCs w:val="22"/>
-                    </w:rPr>
-                  </w:pPr>
-                  <w:r>
-                    <w:rPr>
-                      <w:rFonts w:eastAsia="Times New Roman" w:cs="Calibri" w:cstheme="minorHAnsi" w:ascii="Calibri" w:hAnsi="Calibri"/>
-                      <w:kern w:val="0"/>
-                      <w:sz w:val="22"/>
-                      <w:szCs w:val="22"/>
-                      <w:lang w:bidi="ar-SA"/>
+                    <w:suppressAutoHyphens w:val="true"/>
+                    <w:spacing w:before="0" w:after="0"/>
+                    <w:jc w:val="start"/>
+                    <w:rPr>
+                      <w:rFonts w:ascii="Calibri" w:hAnsi="Calibri" w:cs="Calibri" w:asciiTheme="minorHAnsi" w:cstheme="minorHAnsi" w:hAnsiTheme="minorHAnsi"/>
+                      <w:sz w:val="22"/>
+                      <w:szCs w:val="22"/>
+                    </w:rPr>
+                  </w:pPr>
+                  <w:r>
+                    <w:rPr>
+                      <w:rFonts w:cs="Calibri" w:cstheme="minorHAnsi" w:ascii="Calibri" w:hAnsi="Calibri"/>
+                      <w:sz w:val="22"/>
+                      <w:szCs w:val="22"/>
                     </w:rPr>
                   </w:r>
                 </w:p>
@@ -4567,6 +4474,7 @@
                   <w:pPr>
                     <w:pStyle w:val="Normal"/>
                     <w:widowControl/>
+                    <w:suppressAutoHyphens w:val="true"/>
                     <w:spacing w:before="0" w:after="0"/>
                     <w:jc w:val="start"/>
                     <w:rPr>
@@ -4602,6 +4510,7 @@
                   <w:pPr>
                     <w:pStyle w:val="Normal"/>
                     <w:widowControl/>
+                    <w:suppressAutoHyphens w:val="true"/>
                     <w:spacing w:before="0" w:after="0"/>
                     <w:jc w:val="start"/>
                     <w:rPr>
@@ -4624,6 +4533,37 @@
               </w:tc>
               <w:tc>
                 <w:tcPr>
+                  <w:tcW w:w="707" w:type="dxa"/>
+                  <w:tcBorders/>
+                  <w:vAlign w:val="center"/>
+                </w:tcPr>
+                <w:p>
+                  <w:pPr>
+                    <w:pStyle w:val="Normal"/>
+                    <w:widowControl/>
+                    <w:suppressAutoHyphens w:val="true"/>
+                    <w:spacing w:before="0" w:after="0"/>
+                    <w:jc w:val="start"/>
+                    <w:rPr>
+                      <w:rFonts w:ascii="Calibri" w:hAnsi="Calibri" w:cs="Calibri" w:asciiTheme="minorHAnsi" w:cstheme="minorHAnsi" w:hAnsiTheme="minorHAnsi"/>
+                      <w:sz w:val="22"/>
+                      <w:szCs w:val="22"/>
+                    </w:rPr>
+                  </w:pPr>
+                  <w:r>
+                    <w:rPr>
+                      <w:rFonts w:eastAsia="MS Gothic" w:cs="Calibri" w:hint="eastAsia" w:cstheme="minorHAnsi"/>
+                      <w:kern w:val="0"/>
+                      <w:sz w:val="22"/>
+                      <w:szCs w:val="22"/>
+                      <w:lang w:bidi="ar-SA"/>
+                    </w:rPr>
+                    <w:t>{#trainings.emergencyFirstAidAtWork.date}☒{/trainings.emergencyFirstAidAtWork.date}{^trainings.emergencyFirstAidAtWork.date}☐{/trainings.emergencyFirstAidAtWork.date}</w:t>
+                  </w:r>
+                </w:p>
+              </w:tc>
+              <w:tc>
+                <w:tcPr>
                   <w:tcW w:w="708" w:type="dxa"/>
                   <w:tcBorders/>
                   <w:vAlign w:val="center"/>
@@ -4632,36 +4572,7 @@
                   <w:pPr>
                     <w:pStyle w:val="Normal"/>
                     <w:widowControl/>
-                    <w:spacing w:before="0" w:after="0"/>
-                    <w:jc w:val="start"/>
-                    <w:rPr>
-                      <w:rFonts w:ascii="Calibri" w:hAnsi="Calibri" w:cs="Calibri" w:asciiTheme="minorHAnsi" w:cstheme="minorHAnsi" w:hAnsiTheme="minorHAnsi"/>
-                      <w:sz w:val="22"/>
-                      <w:szCs w:val="22"/>
-                    </w:rPr>
-                  </w:pPr>
-                  <w:r>
-                    <w:rPr>
-                      <w:rFonts w:eastAsia="MS Gothic" w:cs="Calibri" w:hint="eastAsia" w:cstheme="minorHAnsi"/>
-                      <w:kern w:val="0"/>
-                      <w:sz w:val="22"/>
-                      <w:szCs w:val="22"/>
-                      <w:lang w:bidi="ar-SA"/>
-                    </w:rPr>
-                    <w:t>{#trainings.emergencyFirstAidAtWork.date}☒{/trainings.emergencyFirstAidAtWork.date}{^trainings.emergencyFirstAidAtWork.date}☐{/trainings.emergencyFirstAidAtWork.date}</w:t>
-                  </w:r>
-                </w:p>
-              </w:tc>
-              <w:tc>
-                <w:tcPr>
-                  <w:tcW w:w="708" w:type="dxa"/>
-                  <w:tcBorders/>
-                  <w:vAlign w:val="center"/>
-                </w:tcPr>
-                <w:p>
-                  <w:pPr>
-                    <w:pStyle w:val="Normal"/>
-                    <w:widowControl/>
+                    <w:suppressAutoHyphens w:val="true"/>
                     <w:spacing w:before="0" w:after="0"/>
                     <w:jc w:val="start"/>
                     <w:rPr>
@@ -4684,7 +4595,7 @@
               </w:tc>
               <w:tc>
                 <w:tcPr>
-                  <w:tcW w:w="710" w:type="dxa"/>
+                  <w:tcW w:w="711" w:type="dxa"/>
                   <w:tcBorders/>
                   <w:shd w:color="auto" w:fill="D9D9D9" w:themeFill="background1" w:themeFillShade="d9" w:val="clear"/>
                   <w:vAlign w:val="center"/>
@@ -4693,21 +4604,20 @@
                   <w:pPr>
                     <w:pStyle w:val="Normal"/>
                     <w:widowControl/>
-                    <w:spacing w:before="0" w:after="0"/>
-                    <w:jc w:val="start"/>
-                    <w:rPr>
-                      <w:rFonts w:ascii="Calibri" w:hAnsi="Calibri" w:cs="Calibri" w:asciiTheme="minorHAnsi" w:cstheme="minorHAnsi" w:hAnsiTheme="minorHAnsi"/>
-                      <w:sz w:val="22"/>
-                      <w:szCs w:val="22"/>
-                    </w:rPr>
-                  </w:pPr>
-                  <w:r>
-                    <w:rPr>
-                      <w:rFonts w:eastAsia="Times New Roman" w:cs="Calibri" w:cstheme="minorHAnsi" w:ascii="Calibri" w:hAnsi="Calibri"/>
-                      <w:kern w:val="0"/>
-                      <w:sz w:val="22"/>
-                      <w:szCs w:val="22"/>
-                      <w:lang w:bidi="ar-SA"/>
+                    <w:suppressAutoHyphens w:val="true"/>
+                    <w:spacing w:before="0" w:after="0"/>
+                    <w:jc w:val="start"/>
+                    <w:rPr>
+                      <w:rFonts w:ascii="Calibri" w:hAnsi="Calibri" w:cs="Calibri" w:asciiTheme="minorHAnsi" w:cstheme="minorHAnsi" w:hAnsiTheme="minorHAnsi"/>
+                      <w:sz w:val="22"/>
+                      <w:szCs w:val="22"/>
+                    </w:rPr>
+                  </w:pPr>
+                  <w:r>
+                    <w:rPr>
+                      <w:rFonts w:cs="Calibri" w:cstheme="minorHAnsi" w:ascii="Calibri" w:hAnsi="Calibri"/>
+                      <w:sz w:val="22"/>
+                      <w:szCs w:val="22"/>
                     </w:rPr>
                   </w:r>
                 </w:p>
@@ -4722,6 +4632,7 @@
                   <w:pPr>
                     <w:pStyle w:val="Normal"/>
                     <w:widowControl/>
+                    <w:suppressAutoHyphens w:val="true"/>
                     <w:spacing w:before="0" w:after="0"/>
                     <w:jc w:val="start"/>
                     <w:rPr>
@@ -4757,6 +4668,7 @@
                   <w:pPr>
                     <w:pStyle w:val="Normal"/>
                     <w:widowControl/>
+                    <w:suppressAutoHyphens w:val="true"/>
                     <w:spacing w:before="0" w:after="0"/>
                     <w:jc w:val="start"/>
                     <w:rPr>
@@ -4779,6 +4691,37 @@
               </w:tc>
               <w:tc>
                 <w:tcPr>
+                  <w:tcW w:w="707" w:type="dxa"/>
+                  <w:tcBorders/>
+                  <w:vAlign w:val="center"/>
+                </w:tcPr>
+                <w:p>
+                  <w:pPr>
+                    <w:pStyle w:val="Normal"/>
+                    <w:widowControl/>
+                    <w:suppressAutoHyphens w:val="true"/>
+                    <w:spacing w:before="0" w:after="0"/>
+                    <w:jc w:val="start"/>
+                    <w:rPr>
+                      <w:rFonts w:ascii="Calibri" w:hAnsi="Calibri" w:cs="Calibri" w:asciiTheme="minorHAnsi" w:cstheme="minorHAnsi" w:hAnsiTheme="minorHAnsi"/>
+                      <w:sz w:val="22"/>
+                      <w:szCs w:val="22"/>
+                    </w:rPr>
+                  </w:pPr>
+                  <w:r>
+                    <w:rPr>
+                      <w:rFonts w:eastAsia="MS Gothic" w:cs="Calibri" w:hint="eastAsia" w:cstheme="minorHAnsi"/>
+                      <w:kern w:val="0"/>
+                      <w:sz w:val="22"/>
+                      <w:szCs w:val="22"/>
+                      <w:lang w:bidi="ar-SA"/>
+                    </w:rPr>
+                    <w:t>{#trainings.equalityAndDiversity.date}☒{/trainings.equalityAndDiversity.date}{^trainings.equalityAndDiversity.date}☐{/trainings.equalityAndDiversity.date}</w:t>
+                  </w:r>
+                </w:p>
+              </w:tc>
+              <w:tc>
+                <w:tcPr>
                   <w:tcW w:w="708" w:type="dxa"/>
                   <w:tcBorders/>
                   <w:vAlign w:val="center"/>
@@ -4787,36 +4730,7 @@
                   <w:pPr>
                     <w:pStyle w:val="Normal"/>
                     <w:widowControl/>
-                    <w:spacing w:before="0" w:after="0"/>
-                    <w:jc w:val="start"/>
-                    <w:rPr>
-                      <w:rFonts w:ascii="Calibri" w:hAnsi="Calibri" w:cs="Calibri" w:asciiTheme="minorHAnsi" w:cstheme="minorHAnsi" w:hAnsiTheme="minorHAnsi"/>
-                      <w:sz w:val="22"/>
-                      <w:szCs w:val="22"/>
-                    </w:rPr>
-                  </w:pPr>
-                  <w:r>
-                    <w:rPr>
-                      <w:rFonts w:eastAsia="MS Gothic" w:cs="Calibri" w:hint="eastAsia" w:cstheme="minorHAnsi"/>
-                      <w:kern w:val="0"/>
-                      <w:sz w:val="22"/>
-                      <w:szCs w:val="22"/>
-                      <w:lang w:bidi="ar-SA"/>
-                    </w:rPr>
-                    <w:t>{#trainings.equalityAndDiversity.date}☒{/trainings.equalityAndDiversity.date}{^trainings.equalityAndDiversity.date}☐{/trainings.equalityAndDiversity.date}</w:t>
-                  </w:r>
-                </w:p>
-              </w:tc>
-              <w:tc>
-                <w:tcPr>
-                  <w:tcW w:w="708" w:type="dxa"/>
-                  <w:tcBorders/>
-                  <w:vAlign w:val="center"/>
-                </w:tcPr>
-                <w:p>
-                  <w:pPr>
-                    <w:pStyle w:val="Normal"/>
-                    <w:widowControl/>
+                    <w:suppressAutoHyphens w:val="true"/>
                     <w:spacing w:before="0" w:after="0"/>
                     <w:jc w:val="start"/>
                     <w:rPr>
@@ -4839,7 +4753,7 @@
               </w:tc>
               <w:tc>
                 <w:tcPr>
-                  <w:tcW w:w="710" w:type="dxa"/>
+                  <w:tcW w:w="711" w:type="dxa"/>
                   <w:tcBorders/>
                   <w:shd w:color="auto" w:fill="D9D9D9" w:themeFill="background1" w:themeFillShade="d9" w:val="clear"/>
                   <w:vAlign w:val="center"/>
@@ -4848,21 +4762,20 @@
                   <w:pPr>
                     <w:pStyle w:val="Normal"/>
                     <w:widowControl/>
-                    <w:spacing w:before="0" w:after="0"/>
-                    <w:jc w:val="start"/>
-                    <w:rPr>
-                      <w:rFonts w:ascii="Calibri" w:hAnsi="Calibri" w:cs="Calibri" w:asciiTheme="minorHAnsi" w:cstheme="minorHAnsi" w:hAnsiTheme="minorHAnsi"/>
-                      <w:sz w:val="22"/>
-                      <w:szCs w:val="22"/>
-                    </w:rPr>
-                  </w:pPr>
-                  <w:r>
-                    <w:rPr>
-                      <w:rFonts w:eastAsia="Times New Roman" w:cs="Calibri" w:cstheme="minorHAnsi" w:ascii="Calibri" w:hAnsi="Calibri"/>
-                      <w:kern w:val="0"/>
-                      <w:sz w:val="22"/>
-                      <w:szCs w:val="22"/>
-                      <w:lang w:bidi="ar-SA"/>
+                    <w:suppressAutoHyphens w:val="true"/>
+                    <w:spacing w:before="0" w:after="0"/>
+                    <w:jc w:val="start"/>
+                    <w:rPr>
+                      <w:rFonts w:ascii="Calibri" w:hAnsi="Calibri" w:cs="Calibri" w:asciiTheme="minorHAnsi" w:cstheme="minorHAnsi" w:hAnsiTheme="minorHAnsi"/>
+                      <w:sz w:val="22"/>
+                      <w:szCs w:val="22"/>
+                    </w:rPr>
+                  </w:pPr>
+                  <w:r>
+                    <w:rPr>
+                      <w:rFonts w:cs="Calibri" w:cstheme="minorHAnsi" w:ascii="Calibri" w:hAnsi="Calibri"/>
+                      <w:sz w:val="22"/>
+                      <w:szCs w:val="22"/>
                     </w:rPr>
                   </w:r>
                 </w:p>
@@ -4877,6 +4790,7 @@
                   <w:pPr>
                     <w:pStyle w:val="Normal"/>
                     <w:widowControl/>
+                    <w:suppressAutoHyphens w:val="true"/>
                     <w:spacing w:before="0" w:after="0"/>
                     <w:jc w:val="start"/>
                     <w:rPr>
@@ -4912,6 +4826,7 @@
                   <w:pPr>
                     <w:pStyle w:val="Normal"/>
                     <w:widowControl/>
+                    <w:suppressAutoHyphens w:val="true"/>
                     <w:spacing w:before="0" w:after="0"/>
                     <w:jc w:val="start"/>
                     <w:rPr>
@@ -4934,6 +4849,37 @@
               </w:tc>
               <w:tc>
                 <w:tcPr>
+                  <w:tcW w:w="707" w:type="dxa"/>
+                  <w:tcBorders/>
+                  <w:vAlign w:val="center"/>
+                </w:tcPr>
+                <w:p>
+                  <w:pPr>
+                    <w:pStyle w:val="Normal"/>
+                    <w:widowControl/>
+                    <w:suppressAutoHyphens w:val="true"/>
+                    <w:spacing w:before="0" w:after="0"/>
+                    <w:jc w:val="start"/>
+                    <w:rPr>
+                      <w:rFonts w:ascii="Calibri" w:hAnsi="Calibri" w:cs="Calibri" w:asciiTheme="minorHAnsi" w:cstheme="minorHAnsi" w:hAnsiTheme="minorHAnsi"/>
+                      <w:sz w:val="22"/>
+                      <w:szCs w:val="22"/>
+                    </w:rPr>
+                  </w:pPr>
+                  <w:r>
+                    <w:rPr>
+                      <w:rFonts w:eastAsia="MS Gothic" w:cs="Calibri" w:hint="eastAsia" w:cstheme="minorHAnsi"/>
+                      <w:kern w:val="0"/>
+                      <w:sz w:val="22"/>
+                      <w:szCs w:val="22"/>
+                      <w:lang w:bidi="ar-SA"/>
+                    </w:rPr>
+                    <w:t>{#trainings.mcaDols.date}☒{/trainings.mcaDols.date}{^trainings.mcaDols.date}☐{/trainings.mcaDols.date}</w:t>
+                  </w:r>
+                </w:p>
+              </w:tc>
+              <w:tc>
+                <w:tcPr>
                   <w:tcW w:w="708" w:type="dxa"/>
                   <w:tcBorders/>
                   <w:vAlign w:val="center"/>
@@ -4942,36 +4888,7 @@
                   <w:pPr>
                     <w:pStyle w:val="Normal"/>
                     <w:widowControl/>
-                    <w:spacing w:before="0" w:after="0"/>
-                    <w:jc w:val="start"/>
-                    <w:rPr>
-                      <w:rFonts w:ascii="Calibri" w:hAnsi="Calibri" w:cs="Calibri" w:asciiTheme="minorHAnsi" w:cstheme="minorHAnsi" w:hAnsiTheme="minorHAnsi"/>
-                      <w:sz w:val="22"/>
-                      <w:szCs w:val="22"/>
-                    </w:rPr>
-                  </w:pPr>
-                  <w:r>
-                    <w:rPr>
-                      <w:rFonts w:eastAsia="MS Gothic" w:cs="Calibri" w:hint="eastAsia" w:cstheme="minorHAnsi"/>
-                      <w:kern w:val="0"/>
-                      <w:sz w:val="22"/>
-                      <w:szCs w:val="22"/>
-                      <w:lang w:bidi="ar-SA"/>
-                    </w:rPr>
-                    <w:t>{#trainings.mcaDols.date}☒{/trainings.mcaDols.date}{^trainings.mcaDols.date}☐{/trainings.mcaDols.date}</w:t>
-                  </w:r>
-                </w:p>
-              </w:tc>
-              <w:tc>
-                <w:tcPr>
-                  <w:tcW w:w="708" w:type="dxa"/>
-                  <w:tcBorders/>
-                  <w:vAlign w:val="center"/>
-                </w:tcPr>
-                <w:p>
-                  <w:pPr>
-                    <w:pStyle w:val="Normal"/>
-                    <w:widowControl/>
+                    <w:suppressAutoHyphens w:val="true"/>
                     <w:spacing w:before="0" w:after="0"/>
                     <w:jc w:val="start"/>
                     <w:rPr>
@@ -4994,7 +4911,7 @@
               </w:tc>
               <w:tc>
                 <w:tcPr>
-                  <w:tcW w:w="710" w:type="dxa"/>
+                  <w:tcW w:w="711" w:type="dxa"/>
                   <w:tcBorders/>
                   <w:shd w:color="auto" w:fill="D9D9D9" w:themeFill="background1" w:themeFillShade="d9" w:val="clear"/>
                   <w:vAlign w:val="center"/>
@@ -5003,21 +4920,20 @@
                   <w:pPr>
                     <w:pStyle w:val="Normal"/>
                     <w:widowControl/>
-                    <w:spacing w:before="0" w:after="0"/>
-                    <w:jc w:val="start"/>
-                    <w:rPr>
-                      <w:rFonts w:ascii="Calibri" w:hAnsi="Calibri" w:cs="Calibri" w:asciiTheme="minorHAnsi" w:cstheme="minorHAnsi" w:hAnsiTheme="minorHAnsi"/>
-                      <w:sz w:val="22"/>
-                      <w:szCs w:val="22"/>
-                    </w:rPr>
-                  </w:pPr>
-                  <w:r>
-                    <w:rPr>
-                      <w:rFonts w:eastAsia="Times New Roman" w:cs="Calibri" w:cstheme="minorHAnsi" w:ascii="Calibri" w:hAnsi="Calibri"/>
-                      <w:kern w:val="0"/>
-                      <w:sz w:val="22"/>
-                      <w:szCs w:val="22"/>
-                      <w:lang w:bidi="ar-SA"/>
+                    <w:suppressAutoHyphens w:val="true"/>
+                    <w:spacing w:before="0" w:after="0"/>
+                    <w:jc w:val="start"/>
+                    <w:rPr>
+                      <w:rFonts w:ascii="Calibri" w:hAnsi="Calibri" w:cs="Calibri" w:asciiTheme="minorHAnsi" w:cstheme="minorHAnsi" w:hAnsiTheme="minorHAnsi"/>
+                      <w:sz w:val="22"/>
+                      <w:szCs w:val="22"/>
+                    </w:rPr>
+                  </w:pPr>
+                  <w:r>
+                    <w:rPr>
+                      <w:rFonts w:cs="Calibri" w:cstheme="minorHAnsi" w:ascii="Calibri" w:hAnsi="Calibri"/>
+                      <w:sz w:val="22"/>
+                      <w:szCs w:val="22"/>
                     </w:rPr>
                   </w:r>
                 </w:p>
@@ -5032,6 +4948,7 @@
                   <w:pPr>
                     <w:pStyle w:val="Normal"/>
                     <w:widowControl/>
+                    <w:suppressAutoHyphens w:val="true"/>
                     <w:spacing w:before="0" w:after="0"/>
                     <w:jc w:val="start"/>
                     <w:rPr>
@@ -5067,6 +4984,7 @@
                   <w:pPr>
                     <w:pStyle w:val="Normal"/>
                     <w:widowControl/>
+                    <w:suppressAutoHyphens w:val="true"/>
                     <w:spacing w:before="0" w:after="0"/>
                     <w:jc w:val="start"/>
                     <w:rPr>
@@ -5089,6 +5007,37 @@
               </w:tc>
               <w:tc>
                 <w:tcPr>
+                  <w:tcW w:w="707" w:type="dxa"/>
+                  <w:tcBorders/>
+                  <w:vAlign w:val="center"/>
+                </w:tcPr>
+                <w:p>
+                  <w:pPr>
+                    <w:pStyle w:val="Normal"/>
+                    <w:widowControl/>
+                    <w:suppressAutoHyphens w:val="true"/>
+                    <w:spacing w:before="0" w:after="0"/>
+                    <w:jc w:val="start"/>
+                    <w:rPr>
+                      <w:rFonts w:ascii="Calibri" w:hAnsi="Calibri" w:cs="Calibri" w:asciiTheme="minorHAnsi" w:cstheme="minorHAnsi" w:hAnsiTheme="minorHAnsi"/>
+                      <w:sz w:val="22"/>
+                      <w:szCs w:val="22"/>
+                    </w:rPr>
+                  </w:pPr>
+                  <w:r>
+                    <w:rPr>
+                      <w:rFonts w:eastAsia="MS Gothic" w:cs="Calibri" w:hint="eastAsia" w:cstheme="minorHAnsi"/>
+                      <w:kern w:val="0"/>
+                      <w:sz w:val="22"/>
+                      <w:szCs w:val="22"/>
+                      <w:lang w:bidi="ar-SA"/>
+                    </w:rPr>
+                    <w:t>{#trainings.medicationAdministration.date}☒{/trainings.medicationAdministration.date}{^trainings.medicationAdministration.date}☐{/trainings.medicationAdministration.date}</w:t>
+                  </w:r>
+                </w:p>
+              </w:tc>
+              <w:tc>
+                <w:tcPr>
                   <w:tcW w:w="708" w:type="dxa"/>
                   <w:tcBorders/>
                   <w:vAlign w:val="center"/>
@@ -5097,36 +5046,7 @@
                   <w:pPr>
                     <w:pStyle w:val="Normal"/>
                     <w:widowControl/>
-                    <w:spacing w:before="0" w:after="0"/>
-                    <w:jc w:val="start"/>
-                    <w:rPr>
-                      <w:rFonts w:ascii="Calibri" w:hAnsi="Calibri" w:cs="Calibri" w:asciiTheme="minorHAnsi" w:cstheme="minorHAnsi" w:hAnsiTheme="minorHAnsi"/>
-                      <w:sz w:val="22"/>
-                      <w:szCs w:val="22"/>
-                    </w:rPr>
-                  </w:pPr>
-                  <w:r>
-                    <w:rPr>
-                      <w:rFonts w:eastAsia="MS Gothic" w:cs="Calibri" w:hint="eastAsia" w:cstheme="minorHAnsi"/>
-                      <w:kern w:val="0"/>
-                      <w:sz w:val="22"/>
-                      <w:szCs w:val="22"/>
-                      <w:lang w:bidi="ar-SA"/>
-                    </w:rPr>
-                    <w:t>{#trainings.medicationAdministration.date}☒{/trainings.medicationAdministration.date}{^trainings.medicationAdministration.date}☐{/trainings.medicationAdministration.date}</w:t>
-                  </w:r>
-                </w:p>
-              </w:tc>
-              <w:tc>
-                <w:tcPr>
-                  <w:tcW w:w="708" w:type="dxa"/>
-                  <w:tcBorders/>
-                  <w:vAlign w:val="center"/>
-                </w:tcPr>
-                <w:p>
-                  <w:pPr>
-                    <w:pStyle w:val="Normal"/>
-                    <w:widowControl/>
+                    <w:suppressAutoHyphens w:val="true"/>
                     <w:spacing w:before="0" w:after="0"/>
                     <w:jc w:val="start"/>
                     <w:rPr>
@@ -5149,7 +5069,7 @@
               </w:tc>
               <w:tc>
                 <w:tcPr>
-                  <w:tcW w:w="710" w:type="dxa"/>
+                  <w:tcW w:w="711" w:type="dxa"/>
                   <w:tcBorders/>
                   <w:shd w:color="auto" w:fill="D9D9D9" w:themeFill="background1" w:themeFillShade="d9" w:val="clear"/>
                   <w:vAlign w:val="center"/>
@@ -5158,21 +5078,20 @@
                   <w:pPr>
                     <w:pStyle w:val="Normal"/>
                     <w:widowControl/>
-                    <w:spacing w:before="0" w:after="0"/>
-                    <w:jc w:val="start"/>
-                    <w:rPr>
-                      <w:rFonts w:ascii="Calibri" w:hAnsi="Calibri" w:cs="Calibri" w:asciiTheme="minorHAnsi" w:cstheme="minorHAnsi" w:hAnsiTheme="minorHAnsi"/>
-                      <w:sz w:val="22"/>
-                      <w:szCs w:val="22"/>
-                    </w:rPr>
-                  </w:pPr>
-                  <w:r>
-                    <w:rPr>
-                      <w:rFonts w:eastAsia="Times New Roman" w:cs="Calibri" w:cstheme="minorHAnsi" w:ascii="Calibri" w:hAnsi="Calibri"/>
-                      <w:kern w:val="0"/>
-                      <w:sz w:val="22"/>
-                      <w:szCs w:val="22"/>
-                      <w:lang w:bidi="ar-SA"/>
+                    <w:suppressAutoHyphens w:val="true"/>
+                    <w:spacing w:before="0" w:after="0"/>
+                    <w:jc w:val="start"/>
+                    <w:rPr>
+                      <w:rFonts w:ascii="Calibri" w:hAnsi="Calibri" w:cs="Calibri" w:asciiTheme="minorHAnsi" w:cstheme="minorHAnsi" w:hAnsiTheme="minorHAnsi"/>
+                      <w:sz w:val="22"/>
+                      <w:szCs w:val="22"/>
+                    </w:rPr>
+                  </w:pPr>
+                  <w:r>
+                    <w:rPr>
+                      <w:rFonts w:cs="Calibri" w:cstheme="minorHAnsi" w:ascii="Calibri" w:hAnsi="Calibri"/>
+                      <w:sz w:val="22"/>
+                      <w:szCs w:val="22"/>
                     </w:rPr>
                   </w:r>
                 </w:p>
@@ -5187,6 +5106,7 @@
                   <w:pPr>
                     <w:pStyle w:val="Normal"/>
                     <w:widowControl/>
+                    <w:suppressAutoHyphens w:val="true"/>
                     <w:spacing w:before="0" w:after="0"/>
                     <w:jc w:val="start"/>
                     <w:rPr>
@@ -5222,6 +5142,7 @@
                   <w:pPr>
                     <w:pStyle w:val="Normal"/>
                     <w:widowControl/>
+                    <w:suppressAutoHyphens w:val="true"/>
                     <w:spacing w:before="0" w:after="0"/>
                     <w:jc w:val="start"/>
                     <w:rPr>
@@ -5244,6 +5165,37 @@
               </w:tc>
               <w:tc>
                 <w:tcPr>
+                  <w:tcW w:w="707" w:type="dxa"/>
+                  <w:tcBorders/>
+                  <w:vAlign w:val="center"/>
+                </w:tcPr>
+                <w:p>
+                  <w:pPr>
+                    <w:pStyle w:val="Normal"/>
+                    <w:widowControl/>
+                    <w:suppressAutoHyphens w:val="true"/>
+                    <w:spacing w:before="0" w:after="0"/>
+                    <w:jc w:val="start"/>
+                    <w:rPr>
+                      <w:rFonts w:ascii="Calibri" w:hAnsi="Calibri" w:cs="Calibri" w:asciiTheme="minorHAnsi" w:cstheme="minorHAnsi" w:hAnsiTheme="minorHAnsi"/>
+                      <w:sz w:val="22"/>
+                      <w:szCs w:val="22"/>
+                    </w:rPr>
+                  </w:pPr>
+                  <w:r>
+                    <w:rPr>
+                      <w:rFonts w:eastAsia="MS Gothic" w:cs="Calibri" w:hint="eastAsia" w:cstheme="minorHAnsi"/>
+                      <w:kern w:val="0"/>
+                      <w:sz w:val="22"/>
+                      <w:szCs w:val="22"/>
+                      <w:lang w:bidi="ar-SA"/>
+                    </w:rPr>
+                    <w:t>{#trainings.foodHygiene.date}☒{/trainings.foodHygiene.date}{^trainings.foodHygiene.date}☐{/trainings.foodHygiene.date}</w:t>
+                  </w:r>
+                </w:p>
+              </w:tc>
+              <w:tc>
+                <w:tcPr>
                   <w:tcW w:w="708" w:type="dxa"/>
                   <w:tcBorders/>
                   <w:vAlign w:val="center"/>
@@ -5252,36 +5204,7 @@
                   <w:pPr>
                     <w:pStyle w:val="Normal"/>
                     <w:widowControl/>
-                    <w:spacing w:before="0" w:after="0"/>
-                    <w:jc w:val="start"/>
-                    <w:rPr>
-                      <w:rFonts w:ascii="Calibri" w:hAnsi="Calibri" w:cs="Calibri" w:asciiTheme="minorHAnsi" w:cstheme="minorHAnsi" w:hAnsiTheme="minorHAnsi"/>
-                      <w:sz w:val="22"/>
-                      <w:szCs w:val="22"/>
-                    </w:rPr>
-                  </w:pPr>
-                  <w:r>
-                    <w:rPr>
-                      <w:rFonts w:eastAsia="MS Gothic" w:cs="Calibri" w:hint="eastAsia" w:cstheme="minorHAnsi"/>
-                      <w:kern w:val="0"/>
-                      <w:sz w:val="22"/>
-                      <w:szCs w:val="22"/>
-                      <w:lang w:bidi="ar-SA"/>
-                    </w:rPr>
-                    <w:t>{#trainings.foodHygiene.date}☒{/trainings.foodHygiene.date}{^trainings.foodHygiene.date}☐{/trainings.foodHygiene.date}</w:t>
-                  </w:r>
-                </w:p>
-              </w:tc>
-              <w:tc>
-                <w:tcPr>
-                  <w:tcW w:w="708" w:type="dxa"/>
-                  <w:tcBorders/>
-                  <w:vAlign w:val="center"/>
-                </w:tcPr>
-                <w:p>
-                  <w:pPr>
-                    <w:pStyle w:val="Normal"/>
-                    <w:widowControl/>
+                    <w:suppressAutoHyphens w:val="true"/>
                     <w:spacing w:before="0" w:after="0"/>
                     <w:jc w:val="start"/>
                     <w:rPr>
@@ -5304,7 +5227,7 @@
               </w:tc>
               <w:tc>
                 <w:tcPr>
-                  <w:tcW w:w="710" w:type="dxa"/>
+                  <w:tcW w:w="711" w:type="dxa"/>
                   <w:tcBorders/>
                   <w:shd w:color="auto" w:fill="D9D9D9" w:themeFill="background1" w:themeFillShade="d9" w:val="clear"/>
                   <w:vAlign w:val="center"/>
@@ -5313,21 +5236,20 @@
                   <w:pPr>
                     <w:pStyle w:val="Normal"/>
                     <w:widowControl/>
-                    <w:spacing w:before="0" w:after="0"/>
-                    <w:jc w:val="start"/>
-                    <w:rPr>
-                      <w:rFonts w:ascii="Calibri" w:hAnsi="Calibri" w:cs="Calibri" w:asciiTheme="minorHAnsi" w:cstheme="minorHAnsi" w:hAnsiTheme="minorHAnsi"/>
-                      <w:sz w:val="22"/>
-                      <w:szCs w:val="22"/>
-                    </w:rPr>
-                  </w:pPr>
-                  <w:r>
-                    <w:rPr>
-                      <w:rFonts w:eastAsia="Times New Roman" w:cs="Calibri" w:cstheme="minorHAnsi" w:ascii="Calibri" w:hAnsi="Calibri"/>
-                      <w:kern w:val="0"/>
-                      <w:sz w:val="22"/>
-                      <w:szCs w:val="22"/>
-                      <w:lang w:bidi="ar-SA"/>
+                    <w:suppressAutoHyphens w:val="true"/>
+                    <w:spacing w:before="0" w:after="0"/>
+                    <w:jc w:val="start"/>
+                    <w:rPr>
+                      <w:rFonts w:ascii="Calibri" w:hAnsi="Calibri" w:cs="Calibri" w:asciiTheme="minorHAnsi" w:cstheme="minorHAnsi" w:hAnsiTheme="minorHAnsi"/>
+                      <w:sz w:val="22"/>
+                      <w:szCs w:val="22"/>
+                    </w:rPr>
+                  </w:pPr>
+                  <w:r>
+                    <w:rPr>
+                      <w:rFonts w:cs="Calibri" w:cstheme="minorHAnsi" w:ascii="Calibri" w:hAnsi="Calibri"/>
+                      <w:sz w:val="22"/>
+                      <w:szCs w:val="22"/>
                     </w:rPr>
                   </w:r>
                 </w:p>
@@ -5342,6 +5264,7 @@
                   <w:pPr>
                     <w:pStyle w:val="Normal"/>
                     <w:widowControl/>
+                    <w:suppressAutoHyphens w:val="true"/>
                     <w:spacing w:before="0" w:after="0"/>
                     <w:jc w:val="start"/>
                     <w:rPr>
@@ -5377,6 +5300,7 @@
                   <w:pPr>
                     <w:pStyle w:val="Normal"/>
                     <w:widowControl/>
+                    <w:suppressAutoHyphens w:val="true"/>
                     <w:spacing w:before="0" w:after="0"/>
                     <w:jc w:val="start"/>
                     <w:rPr>
@@ -5399,6 +5323,37 @@
               </w:tc>
               <w:tc>
                 <w:tcPr>
+                  <w:tcW w:w="707" w:type="dxa"/>
+                  <w:tcBorders/>
+                  <w:vAlign w:val="center"/>
+                </w:tcPr>
+                <w:p>
+                  <w:pPr>
+                    <w:pStyle w:val="Normal"/>
+                    <w:widowControl/>
+                    <w:suppressAutoHyphens w:val="true"/>
+                    <w:spacing w:before="0" w:after="0"/>
+                    <w:jc w:val="start"/>
+                    <w:rPr>
+                      <w:rFonts w:ascii="Calibri" w:hAnsi="Calibri" w:cs="Calibri" w:asciiTheme="minorHAnsi" w:cstheme="minorHAnsi" w:hAnsiTheme="minorHAnsi"/>
+                      <w:sz w:val="22"/>
+                      <w:szCs w:val="22"/>
+                    </w:rPr>
+                  </w:pPr>
+                  <w:r>
+                    <w:rPr>
+                      <w:rFonts w:eastAsia="MS Gothic" w:cs="Calibri" w:hint="eastAsia" w:cstheme="minorHAnsi"/>
+                      <w:kern w:val="0"/>
+                      <w:sz w:val="22"/>
+                      <w:szCs w:val="22"/>
+                      <w:lang w:bidi="ar-SA"/>
+                    </w:rPr>
+                    <w:t>{#trainings.foodSafetyAndNutrition.date}☒{/trainings.foodSafetyAndNutrition.date}{^trainings.foodSafetyAndNutrition.date}☐{/trainings.foodSafetyAndNutrition.date}</w:t>
+                  </w:r>
+                </w:p>
+              </w:tc>
+              <w:tc>
+                <w:tcPr>
                   <w:tcW w:w="708" w:type="dxa"/>
                   <w:tcBorders/>
                   <w:vAlign w:val="center"/>
@@ -5407,36 +5362,7 @@
                   <w:pPr>
                     <w:pStyle w:val="Normal"/>
                     <w:widowControl/>
-                    <w:spacing w:before="0" w:after="0"/>
-                    <w:jc w:val="start"/>
-                    <w:rPr>
-                      <w:rFonts w:ascii="Calibri" w:hAnsi="Calibri" w:cs="Calibri" w:asciiTheme="minorHAnsi" w:cstheme="minorHAnsi" w:hAnsiTheme="minorHAnsi"/>
-                      <w:sz w:val="22"/>
-                      <w:szCs w:val="22"/>
-                    </w:rPr>
-                  </w:pPr>
-                  <w:r>
-                    <w:rPr>
-                      <w:rFonts w:eastAsia="MS Gothic" w:cs="Calibri" w:hint="eastAsia" w:cstheme="minorHAnsi"/>
-                      <w:kern w:val="0"/>
-                      <w:sz w:val="22"/>
-                      <w:szCs w:val="22"/>
-                      <w:lang w:bidi="ar-SA"/>
-                    </w:rPr>
-                    <w:t>{#trainings.foodSafetyAndNutrition.date}☒{/trainings.foodSafetyAndNutrition.date}{^trainings.foodSafetyAndNutrition.date}☐{/trainings.foodSafetyAndNutrition.date}</w:t>
-                  </w:r>
-                </w:p>
-              </w:tc>
-              <w:tc>
-                <w:tcPr>
-                  <w:tcW w:w="708" w:type="dxa"/>
-                  <w:tcBorders/>
-                  <w:vAlign w:val="center"/>
-                </w:tcPr>
-                <w:p>
-                  <w:pPr>
-                    <w:pStyle w:val="Normal"/>
-                    <w:widowControl/>
+                    <w:suppressAutoHyphens w:val="true"/>
                     <w:spacing w:before="0" w:after="0"/>
                     <w:jc w:val="start"/>
                     <w:rPr>
@@ -5459,7 +5385,7 @@
               </w:tc>
               <w:tc>
                 <w:tcPr>
-                  <w:tcW w:w="710" w:type="dxa"/>
+                  <w:tcW w:w="711" w:type="dxa"/>
                   <w:tcBorders/>
                   <w:shd w:color="auto" w:fill="D9D9D9" w:themeFill="background1" w:themeFillShade="d9" w:val="clear"/>
                   <w:vAlign w:val="center"/>
@@ -5468,21 +5394,20 @@
                   <w:pPr>
                     <w:pStyle w:val="Normal"/>
                     <w:widowControl/>
-                    <w:spacing w:before="0" w:after="0"/>
-                    <w:jc w:val="start"/>
-                    <w:rPr>
-                      <w:rFonts w:ascii="Calibri" w:hAnsi="Calibri" w:cs="Calibri" w:asciiTheme="minorHAnsi" w:cstheme="minorHAnsi" w:hAnsiTheme="minorHAnsi"/>
-                      <w:sz w:val="22"/>
-                      <w:szCs w:val="22"/>
-                    </w:rPr>
-                  </w:pPr>
-                  <w:r>
-                    <w:rPr>
-                      <w:rFonts w:eastAsia="Times New Roman" w:cs="Calibri" w:cstheme="minorHAnsi" w:ascii="Calibri" w:hAnsi="Calibri"/>
-                      <w:kern w:val="0"/>
-                      <w:sz w:val="22"/>
-                      <w:szCs w:val="22"/>
-                      <w:lang w:bidi="ar-SA"/>
+                    <w:suppressAutoHyphens w:val="true"/>
+                    <w:spacing w:before="0" w:after="0"/>
+                    <w:jc w:val="start"/>
+                    <w:rPr>
+                      <w:rFonts w:ascii="Calibri" w:hAnsi="Calibri" w:cs="Calibri" w:asciiTheme="minorHAnsi" w:cstheme="minorHAnsi" w:hAnsiTheme="minorHAnsi"/>
+                      <w:sz w:val="22"/>
+                      <w:szCs w:val="22"/>
+                    </w:rPr>
+                  </w:pPr>
+                  <w:r>
+                    <w:rPr>
+                      <w:rFonts w:cs="Calibri" w:cstheme="minorHAnsi" w:ascii="Calibri" w:hAnsi="Calibri"/>
+                      <w:sz w:val="22"/>
+                      <w:szCs w:val="22"/>
                     </w:rPr>
                   </w:r>
                 </w:p>
@@ -5497,6 +5422,7 @@
                   <w:pPr>
                     <w:pStyle w:val="Normal"/>
                     <w:widowControl/>
+                    <w:suppressAutoHyphens w:val="true"/>
                     <w:spacing w:before="0" w:after="0"/>
                     <w:jc w:val="start"/>
                     <w:rPr>
@@ -5532,6 +5458,7 @@
                   <w:pPr>
                     <w:pStyle w:val="Normal"/>
                     <w:widowControl/>
+                    <w:suppressAutoHyphens w:val="true"/>
                     <w:spacing w:before="0" w:after="0"/>
                     <w:jc w:val="start"/>
                     <w:rPr>
@@ -5554,6 +5481,37 @@
               </w:tc>
               <w:tc>
                 <w:tcPr>
+                  <w:tcW w:w="707" w:type="dxa"/>
+                  <w:tcBorders/>
+                  <w:vAlign w:val="center"/>
+                </w:tcPr>
+                <w:p>
+                  <w:pPr>
+                    <w:pStyle w:val="Normal"/>
+                    <w:widowControl/>
+                    <w:suppressAutoHyphens w:val="true"/>
+                    <w:spacing w:before="0" w:after="0"/>
+                    <w:jc w:val="start"/>
+                    <w:rPr>
+                      <w:rFonts w:ascii="Calibri" w:hAnsi="Calibri" w:cs="Calibri" w:asciiTheme="minorHAnsi" w:cstheme="minorHAnsi" w:hAnsiTheme="minorHAnsi"/>
+                      <w:sz w:val="22"/>
+                      <w:szCs w:val="22"/>
+                    </w:rPr>
+                  </w:pPr>
+                  <w:r>
+                    <w:rPr>
+                      <w:rFonts w:eastAsia="MS Gothic" w:cs="Calibri" w:hint="eastAsia" w:cstheme="minorHAnsi"/>
+                      <w:kern w:val="0"/>
+                      <w:sz w:val="22"/>
+                      <w:szCs w:val="22"/>
+                      <w:lang w:bidi="ar-SA"/>
+                    </w:rPr>
+                    <w:t>{#trainings.coshh.date}☒{/trainings.coshh.date}{^trainings.coshh.date}☐{/trainings.coshh.date}</w:t>
+                  </w:r>
+                </w:p>
+              </w:tc>
+              <w:tc>
+                <w:tcPr>
                   <w:tcW w:w="708" w:type="dxa"/>
                   <w:tcBorders/>
                   <w:vAlign w:val="center"/>
@@ -5562,36 +5520,7 @@
                   <w:pPr>
                     <w:pStyle w:val="Normal"/>
                     <w:widowControl/>
-                    <w:spacing w:before="0" w:after="0"/>
-                    <w:jc w:val="start"/>
-                    <w:rPr>
-                      <w:rFonts w:ascii="Calibri" w:hAnsi="Calibri" w:cs="Calibri" w:asciiTheme="minorHAnsi" w:cstheme="minorHAnsi" w:hAnsiTheme="minorHAnsi"/>
-                      <w:sz w:val="22"/>
-                      <w:szCs w:val="22"/>
-                    </w:rPr>
-                  </w:pPr>
-                  <w:r>
-                    <w:rPr>
-                      <w:rFonts w:eastAsia="MS Gothic" w:cs="Calibri" w:hint="eastAsia" w:cstheme="minorHAnsi"/>
-                      <w:kern w:val="0"/>
-                      <w:sz w:val="22"/>
-                      <w:szCs w:val="22"/>
-                      <w:lang w:bidi="ar-SA"/>
-                    </w:rPr>
-                    <w:t>{#trainings.coshh.date}☒{/trainings.coshh.date}{^trainings.coshh.date}☐{/trainings.coshh.date}</w:t>
-                  </w:r>
-                </w:p>
-              </w:tc>
-              <w:tc>
-                <w:tcPr>
-                  <w:tcW w:w="708" w:type="dxa"/>
-                  <w:tcBorders/>
-                  <w:vAlign w:val="center"/>
-                </w:tcPr>
-                <w:p>
-                  <w:pPr>
-                    <w:pStyle w:val="Normal"/>
-                    <w:widowControl/>
+                    <w:suppressAutoHyphens w:val="true"/>
                     <w:spacing w:before="0" w:after="0"/>
                     <w:jc w:val="start"/>
                     <w:rPr>
@@ -5614,7 +5543,7 @@
               </w:tc>
               <w:tc>
                 <w:tcPr>
-                  <w:tcW w:w="710" w:type="dxa"/>
+                  <w:tcW w:w="711" w:type="dxa"/>
                   <w:tcBorders/>
                   <w:shd w:color="auto" w:fill="D9D9D9" w:themeFill="background1" w:themeFillShade="d9" w:val="clear"/>
                   <w:vAlign w:val="center"/>
@@ -5623,21 +5552,20 @@
                   <w:pPr>
                     <w:pStyle w:val="Normal"/>
                     <w:widowControl/>
-                    <w:spacing w:before="0" w:after="0"/>
-                    <w:jc w:val="start"/>
-                    <w:rPr>
-                      <w:rFonts w:ascii="Calibri" w:hAnsi="Calibri" w:cs="Calibri" w:asciiTheme="minorHAnsi" w:cstheme="minorHAnsi" w:hAnsiTheme="minorHAnsi"/>
-                      <w:sz w:val="22"/>
-                      <w:szCs w:val="22"/>
-                    </w:rPr>
-                  </w:pPr>
-                  <w:r>
-                    <w:rPr>
-                      <w:rFonts w:eastAsia="Times New Roman" w:cs="Calibri" w:cstheme="minorHAnsi" w:ascii="Calibri" w:hAnsi="Calibri"/>
-                      <w:kern w:val="0"/>
-                      <w:sz w:val="22"/>
-                      <w:szCs w:val="22"/>
-                      <w:lang w:bidi="ar-SA"/>
+                    <w:suppressAutoHyphens w:val="true"/>
+                    <w:spacing w:before="0" w:after="0"/>
+                    <w:jc w:val="start"/>
+                    <w:rPr>
+                      <w:rFonts w:ascii="Calibri" w:hAnsi="Calibri" w:cs="Calibri" w:asciiTheme="minorHAnsi" w:cstheme="minorHAnsi" w:hAnsiTheme="minorHAnsi"/>
+                      <w:sz w:val="22"/>
+                      <w:szCs w:val="22"/>
+                    </w:rPr>
+                  </w:pPr>
+                  <w:r>
+                    <w:rPr>
+                      <w:rFonts w:cs="Calibri" w:cstheme="minorHAnsi" w:ascii="Calibri" w:hAnsi="Calibri"/>
+                      <w:sz w:val="22"/>
+                      <w:szCs w:val="22"/>
                     </w:rPr>
                   </w:r>
                 </w:p>
@@ -5652,6 +5580,7 @@
                   <w:pPr>
                     <w:pStyle w:val="Normal"/>
                     <w:widowControl/>
+                    <w:suppressAutoHyphens w:val="true"/>
                     <w:spacing w:before="0" w:after="0"/>
                     <w:jc w:val="start"/>
                     <w:rPr>
@@ -5687,6 +5616,7 @@
                   <w:pPr>
                     <w:pStyle w:val="Normal"/>
                     <w:widowControl/>
+                    <w:suppressAutoHyphens w:val="true"/>
                     <w:spacing w:before="0" w:after="0"/>
                     <w:jc w:val="start"/>
                     <w:rPr>
@@ -5709,6 +5639,37 @@
               </w:tc>
               <w:tc>
                 <w:tcPr>
+                  <w:tcW w:w="707" w:type="dxa"/>
+                  <w:tcBorders/>
+                  <w:vAlign w:val="center"/>
+                </w:tcPr>
+                <w:p>
+                  <w:pPr>
+                    <w:pStyle w:val="Normal"/>
+                    <w:widowControl/>
+                    <w:suppressAutoHyphens w:val="true"/>
+                    <w:spacing w:before="0" w:after="0"/>
+                    <w:jc w:val="start"/>
+                    <w:rPr>
+                      <w:rFonts w:ascii="Calibri" w:hAnsi="Calibri" w:cs="Calibri" w:asciiTheme="minorHAnsi" w:cstheme="minorHAnsi" w:hAnsiTheme="minorHAnsi"/>
+                      <w:sz w:val="22"/>
+                      <w:szCs w:val="22"/>
+                    </w:rPr>
+                  </w:pPr>
+                  <w:r>
+                    <w:rPr>
+                      <w:rFonts w:eastAsia="MS Gothic" w:cs="Calibri" w:hint="eastAsia" w:cstheme="minorHAnsi"/>
+                      <w:kern w:val="0"/>
+                      <w:sz w:val="22"/>
+                      <w:szCs w:val="22"/>
+                      <w:lang w:bidi="ar-SA"/>
+                    </w:rPr>
+                    <w:t>{#trainings.dignityAndRespect.date}☒{/trainings.dignityAndRespect.date}{^trainings.dignityAndRespect.date}☐{/trainings.dignityAndRespect.date}</w:t>
+                  </w:r>
+                </w:p>
+              </w:tc>
+              <w:tc>
+                <w:tcPr>
                   <w:tcW w:w="708" w:type="dxa"/>
                   <w:tcBorders/>
                   <w:vAlign w:val="center"/>
@@ -5717,36 +5678,7 @@
                   <w:pPr>
                     <w:pStyle w:val="Normal"/>
                     <w:widowControl/>
-                    <w:spacing w:before="0" w:after="0"/>
-                    <w:jc w:val="start"/>
-                    <w:rPr>
-                      <w:rFonts w:ascii="Calibri" w:hAnsi="Calibri" w:cs="Calibri" w:asciiTheme="minorHAnsi" w:cstheme="minorHAnsi" w:hAnsiTheme="minorHAnsi"/>
-                      <w:sz w:val="22"/>
-                      <w:szCs w:val="22"/>
-                    </w:rPr>
-                  </w:pPr>
-                  <w:r>
-                    <w:rPr>
-                      <w:rFonts w:eastAsia="MS Gothic" w:cs="Calibri" w:hint="eastAsia" w:cstheme="minorHAnsi"/>
-                      <w:kern w:val="0"/>
-                      <w:sz w:val="22"/>
-                      <w:szCs w:val="22"/>
-                      <w:lang w:bidi="ar-SA"/>
-                    </w:rPr>
-                    <w:t>{#trainings.dignityAndRespect.date}☒{/trainings.dignityAndRespect.date}{^trainings.dignityAndRespect.date}☐{/trainings.dignityAndRespect.date}</w:t>
-                  </w:r>
-                </w:p>
-              </w:tc>
-              <w:tc>
-                <w:tcPr>
-                  <w:tcW w:w="708" w:type="dxa"/>
-                  <w:tcBorders/>
-                  <w:vAlign w:val="center"/>
-                </w:tcPr>
-                <w:p>
-                  <w:pPr>
-                    <w:pStyle w:val="Normal"/>
-                    <w:widowControl/>
+                    <w:suppressAutoHyphens w:val="true"/>
                     <w:spacing w:before="0" w:after="0"/>
                     <w:jc w:val="start"/>
                     <w:rPr>
@@ -5769,7 +5701,7 @@
               </w:tc>
               <w:tc>
                 <w:tcPr>
-                  <w:tcW w:w="710" w:type="dxa"/>
+                  <w:tcW w:w="711" w:type="dxa"/>
                   <w:tcBorders/>
                   <w:shd w:color="auto" w:fill="D9D9D9" w:themeFill="background1" w:themeFillShade="d9" w:val="clear"/>
                   <w:vAlign w:val="center"/>
@@ -5778,21 +5710,20 @@
                   <w:pPr>
                     <w:pStyle w:val="Normal"/>
                     <w:widowControl/>
-                    <w:spacing w:before="0" w:after="0"/>
-                    <w:jc w:val="start"/>
-                    <w:rPr>
-                      <w:rFonts w:ascii="Calibri" w:hAnsi="Calibri" w:cs="Calibri" w:asciiTheme="minorHAnsi" w:cstheme="minorHAnsi" w:hAnsiTheme="minorHAnsi"/>
-                      <w:sz w:val="22"/>
-                      <w:szCs w:val="22"/>
-                    </w:rPr>
-                  </w:pPr>
-                  <w:r>
-                    <w:rPr>
-                      <w:rFonts w:eastAsia="Times New Roman" w:cs="Calibri" w:cstheme="minorHAnsi" w:ascii="Calibri" w:hAnsi="Calibri"/>
-                      <w:kern w:val="0"/>
-                      <w:sz w:val="22"/>
-                      <w:szCs w:val="22"/>
-                      <w:lang w:bidi="ar-SA"/>
+                    <w:suppressAutoHyphens w:val="true"/>
+                    <w:spacing w:before="0" w:after="0"/>
+                    <w:jc w:val="start"/>
+                    <w:rPr>
+                      <w:rFonts w:ascii="Calibri" w:hAnsi="Calibri" w:cs="Calibri" w:asciiTheme="minorHAnsi" w:cstheme="minorHAnsi" w:hAnsiTheme="minorHAnsi"/>
+                      <w:sz w:val="22"/>
+                      <w:szCs w:val="22"/>
+                    </w:rPr>
+                  </w:pPr>
+                  <w:r>
+                    <w:rPr>
+                      <w:rFonts w:cs="Calibri" w:cstheme="minorHAnsi" w:ascii="Calibri" w:hAnsi="Calibri"/>
+                      <w:sz w:val="22"/>
+                      <w:szCs w:val="22"/>
                     </w:rPr>
                   </w:r>
                 </w:p>
@@ -5807,6 +5738,7 @@
                   <w:pPr>
                     <w:pStyle w:val="Normal"/>
                     <w:widowControl/>
+                    <w:suppressAutoHyphens w:val="true"/>
                     <w:spacing w:before="0" w:after="0"/>
                     <w:jc w:val="start"/>
                     <w:rPr>
@@ -5842,6 +5774,7 @@
                   <w:pPr>
                     <w:pStyle w:val="Normal"/>
                     <w:widowControl/>
+                    <w:suppressAutoHyphens w:val="true"/>
                     <w:spacing w:before="0" w:after="0"/>
                     <w:jc w:val="start"/>
                     <w:rPr>
@@ -5864,6 +5797,37 @@
               </w:tc>
               <w:tc>
                 <w:tcPr>
+                  <w:tcW w:w="707" w:type="dxa"/>
+                  <w:tcBorders/>
+                  <w:vAlign w:val="center"/>
+                </w:tcPr>
+                <w:p>
+                  <w:pPr>
+                    <w:pStyle w:val="Normal"/>
+                    <w:widowControl/>
+                    <w:suppressAutoHyphens w:val="true"/>
+                    <w:spacing w:before="0" w:after="0"/>
+                    <w:jc w:val="start"/>
+                    <w:rPr>
+                      <w:rFonts w:ascii="Calibri" w:hAnsi="Calibri" w:cs="Calibri" w:asciiTheme="minorHAnsi" w:cstheme="minorHAnsi" w:hAnsiTheme="minorHAnsi"/>
+                      <w:sz w:val="22"/>
+                      <w:szCs w:val="22"/>
+                    </w:rPr>
+                  </w:pPr>
+                  <w:r>
+                    <w:rPr>
+                      <w:rFonts w:eastAsia="MS Gothic" w:cs="Calibri" w:hint="eastAsia" w:cstheme="minorHAnsi"/>
+                      <w:kern w:val="0"/>
+                      <w:sz w:val="22"/>
+                      <w:szCs w:val="22"/>
+                      <w:lang w:bidi="ar-SA"/>
+                    </w:rPr>
+                    <w:t>{#trainings.managingChallengingBehaviours.date}☒{/trainings.managingChallengingBehaviours.date}{^trainings.managingChallengingBehaviours.date}☐{/trainings.managingChallengingBehaviours.date}</w:t>
+                  </w:r>
+                </w:p>
+              </w:tc>
+              <w:tc>
+                <w:tcPr>
                   <w:tcW w:w="708" w:type="dxa"/>
                   <w:tcBorders/>
                   <w:vAlign w:val="center"/>
@@ -5872,36 +5836,7 @@
                   <w:pPr>
                     <w:pStyle w:val="Normal"/>
                     <w:widowControl/>
-                    <w:spacing w:before="0" w:after="0"/>
-                    <w:jc w:val="start"/>
-                    <w:rPr>
-                      <w:rFonts w:ascii="Calibri" w:hAnsi="Calibri" w:cs="Calibri" w:asciiTheme="minorHAnsi" w:cstheme="minorHAnsi" w:hAnsiTheme="minorHAnsi"/>
-                      <w:sz w:val="22"/>
-                      <w:szCs w:val="22"/>
-                    </w:rPr>
-                  </w:pPr>
-                  <w:r>
-                    <w:rPr>
-                      <w:rFonts w:eastAsia="MS Gothic" w:cs="Calibri" w:hint="eastAsia" w:cstheme="minorHAnsi"/>
-                      <w:kern w:val="0"/>
-                      <w:sz w:val="22"/>
-                      <w:szCs w:val="22"/>
-                      <w:lang w:bidi="ar-SA"/>
-                    </w:rPr>
-                    <w:t>{#trainings.managingChallengingBehaviours.date}☒{/trainings.managingChallengingBehaviours.date}{^trainings.managingChallengingBehaviours.date}☐{/trainings.managingChallengingBehaviours.date}</w:t>
-                  </w:r>
-                </w:p>
-              </w:tc>
-              <w:tc>
-                <w:tcPr>
-                  <w:tcW w:w="708" w:type="dxa"/>
-                  <w:tcBorders/>
-                  <w:vAlign w:val="center"/>
-                </w:tcPr>
-                <w:p>
-                  <w:pPr>
-                    <w:pStyle w:val="Normal"/>
-                    <w:widowControl/>
+                    <w:suppressAutoHyphens w:val="true"/>
                     <w:spacing w:before="0" w:after="0"/>
                     <w:jc w:val="start"/>
                     <w:rPr>
@@ -5924,7 +5859,7 @@
               </w:tc>
               <w:tc>
                 <w:tcPr>
-                  <w:tcW w:w="710" w:type="dxa"/>
+                  <w:tcW w:w="711" w:type="dxa"/>
                   <w:tcBorders/>
                   <w:shd w:color="auto" w:fill="D9D9D9" w:themeFill="background1" w:themeFillShade="d9" w:val="clear"/>
                   <w:vAlign w:val="center"/>
@@ -5933,21 +5868,20 @@
                   <w:pPr>
                     <w:pStyle w:val="Normal"/>
                     <w:widowControl/>
-                    <w:spacing w:before="0" w:after="0"/>
-                    <w:jc w:val="start"/>
-                    <w:rPr>
-                      <w:rFonts w:ascii="Calibri" w:hAnsi="Calibri" w:cs="Calibri" w:asciiTheme="minorHAnsi" w:cstheme="minorHAnsi" w:hAnsiTheme="minorHAnsi"/>
-                      <w:sz w:val="22"/>
-                      <w:szCs w:val="22"/>
-                    </w:rPr>
-                  </w:pPr>
-                  <w:r>
-                    <w:rPr>
-                      <w:rFonts w:eastAsia="Times New Roman" w:cs="Calibri" w:cstheme="minorHAnsi" w:ascii="Calibri" w:hAnsi="Calibri"/>
-                      <w:kern w:val="0"/>
-                      <w:sz w:val="22"/>
-                      <w:szCs w:val="22"/>
-                      <w:lang w:bidi="ar-SA"/>
+                    <w:suppressAutoHyphens w:val="true"/>
+                    <w:spacing w:before="0" w:after="0"/>
+                    <w:jc w:val="start"/>
+                    <w:rPr>
+                      <w:rFonts w:ascii="Calibri" w:hAnsi="Calibri" w:cs="Calibri" w:asciiTheme="minorHAnsi" w:cstheme="minorHAnsi" w:hAnsiTheme="minorHAnsi"/>
+                      <w:sz w:val="22"/>
+                      <w:szCs w:val="22"/>
+                    </w:rPr>
+                  </w:pPr>
+                  <w:r>
+                    <w:rPr>
+                      <w:rFonts w:cs="Calibri" w:cstheme="minorHAnsi" w:ascii="Calibri" w:hAnsi="Calibri"/>
+                      <w:sz w:val="22"/>
+                      <w:szCs w:val="22"/>
                     </w:rPr>
                   </w:r>
                 </w:p>
@@ -5962,6 +5896,7 @@
                   <w:pPr>
                     <w:pStyle w:val="Normal"/>
                     <w:widowControl/>
+                    <w:suppressAutoHyphens w:val="true"/>
                     <w:spacing w:before="0" w:after="0"/>
                     <w:jc w:val="start"/>
                     <w:rPr>
@@ -5998,6 +5933,7 @@
                   <w:pPr>
                     <w:pStyle w:val="Normal"/>
                     <w:widowControl/>
+                    <w:suppressAutoHyphens w:val="true"/>
                     <w:spacing w:before="160" w:after="0"/>
                     <w:jc w:val="start"/>
                     <w:rPr>
@@ -6037,6 +5973,7 @@
                   <w:pPr>
                     <w:pStyle w:val="Normal"/>
                     <w:widowControl/>
+                    <w:suppressAutoHyphens w:val="true"/>
                     <w:spacing w:before="0" w:after="0"/>
                     <w:jc w:val="start"/>
                     <w:rPr>
@@ -6059,6 +5996,37 @@
               </w:tc>
               <w:tc>
                 <w:tcPr>
+                  <w:tcW w:w="707" w:type="dxa"/>
+                  <w:tcBorders/>
+                  <w:vAlign w:val="center"/>
+                </w:tcPr>
+                <w:p>
+                  <w:pPr>
+                    <w:pStyle w:val="Normal"/>
+                    <w:widowControl/>
+                    <w:suppressAutoHyphens w:val="true"/>
+                    <w:spacing w:before="0" w:after="0"/>
+                    <w:jc w:val="start"/>
+                    <w:rPr>
+                      <w:rFonts w:ascii="Calibri" w:hAnsi="Calibri" w:cs="Calibri" w:asciiTheme="minorHAnsi" w:cstheme="minorHAnsi" w:hAnsiTheme="minorHAnsi"/>
+                      <w:sz w:val="22"/>
+                      <w:szCs w:val="22"/>
+                    </w:rPr>
+                  </w:pPr>
+                  <w:r>
+                    <w:rPr>
+                      <w:rFonts w:eastAsia="Times New Roman" w:cs="Segoe UI Symbol" w:ascii="Segoe UI Symbol" w:hAnsi="Segoe UI Symbol"/>
+                      <w:kern w:val="0"/>
+                      <w:sz w:val="22"/>
+                      <w:szCs w:val="22"/>
+                      <w:lang w:bidi="ar-SA"/>
+                    </w:rPr>
+                    <w:t>{#trainings.mayboLevel2.date}☒{/trainings.mayboLevel2.date}{^trainings.mayboLevel2.date}☐{/trainings.mayboLevel2.date}</w:t>
+                  </w:r>
+                </w:p>
+              </w:tc>
+              <w:tc>
+                <w:tcPr>
                   <w:tcW w:w="708" w:type="dxa"/>
                   <w:tcBorders/>
                   <w:vAlign w:val="center"/>
@@ -6067,6 +6035,7 @@
                   <w:pPr>
                     <w:pStyle w:val="Normal"/>
                     <w:widowControl/>
+                    <w:suppressAutoHyphens w:val="true"/>
                     <w:spacing w:before="0" w:after="0"/>
                     <w:jc w:val="start"/>
                     <w:rPr>
@@ -6083,43 +6052,13 @@
                       <w:szCs w:val="22"/>
                       <w:lang w:bidi="ar-SA"/>
                     </w:rPr>
-                    <w:t>{#trainings.mayboLevel2.date}☒{/trainings.mayboLevel2.date}{^trainings.mayboLevel2.date}☐{/trainings.mayboLevel2.date}</w:t>
-                  </w:r>
-                </w:p>
-              </w:tc>
-              <w:tc>
-                <w:tcPr>
-                  <w:tcW w:w="708" w:type="dxa"/>
-                  <w:tcBorders/>
-                  <w:vAlign w:val="center"/>
-                </w:tcPr>
-                <w:p>
-                  <w:pPr>
-                    <w:pStyle w:val="Normal"/>
-                    <w:widowControl/>
-                    <w:spacing w:before="0" w:after="0"/>
-                    <w:jc w:val="start"/>
-                    <w:rPr>
-                      <w:rFonts w:ascii="Calibri" w:hAnsi="Calibri" w:cs="Calibri" w:asciiTheme="minorHAnsi" w:cstheme="minorHAnsi" w:hAnsiTheme="minorHAnsi"/>
-                      <w:sz w:val="22"/>
-                      <w:szCs w:val="22"/>
-                    </w:rPr>
-                  </w:pPr>
-                  <w:r>
-                    <w:rPr>
-                      <w:rFonts w:eastAsia="Times New Roman" w:cs="Segoe UI Symbol" w:ascii="Segoe UI Symbol" w:hAnsi="Segoe UI Symbol"/>
-                      <w:kern w:val="0"/>
-                      <w:sz w:val="22"/>
-                      <w:szCs w:val="22"/>
-                      <w:lang w:bidi="ar-SA"/>
-                    </w:rPr>
                     <w:t>{^trainings.mayboLevel2.date}☒{/trainings.mayboLevel2.date}{#trainings.mayboLevel2.date}☐{/trainings.mayboLevel2.date}</w:t>
                   </w:r>
                 </w:p>
               </w:tc>
               <w:tc>
                 <w:tcPr>
-                  <w:tcW w:w="710" w:type="dxa"/>
+                  <w:tcW w:w="711" w:type="dxa"/>
                   <w:tcBorders/>
                   <w:shd w:color="auto" w:fill="D9D9D9" w:themeFill="background1" w:themeFillShade="d9" w:val="clear"/>
                   <w:vAlign w:val="center"/>
@@ -6128,21 +6067,20 @@
                   <w:pPr>
                     <w:pStyle w:val="Normal"/>
                     <w:widowControl/>
-                    <w:spacing w:before="0" w:after="0"/>
-                    <w:jc w:val="start"/>
-                    <w:rPr>
-                      <w:rFonts w:ascii="Calibri" w:hAnsi="Calibri" w:cs="Calibri" w:asciiTheme="minorHAnsi" w:cstheme="minorHAnsi" w:hAnsiTheme="minorHAnsi"/>
-                      <w:sz w:val="22"/>
-                      <w:szCs w:val="22"/>
-                    </w:rPr>
-                  </w:pPr>
-                  <w:r>
-                    <w:rPr>
-                      <w:rFonts w:eastAsia="Times New Roman" w:cs="Calibri" w:cstheme="minorHAnsi" w:ascii="Calibri" w:hAnsi="Calibri"/>
-                      <w:kern w:val="0"/>
-                      <w:sz w:val="22"/>
-                      <w:szCs w:val="22"/>
-                      <w:lang w:bidi="ar-SA"/>
+                    <w:suppressAutoHyphens w:val="true"/>
+                    <w:spacing w:before="0" w:after="0"/>
+                    <w:jc w:val="start"/>
+                    <w:rPr>
+                      <w:rFonts w:ascii="Calibri" w:hAnsi="Calibri" w:cs="Calibri" w:asciiTheme="minorHAnsi" w:cstheme="minorHAnsi" w:hAnsiTheme="minorHAnsi"/>
+                      <w:sz w:val="22"/>
+                      <w:szCs w:val="22"/>
+                    </w:rPr>
+                  </w:pPr>
+                  <w:r>
+                    <w:rPr>
+                      <w:rFonts w:cs="Calibri" w:cstheme="minorHAnsi" w:ascii="Calibri" w:hAnsi="Calibri"/>
+                      <w:sz w:val="22"/>
+                      <w:szCs w:val="22"/>
                     </w:rPr>
                   </w:r>
                 </w:p>
@@ -6157,6 +6095,7 @@
                   <w:pPr>
                     <w:pStyle w:val="Normal"/>
                     <w:widowControl/>
+                    <w:suppressAutoHyphens w:val="true"/>
                     <w:spacing w:before="0" w:after="0"/>
                     <w:jc w:val="start"/>
                     <w:rPr>
@@ -6190,6 +6129,7 @@
                   <w:pPr>
                     <w:pStyle w:val="Normal"/>
                     <w:widowControl/>
+                    <w:suppressAutoHyphens w:val="true"/>
                     <w:spacing w:before="0" w:after="0"/>
                     <w:jc w:val="start"/>
                     <w:rPr>
@@ -6212,6 +6152,37 @@
               </w:tc>
               <w:tc>
                 <w:tcPr>
+                  <w:tcW w:w="707" w:type="dxa"/>
+                  <w:tcBorders/>
+                  <w:vAlign w:val="center"/>
+                </w:tcPr>
+                <w:p>
+                  <w:pPr>
+                    <w:pStyle w:val="Normal"/>
+                    <w:widowControl/>
+                    <w:suppressAutoHyphens w:val="true"/>
+                    <w:spacing w:before="0" w:after="0"/>
+                    <w:jc w:val="start"/>
+                    <w:rPr>
+                      <w:rFonts w:ascii="Calibri" w:hAnsi="Calibri" w:cs="Calibri" w:asciiTheme="minorHAnsi" w:cstheme="minorHAnsi" w:hAnsiTheme="minorHAnsi"/>
+                      <w:sz w:val="22"/>
+                      <w:szCs w:val="22"/>
+                    </w:rPr>
+                  </w:pPr>
+                  <w:r>
+                    <w:rPr>
+                      <w:rFonts w:eastAsia="Times New Roman" w:cs="Segoe UI Symbol" w:ascii="Segoe UI Symbol" w:hAnsi="Segoe UI Symbol"/>
+                      <w:kern w:val="0"/>
+                      <w:sz w:val="22"/>
+                      <w:szCs w:val="22"/>
+                      <w:lang w:bidi="ar-SA"/>
+                    </w:rPr>
+                    <w:t>{#trainings.pmva.date}☒{/trainings.pmva.date}{^trainings.pmva.date}☐{/trainings.pmva.date}</w:t>
+                  </w:r>
+                </w:p>
+              </w:tc>
+              <w:tc>
+                <w:tcPr>
                   <w:tcW w:w="708" w:type="dxa"/>
                   <w:tcBorders/>
                   <w:vAlign w:val="center"/>
@@ -6220,6 +6191,7 @@
                   <w:pPr>
                     <w:pStyle w:val="Normal"/>
                     <w:widowControl/>
+                    <w:suppressAutoHyphens w:val="true"/>
                     <w:spacing w:before="0" w:after="0"/>
                     <w:jc w:val="start"/>
                     <w:rPr>
@@ -6236,43 +6208,13 @@
                       <w:szCs w:val="22"/>
                       <w:lang w:bidi="ar-SA"/>
                     </w:rPr>
-                    <w:t>{#trainings.pmva.date}☒{/trainings.pmva.date}{^trainings.pmva.date}☐{/trainings.pmva.date}</w:t>
-                  </w:r>
-                </w:p>
-              </w:tc>
-              <w:tc>
-                <w:tcPr>
-                  <w:tcW w:w="708" w:type="dxa"/>
-                  <w:tcBorders/>
-                  <w:vAlign w:val="center"/>
-                </w:tcPr>
-                <w:p>
-                  <w:pPr>
-                    <w:pStyle w:val="Normal"/>
-                    <w:widowControl/>
-                    <w:spacing w:before="0" w:after="0"/>
-                    <w:jc w:val="start"/>
-                    <w:rPr>
-                      <w:rFonts w:ascii="Calibri" w:hAnsi="Calibri" w:cs="Calibri" w:asciiTheme="minorHAnsi" w:cstheme="minorHAnsi" w:hAnsiTheme="minorHAnsi"/>
-                      <w:sz w:val="22"/>
-                      <w:szCs w:val="22"/>
-                    </w:rPr>
-                  </w:pPr>
-                  <w:r>
-                    <w:rPr>
-                      <w:rFonts w:eastAsia="Times New Roman" w:cs="Segoe UI Symbol" w:ascii="Segoe UI Symbol" w:hAnsi="Segoe UI Symbol"/>
-                      <w:kern w:val="0"/>
-                      <w:sz w:val="22"/>
-                      <w:szCs w:val="22"/>
-                      <w:lang w:bidi="ar-SA"/>
-                    </w:rPr>
                     <w:t>{^trainings.pmva.date}☒{/trainings.pmva.date}{#trainings.pmva.date}☐{/trainings.pmva.date}</w:t>
                   </w:r>
                 </w:p>
               </w:tc>
               <w:tc>
                 <w:tcPr>
-                  <w:tcW w:w="710" w:type="dxa"/>
+                  <w:tcW w:w="711" w:type="dxa"/>
                   <w:tcBorders/>
                   <w:shd w:color="auto" w:fill="D9D9D9" w:themeFill="background1" w:themeFillShade="d9" w:val="clear"/>
                   <w:vAlign w:val="center"/>
@@ -6281,21 +6223,20 @@
                   <w:pPr>
                     <w:pStyle w:val="Normal"/>
                     <w:widowControl/>
-                    <w:spacing w:before="0" w:after="0"/>
-                    <w:jc w:val="start"/>
-                    <w:rPr>
-                      <w:rFonts w:ascii="Calibri" w:hAnsi="Calibri" w:cs="Calibri" w:asciiTheme="minorHAnsi" w:cstheme="minorHAnsi" w:hAnsiTheme="minorHAnsi"/>
-                      <w:sz w:val="22"/>
-                      <w:szCs w:val="22"/>
-                    </w:rPr>
-                  </w:pPr>
-                  <w:r>
-                    <w:rPr>
-                      <w:rFonts w:eastAsia="Times New Roman" w:cs="Calibri" w:cstheme="minorHAnsi" w:ascii="Calibri" w:hAnsi="Calibri"/>
-                      <w:kern w:val="0"/>
-                      <w:sz w:val="22"/>
-                      <w:szCs w:val="22"/>
-                      <w:lang w:bidi="ar-SA"/>
+                    <w:suppressAutoHyphens w:val="true"/>
+                    <w:spacing w:before="0" w:after="0"/>
+                    <w:jc w:val="start"/>
+                    <w:rPr>
+                      <w:rFonts w:ascii="Calibri" w:hAnsi="Calibri" w:cs="Calibri" w:asciiTheme="minorHAnsi" w:cstheme="minorHAnsi" w:hAnsiTheme="minorHAnsi"/>
+                      <w:sz w:val="22"/>
+                      <w:szCs w:val="22"/>
+                    </w:rPr>
+                  </w:pPr>
+                  <w:r>
+                    <w:rPr>
+                      <w:rFonts w:cs="Calibri" w:cstheme="minorHAnsi" w:ascii="Calibri" w:hAnsi="Calibri"/>
+                      <w:sz w:val="22"/>
+                      <w:szCs w:val="22"/>
                     </w:rPr>
                   </w:r>
                 </w:p>
@@ -6310,6 +6251,7 @@
                   <w:pPr>
                     <w:pStyle w:val="Normal"/>
                     <w:widowControl/>
+                    <w:suppressAutoHyphens w:val="true"/>
                     <w:spacing w:before="0" w:after="0"/>
                     <w:jc w:val="start"/>
                     <w:rPr>
@@ -6343,6 +6285,7 @@
                   <w:pPr>
                     <w:pStyle w:val="Normal"/>
                     <w:widowControl/>
+                    <w:suppressAutoHyphens w:val="true"/>
                     <w:spacing w:before="0" w:after="0"/>
                     <w:jc w:val="start"/>
                     <w:rPr>
@@ -6365,6 +6308,37 @@
               </w:tc>
               <w:tc>
                 <w:tcPr>
+                  <w:tcW w:w="707" w:type="dxa"/>
+                  <w:tcBorders/>
+                  <w:vAlign w:val="center"/>
+                </w:tcPr>
+                <w:p>
+                  <w:pPr>
+                    <w:pStyle w:val="Normal"/>
+                    <w:widowControl/>
+                    <w:suppressAutoHyphens w:val="true"/>
+                    <w:spacing w:before="0" w:after="0"/>
+                    <w:jc w:val="start"/>
+                    <w:rPr>
+                      <w:rFonts w:ascii="Calibri" w:hAnsi="Calibri" w:cs="Calibri" w:asciiTheme="minorHAnsi" w:cstheme="minorHAnsi" w:hAnsiTheme="minorHAnsi"/>
+                      <w:sz w:val="22"/>
+                      <w:szCs w:val="22"/>
+                    </w:rPr>
+                  </w:pPr>
+                  <w:r>
+                    <w:rPr>
+                      <w:rFonts w:eastAsia="Times New Roman" w:cs="Segoe UI Symbol" w:ascii="Segoe UI Symbol" w:hAnsi="Segoe UI Symbol"/>
+                      <w:kern w:val="0"/>
+                      <w:sz w:val="22"/>
+                      <w:szCs w:val="22"/>
+                      <w:lang w:bidi="ar-SA"/>
+                    </w:rPr>
+                    <w:t>{#trainings.cpiTraining.date}☒{/trainings.cpiTraining.date}{^trainings.cpiTraining.date}☐{/trainings.cpiTraining.date}</w:t>
+                  </w:r>
+                </w:p>
+              </w:tc>
+              <w:tc>
+                <w:tcPr>
                   <w:tcW w:w="708" w:type="dxa"/>
                   <w:tcBorders/>
                   <w:vAlign w:val="center"/>
@@ -6373,6 +6347,7 @@
                   <w:pPr>
                     <w:pStyle w:val="Normal"/>
                     <w:widowControl/>
+                    <w:suppressAutoHyphens w:val="true"/>
                     <w:spacing w:before="0" w:after="0"/>
                     <w:jc w:val="start"/>
                     <w:rPr>
@@ -6389,43 +6364,13 @@
                       <w:szCs w:val="22"/>
                       <w:lang w:bidi="ar-SA"/>
                     </w:rPr>
-                    <w:t>{#trainings.cpiTraining.date}☒{/trainings.cpiTraining.date}{^trainings.cpiTraining.date}☐{/trainings.cpiTraining.date}</w:t>
-                  </w:r>
-                </w:p>
-              </w:tc>
-              <w:tc>
-                <w:tcPr>
-                  <w:tcW w:w="708" w:type="dxa"/>
-                  <w:tcBorders/>
-                  <w:vAlign w:val="center"/>
-                </w:tcPr>
-                <w:p>
-                  <w:pPr>
-                    <w:pStyle w:val="Normal"/>
-                    <w:widowControl/>
-                    <w:spacing w:before="0" w:after="0"/>
-                    <w:jc w:val="start"/>
-                    <w:rPr>
-                      <w:rFonts w:ascii="Calibri" w:hAnsi="Calibri" w:cs="Calibri" w:asciiTheme="minorHAnsi" w:cstheme="minorHAnsi" w:hAnsiTheme="minorHAnsi"/>
-                      <w:sz w:val="22"/>
-                      <w:szCs w:val="22"/>
-                    </w:rPr>
-                  </w:pPr>
-                  <w:r>
-                    <w:rPr>
-                      <w:rFonts w:eastAsia="Times New Roman" w:cs="Segoe UI Symbol" w:ascii="Segoe UI Symbol" w:hAnsi="Segoe UI Symbol"/>
-                      <w:kern w:val="0"/>
-                      <w:sz w:val="22"/>
-                      <w:szCs w:val="22"/>
-                      <w:lang w:bidi="ar-SA"/>
-                    </w:rPr>
                     <w:t>{^trainings.cpiTraining.date}☒{/trainings.cpiTraining.date}{#trainings.cpiTraining.date}☐{/trainings.cpiTraining.date}</w:t>
                   </w:r>
                 </w:p>
               </w:tc>
               <w:tc>
                 <w:tcPr>
-                  <w:tcW w:w="710" w:type="dxa"/>
+                  <w:tcW w:w="711" w:type="dxa"/>
                   <w:tcBorders/>
                   <w:shd w:color="auto" w:fill="D9D9D9" w:themeFill="background1" w:themeFillShade="d9" w:val="clear"/>
                   <w:vAlign w:val="center"/>
@@ -6434,21 +6379,20 @@
                   <w:pPr>
                     <w:pStyle w:val="Normal"/>
                     <w:widowControl/>
-                    <w:spacing w:before="0" w:after="0"/>
-                    <w:jc w:val="start"/>
-                    <w:rPr>
-                      <w:rFonts w:ascii="Calibri" w:hAnsi="Calibri" w:cs="Calibri" w:asciiTheme="minorHAnsi" w:cstheme="minorHAnsi" w:hAnsiTheme="minorHAnsi"/>
-                      <w:sz w:val="22"/>
-                      <w:szCs w:val="22"/>
-                    </w:rPr>
-                  </w:pPr>
-                  <w:r>
-                    <w:rPr>
-                      <w:rFonts w:eastAsia="Times New Roman" w:cs="Calibri" w:cstheme="minorHAnsi" w:ascii="Calibri" w:hAnsi="Calibri"/>
-                      <w:kern w:val="0"/>
-                      <w:sz w:val="22"/>
-                      <w:szCs w:val="22"/>
-                      <w:lang w:bidi="ar-SA"/>
+                    <w:suppressAutoHyphens w:val="true"/>
+                    <w:spacing w:before="0" w:after="0"/>
+                    <w:jc w:val="start"/>
+                    <w:rPr>
+                      <w:rFonts w:ascii="Calibri" w:hAnsi="Calibri" w:cs="Calibri" w:asciiTheme="minorHAnsi" w:cstheme="minorHAnsi" w:hAnsiTheme="minorHAnsi"/>
+                      <w:sz w:val="22"/>
+                      <w:szCs w:val="22"/>
+                    </w:rPr>
+                  </w:pPr>
+                  <w:r>
+                    <w:rPr>
+                      <w:rFonts w:cs="Calibri" w:cstheme="minorHAnsi" w:ascii="Calibri" w:hAnsi="Calibri"/>
+                      <w:sz w:val="22"/>
+                      <w:szCs w:val="22"/>
                     </w:rPr>
                   </w:r>
                 </w:p>
@@ -6463,6 +6407,7 @@
                   <w:pPr>
                     <w:pStyle w:val="Normal"/>
                     <w:widowControl/>
+                    <w:suppressAutoHyphens w:val="true"/>
                     <w:spacing w:before="0" w:after="0"/>
                     <w:jc w:val="start"/>
                     <w:rPr>
@@ -6496,6 +6441,7 @@
                   <w:pPr>
                     <w:pStyle w:val="Normal"/>
                     <w:widowControl/>
+                    <w:suppressAutoHyphens w:val="true"/>
                     <w:spacing w:before="0" w:after="0"/>
                     <w:jc w:val="start"/>
                     <w:rPr>
@@ -6518,6 +6464,37 @@
               </w:tc>
               <w:tc>
                 <w:tcPr>
+                  <w:tcW w:w="707" w:type="dxa"/>
+                  <w:tcBorders/>
+                  <w:vAlign w:val="center"/>
+                </w:tcPr>
+                <w:p>
+                  <w:pPr>
+                    <w:pStyle w:val="Normal"/>
+                    <w:widowControl/>
+                    <w:suppressAutoHyphens w:val="true"/>
+                    <w:spacing w:before="0" w:after="0"/>
+                    <w:jc w:val="start"/>
+                    <w:rPr>
+                      <w:rFonts w:ascii="Calibri" w:hAnsi="Calibri" w:cs="Calibri" w:asciiTheme="minorHAnsi" w:cstheme="minorHAnsi" w:hAnsiTheme="minorHAnsi"/>
+                      <w:sz w:val="22"/>
+                      <w:szCs w:val="22"/>
+                    </w:rPr>
+                  </w:pPr>
+                  <w:r>
+                    <w:rPr>
+                      <w:rFonts w:eastAsia="Times New Roman" w:cs="Segoe UI Symbol" w:ascii="Segoe UI Symbol" w:hAnsi="Segoe UI Symbol"/>
+                      <w:kern w:val="0"/>
+                      <w:sz w:val="22"/>
+                      <w:szCs w:val="22"/>
+                      <w:lang w:bidi="ar-SA"/>
+                    </w:rPr>
+                    <w:t>{#trainings.dysphagiaCare.date}☒{/trainings.dysphagiaCare.date}{^trainings.dysphagiaCare.date}☐{/trainings.dysphagiaCare.date}</w:t>
+                  </w:r>
+                </w:p>
+              </w:tc>
+              <w:tc>
+                <w:tcPr>
                   <w:tcW w:w="708" w:type="dxa"/>
                   <w:tcBorders/>
                   <w:vAlign w:val="center"/>
@@ -6526,6 +6503,7 @@
                   <w:pPr>
                     <w:pStyle w:val="Normal"/>
                     <w:widowControl/>
+                    <w:suppressAutoHyphens w:val="true"/>
                     <w:spacing w:before="0" w:after="0"/>
                     <w:jc w:val="start"/>
                     <w:rPr>
@@ -6542,43 +6520,13 @@
                       <w:szCs w:val="22"/>
                       <w:lang w:bidi="ar-SA"/>
                     </w:rPr>
-                    <w:t>{#trainings.dysphagiaCare.date}☒{/trainings.dysphagiaCare.date}{^trainings.dysphagiaCare.date}☐{/trainings.dysphagiaCare.date}</w:t>
-                  </w:r>
-                </w:p>
-              </w:tc>
-              <w:tc>
-                <w:tcPr>
-                  <w:tcW w:w="708" w:type="dxa"/>
-                  <w:tcBorders/>
-                  <w:vAlign w:val="center"/>
-                </w:tcPr>
-                <w:p>
-                  <w:pPr>
-                    <w:pStyle w:val="Normal"/>
-                    <w:widowControl/>
-                    <w:spacing w:before="0" w:after="0"/>
-                    <w:jc w:val="start"/>
-                    <w:rPr>
-                      <w:rFonts w:ascii="Calibri" w:hAnsi="Calibri" w:cs="Calibri" w:asciiTheme="minorHAnsi" w:cstheme="minorHAnsi" w:hAnsiTheme="minorHAnsi"/>
-                      <w:sz w:val="22"/>
-                      <w:szCs w:val="22"/>
-                    </w:rPr>
-                  </w:pPr>
-                  <w:r>
-                    <w:rPr>
-                      <w:rFonts w:eastAsia="Times New Roman" w:cs="Segoe UI Symbol" w:ascii="Segoe UI Symbol" w:hAnsi="Segoe UI Symbol"/>
-                      <w:kern w:val="0"/>
-                      <w:sz w:val="22"/>
-                      <w:szCs w:val="22"/>
-                      <w:lang w:bidi="ar-SA"/>
-                    </w:rPr>
                     <w:t>{^trainings.dysphagiaCare.date}☒{/trainings.dysphagiaCare.date}{#trainings.dysphagiaCare.date}☐{/trainings.dysphagiaCare.date}</w:t>
                   </w:r>
                 </w:p>
               </w:tc>
               <w:tc>
                 <w:tcPr>
-                  <w:tcW w:w="710" w:type="dxa"/>
+                  <w:tcW w:w="711" w:type="dxa"/>
                   <w:tcBorders/>
                   <w:shd w:color="auto" w:fill="D9D9D9" w:themeFill="background1" w:themeFillShade="d9" w:val="clear"/>
                   <w:vAlign w:val="center"/>
@@ -6587,21 +6535,20 @@
                   <w:pPr>
                     <w:pStyle w:val="Normal"/>
                     <w:widowControl/>
-                    <w:spacing w:before="0" w:after="0"/>
-                    <w:jc w:val="start"/>
-                    <w:rPr>
-                      <w:rFonts w:ascii="Calibri" w:hAnsi="Calibri" w:cs="Calibri" w:asciiTheme="minorHAnsi" w:cstheme="minorHAnsi" w:hAnsiTheme="minorHAnsi"/>
-                      <w:sz w:val="22"/>
-                      <w:szCs w:val="22"/>
-                    </w:rPr>
-                  </w:pPr>
-                  <w:r>
-                    <w:rPr>
-                      <w:rFonts w:eastAsia="Times New Roman" w:cs="Calibri" w:cstheme="minorHAnsi" w:ascii="Calibri" w:hAnsi="Calibri"/>
-                      <w:kern w:val="0"/>
-                      <w:sz w:val="22"/>
-                      <w:szCs w:val="22"/>
-                      <w:lang w:bidi="ar-SA"/>
+                    <w:suppressAutoHyphens w:val="true"/>
+                    <w:spacing w:before="0" w:after="0"/>
+                    <w:jc w:val="start"/>
+                    <w:rPr>
+                      <w:rFonts w:ascii="Calibri" w:hAnsi="Calibri" w:cs="Calibri" w:asciiTheme="minorHAnsi" w:cstheme="minorHAnsi" w:hAnsiTheme="minorHAnsi"/>
+                      <w:sz w:val="22"/>
+                      <w:szCs w:val="22"/>
+                    </w:rPr>
+                  </w:pPr>
+                  <w:r>
+                    <w:rPr>
+                      <w:rFonts w:cs="Calibri" w:cstheme="minorHAnsi" w:ascii="Calibri" w:hAnsi="Calibri"/>
+                      <w:sz w:val="22"/>
+                      <w:szCs w:val="22"/>
                     </w:rPr>
                   </w:r>
                 </w:p>
@@ -6616,6 +6563,7 @@
                   <w:pPr>
                     <w:pStyle w:val="Normal"/>
                     <w:widowControl/>
+                    <w:suppressAutoHyphens w:val="true"/>
                     <w:spacing w:before="0" w:after="0"/>
                     <w:jc w:val="start"/>
                     <w:rPr>
@@ -6649,6 +6597,7 @@
                   <w:pPr>
                     <w:pStyle w:val="Normal"/>
                     <w:widowControl/>
+                    <w:suppressAutoHyphens w:val="true"/>
                     <w:spacing w:before="0" w:after="0"/>
                     <w:jc w:val="start"/>
                     <w:rPr>
@@ -6671,6 +6620,37 @@
               </w:tc>
               <w:tc>
                 <w:tcPr>
+                  <w:tcW w:w="707" w:type="dxa"/>
+                  <w:tcBorders/>
+                  <w:vAlign w:val="center"/>
+                </w:tcPr>
+                <w:p>
+                  <w:pPr>
+                    <w:pStyle w:val="Normal"/>
+                    <w:widowControl/>
+                    <w:suppressAutoHyphens w:val="true"/>
+                    <w:spacing w:before="0" w:after="0"/>
+                    <w:jc w:val="start"/>
+                    <w:rPr>
+                      <w:rFonts w:ascii="Calibri" w:hAnsi="Calibri" w:cs="Calibri" w:asciiTheme="minorHAnsi" w:cstheme="minorHAnsi" w:hAnsiTheme="minorHAnsi"/>
+                      <w:sz w:val="22"/>
+                      <w:szCs w:val="22"/>
+                    </w:rPr>
+                  </w:pPr>
+                  <w:r>
+                    <w:rPr>
+                      <w:rFonts w:eastAsia="Times New Roman" w:cs="Segoe UI Symbol" w:ascii="Segoe UI Symbol" w:hAnsi="Segoe UI Symbol"/>
+                      <w:kern w:val="0"/>
+                      <w:sz w:val="22"/>
+                      <w:szCs w:val="22"/>
+                      <w:lang w:bidi="ar-SA"/>
+                    </w:rPr>
+                    <w:t>{#trainings.autismAwareness.date}☒{/trainings.autismAwareness.date}{^trainings.autismAwareness.date}☐{/trainings.autismAwareness.date}</w:t>
+                  </w:r>
+                </w:p>
+              </w:tc>
+              <w:tc>
+                <w:tcPr>
                   <w:tcW w:w="708" w:type="dxa"/>
                   <w:tcBorders/>
                   <w:vAlign w:val="center"/>
@@ -6679,6 +6659,7 @@
                   <w:pPr>
                     <w:pStyle w:val="Normal"/>
                     <w:widowControl/>
+                    <w:suppressAutoHyphens w:val="true"/>
                     <w:spacing w:before="0" w:after="0"/>
                     <w:jc w:val="start"/>
                     <w:rPr>
@@ -6695,43 +6676,13 @@
                       <w:szCs w:val="22"/>
                       <w:lang w:bidi="ar-SA"/>
                     </w:rPr>
-                    <w:t>{#trainings.autismAwareness.date}☒{/trainings.autismAwareness.date}{^trainings.autismAwareness.date}☐{/trainings.autismAwareness.date}</w:t>
-                  </w:r>
-                </w:p>
-              </w:tc>
-              <w:tc>
-                <w:tcPr>
-                  <w:tcW w:w="708" w:type="dxa"/>
-                  <w:tcBorders/>
-                  <w:vAlign w:val="center"/>
-                </w:tcPr>
-                <w:p>
-                  <w:pPr>
-                    <w:pStyle w:val="Normal"/>
-                    <w:widowControl/>
-                    <w:spacing w:before="0" w:after="0"/>
-                    <w:jc w:val="start"/>
-                    <w:rPr>
-                      <w:rFonts w:ascii="Calibri" w:hAnsi="Calibri" w:cs="Calibri" w:asciiTheme="minorHAnsi" w:cstheme="minorHAnsi" w:hAnsiTheme="minorHAnsi"/>
-                      <w:sz w:val="22"/>
-                      <w:szCs w:val="22"/>
-                    </w:rPr>
-                  </w:pPr>
-                  <w:r>
-                    <w:rPr>
-                      <w:rFonts w:eastAsia="Times New Roman" w:cs="Segoe UI Symbol" w:ascii="Segoe UI Symbol" w:hAnsi="Segoe UI Symbol"/>
-                      <w:kern w:val="0"/>
-                      <w:sz w:val="22"/>
-                      <w:szCs w:val="22"/>
-                      <w:lang w:bidi="ar-SA"/>
-                    </w:rPr>
                     <w:t>{^trainings.autismAwareness.date}☒{/trainings.autismAwareness.date}{#trainings.autismAwareness.date}☐{/trainings.autismAwareness.date}</w:t>
                   </w:r>
                 </w:p>
               </w:tc>
               <w:tc>
                 <w:tcPr>
-                  <w:tcW w:w="710" w:type="dxa"/>
+                  <w:tcW w:w="711" w:type="dxa"/>
                   <w:tcBorders/>
                   <w:shd w:color="auto" w:fill="D9D9D9" w:themeFill="background1" w:themeFillShade="d9" w:val="clear"/>
                   <w:vAlign w:val="center"/>
@@ -6740,21 +6691,20 @@
                   <w:pPr>
                     <w:pStyle w:val="Normal"/>
                     <w:widowControl/>
-                    <w:spacing w:before="0" w:after="0"/>
-                    <w:jc w:val="start"/>
-                    <w:rPr>
-                      <w:rFonts w:ascii="Calibri" w:hAnsi="Calibri" w:cs="Calibri" w:asciiTheme="minorHAnsi" w:cstheme="minorHAnsi" w:hAnsiTheme="minorHAnsi"/>
-                      <w:sz w:val="22"/>
-                      <w:szCs w:val="22"/>
-                    </w:rPr>
-                  </w:pPr>
-                  <w:r>
-                    <w:rPr>
-                      <w:rFonts w:eastAsia="Times New Roman" w:cs="Calibri" w:cstheme="minorHAnsi" w:ascii="Calibri" w:hAnsi="Calibri"/>
-                      <w:kern w:val="0"/>
-                      <w:sz w:val="22"/>
-                      <w:szCs w:val="22"/>
-                      <w:lang w:bidi="ar-SA"/>
+                    <w:suppressAutoHyphens w:val="true"/>
+                    <w:spacing w:before="0" w:after="0"/>
+                    <w:jc w:val="start"/>
+                    <w:rPr>
+                      <w:rFonts w:ascii="Calibri" w:hAnsi="Calibri" w:cs="Calibri" w:asciiTheme="minorHAnsi" w:cstheme="minorHAnsi" w:hAnsiTheme="minorHAnsi"/>
+                      <w:sz w:val="22"/>
+                      <w:szCs w:val="22"/>
+                    </w:rPr>
+                  </w:pPr>
+                  <w:r>
+                    <w:rPr>
+                      <w:rFonts w:cs="Calibri" w:cstheme="minorHAnsi" w:ascii="Calibri" w:hAnsi="Calibri"/>
+                      <w:sz w:val="22"/>
+                      <w:szCs w:val="22"/>
                     </w:rPr>
                   </w:r>
                 </w:p>
@@ -6769,6 +6719,7 @@
                   <w:pPr>
                     <w:pStyle w:val="Normal"/>
                     <w:widowControl/>
+                    <w:suppressAutoHyphens w:val="true"/>
                     <w:spacing w:before="0" w:after="0"/>
                     <w:jc w:val="start"/>
                     <w:rPr>
@@ -6802,6 +6753,7 @@
                   <w:pPr>
                     <w:pStyle w:val="Normal"/>
                     <w:widowControl/>
+                    <w:suppressAutoHyphens w:val="true"/>
                     <w:spacing w:before="0" w:after="0"/>
                     <w:jc w:val="start"/>
                     <w:rPr>
@@ -6824,6 +6776,37 @@
               </w:tc>
               <w:tc>
                 <w:tcPr>
+                  <w:tcW w:w="707" w:type="dxa"/>
+                  <w:tcBorders/>
+                  <w:vAlign w:val="center"/>
+                </w:tcPr>
+                <w:p>
+                  <w:pPr>
+                    <w:pStyle w:val="Normal"/>
+                    <w:widowControl/>
+                    <w:suppressAutoHyphens w:val="true"/>
+                    <w:spacing w:before="0" w:after="0"/>
+                    <w:jc w:val="start"/>
+                    <w:rPr>
+                      <w:rFonts w:ascii="Calibri" w:hAnsi="Calibri" w:cs="Calibri" w:asciiTheme="minorHAnsi" w:cstheme="minorHAnsi" w:hAnsiTheme="minorHAnsi"/>
+                      <w:sz w:val="22"/>
+                      <w:szCs w:val="22"/>
+                    </w:rPr>
+                  </w:pPr>
+                  <w:r>
+                    <w:rPr>
+                      <w:rFonts w:eastAsia="MS Gothic" w:cs="Calibri" w:hint="eastAsia" w:cstheme="minorHAnsi"/>
+                      <w:kern w:val="0"/>
+                      <w:sz w:val="22"/>
+                      <w:szCs w:val="22"/>
+                      <w:lang w:bidi="ar-SA"/>
+                    </w:rPr>
+                    <w:t>{#trainings.learningDisabilitiesAwareness.date}☒{/trainings.learningDisabilitiesAwareness.date}{^trainings.learningDisabilitiesAwareness.date}☐{/trainings.learningDisabilitiesAwareness.date}</w:t>
+                  </w:r>
+                </w:p>
+              </w:tc>
+              <w:tc>
+                <w:tcPr>
                   <w:tcW w:w="708" w:type="dxa"/>
                   <w:tcBorders/>
                   <w:vAlign w:val="center"/>
@@ -6832,36 +6815,7 @@
                   <w:pPr>
                     <w:pStyle w:val="Normal"/>
                     <w:widowControl/>
-                    <w:spacing w:before="0" w:after="0"/>
-                    <w:jc w:val="start"/>
-                    <w:rPr>
-                      <w:rFonts w:ascii="Calibri" w:hAnsi="Calibri" w:cs="Calibri" w:asciiTheme="minorHAnsi" w:cstheme="minorHAnsi" w:hAnsiTheme="minorHAnsi"/>
-                      <w:sz w:val="22"/>
-                      <w:szCs w:val="22"/>
-                    </w:rPr>
-                  </w:pPr>
-                  <w:r>
-                    <w:rPr>
-                      <w:rFonts w:eastAsia="MS Gothic" w:cs="Calibri" w:hint="eastAsia" w:cstheme="minorHAnsi"/>
-                      <w:kern w:val="0"/>
-                      <w:sz w:val="22"/>
-                      <w:szCs w:val="22"/>
-                      <w:lang w:bidi="ar-SA"/>
-                    </w:rPr>
-                    <w:t>{#trainings.learningDisabilitiesAwareness.date}☒{/trainings.learningDisabilitiesAwareness.date}{^trainings.learningDisabilitiesAwareness.date}☐{/trainings.learningDisabilitiesAwareness.date}</w:t>
-                  </w:r>
-                </w:p>
-              </w:tc>
-              <w:tc>
-                <w:tcPr>
-                  <w:tcW w:w="708" w:type="dxa"/>
-                  <w:tcBorders/>
-                  <w:vAlign w:val="center"/>
-                </w:tcPr>
-                <w:p>
-                  <w:pPr>
-                    <w:pStyle w:val="Normal"/>
-                    <w:widowControl/>
+                    <w:suppressAutoHyphens w:val="true"/>
                     <w:spacing w:before="0" w:after="0"/>
                     <w:jc w:val="start"/>
                     <w:rPr>
@@ -6884,7 +6838,7 @@
               </w:tc>
               <w:tc>
                 <w:tcPr>
-                  <w:tcW w:w="710" w:type="dxa"/>
+                  <w:tcW w:w="711" w:type="dxa"/>
                   <w:tcBorders/>
                   <w:shd w:color="auto" w:fill="D9D9D9" w:themeFill="background1" w:themeFillShade="d9" w:val="clear"/>
                   <w:vAlign w:val="center"/>
@@ -6893,21 +6847,20 @@
                   <w:pPr>
                     <w:pStyle w:val="Normal"/>
                     <w:widowControl/>
-                    <w:spacing w:before="0" w:after="0"/>
-                    <w:jc w:val="start"/>
-                    <w:rPr>
-                      <w:rFonts w:ascii="Calibri" w:hAnsi="Calibri" w:cs="Calibri" w:asciiTheme="minorHAnsi" w:cstheme="minorHAnsi" w:hAnsiTheme="minorHAnsi"/>
-                      <w:sz w:val="22"/>
-                      <w:szCs w:val="22"/>
-                    </w:rPr>
-                  </w:pPr>
-                  <w:r>
-                    <w:rPr>
-                      <w:rFonts w:eastAsia="Times New Roman" w:cs="Calibri" w:cstheme="minorHAnsi" w:ascii="Calibri" w:hAnsi="Calibri"/>
-                      <w:kern w:val="0"/>
-                      <w:sz w:val="22"/>
-                      <w:szCs w:val="22"/>
-                      <w:lang w:bidi="ar-SA"/>
+                    <w:suppressAutoHyphens w:val="true"/>
+                    <w:spacing w:before="0" w:after="0"/>
+                    <w:jc w:val="start"/>
+                    <w:rPr>
+                      <w:rFonts w:ascii="Calibri" w:hAnsi="Calibri" w:cs="Calibri" w:asciiTheme="minorHAnsi" w:cstheme="minorHAnsi" w:hAnsiTheme="minorHAnsi"/>
+                      <w:sz w:val="22"/>
+                      <w:szCs w:val="22"/>
+                    </w:rPr>
+                  </w:pPr>
+                  <w:r>
+                    <w:rPr>
+                      <w:rFonts w:cs="Calibri" w:cstheme="minorHAnsi" w:ascii="Calibri" w:hAnsi="Calibri"/>
+                      <w:sz w:val="22"/>
+                      <w:szCs w:val="22"/>
                     </w:rPr>
                   </w:r>
                 </w:p>
@@ -6922,6 +6875,7 @@
                   <w:pPr>
                     <w:pStyle w:val="Normal"/>
                     <w:widowControl/>
+                    <w:suppressAutoHyphens w:val="true"/>
                     <w:spacing w:before="0" w:after="0"/>
                     <w:jc w:val="start"/>
                     <w:rPr>
@@ -6957,6 +6911,7 @@
                   <w:pPr>
                     <w:pStyle w:val="Normal"/>
                     <w:widowControl/>
+                    <w:suppressAutoHyphens w:val="true"/>
                     <w:spacing w:before="0" w:after="0"/>
                     <w:jc w:val="start"/>
                     <w:rPr>
@@ -6979,6 +6934,37 @@
               </w:tc>
               <w:tc>
                 <w:tcPr>
+                  <w:tcW w:w="707" w:type="dxa"/>
+                  <w:tcBorders/>
+                  <w:vAlign w:val="center"/>
+                </w:tcPr>
+                <w:p>
+                  <w:pPr>
+                    <w:pStyle w:val="Normal"/>
+                    <w:widowControl/>
+                    <w:suppressAutoHyphens w:val="true"/>
+                    <w:spacing w:before="0" w:after="0"/>
+                    <w:jc w:val="start"/>
+                    <w:rPr>
+                      <w:rFonts w:ascii="Calibri" w:hAnsi="Calibri" w:cs="Calibri" w:asciiTheme="minorHAnsi" w:cstheme="minorHAnsi" w:hAnsiTheme="minorHAnsi"/>
+                      <w:sz w:val="22"/>
+                      <w:szCs w:val="22"/>
+                    </w:rPr>
+                  </w:pPr>
+                  <w:r>
+                    <w:rPr>
+                      <w:rFonts w:eastAsia="MS Gothic" w:cs="Calibri" w:hint="eastAsia" w:cstheme="minorHAnsi"/>
+                      <w:kern w:val="0"/>
+                      <w:sz w:val="22"/>
+                      <w:szCs w:val="22"/>
+                      <w:lang w:bidi="ar-SA"/>
+                    </w:rPr>
+                    <w:t>{#trainings.mentalHealthAwareness.date}☒{/trainings.mentalHealthAwareness.date}{^trainings.mentalHealthAwareness.date}☐{/trainings.mentalHealthAwareness.date}</w:t>
+                  </w:r>
+                </w:p>
+              </w:tc>
+              <w:tc>
+                <w:tcPr>
                   <w:tcW w:w="708" w:type="dxa"/>
                   <w:tcBorders/>
                   <w:vAlign w:val="center"/>
@@ -6987,36 +6973,7 @@
                   <w:pPr>
                     <w:pStyle w:val="Normal"/>
                     <w:widowControl/>
-                    <w:spacing w:before="0" w:after="0"/>
-                    <w:jc w:val="start"/>
-                    <w:rPr>
-                      <w:rFonts w:ascii="Calibri" w:hAnsi="Calibri" w:cs="Calibri" w:asciiTheme="minorHAnsi" w:cstheme="minorHAnsi" w:hAnsiTheme="minorHAnsi"/>
-                      <w:sz w:val="22"/>
-                      <w:szCs w:val="22"/>
-                    </w:rPr>
-                  </w:pPr>
-                  <w:r>
-                    <w:rPr>
-                      <w:rFonts w:eastAsia="MS Gothic" w:cs="Calibri" w:hint="eastAsia" w:cstheme="minorHAnsi"/>
-                      <w:kern w:val="0"/>
-                      <w:sz w:val="22"/>
-                      <w:szCs w:val="22"/>
-                      <w:lang w:bidi="ar-SA"/>
-                    </w:rPr>
-                    <w:t>{#trainings.mentalHealthAwareness.date}☒{/trainings.mentalHealthAwareness.date}{^trainings.mentalHealthAwareness.date}☐{/trainings.mentalHealthAwareness.date}</w:t>
-                  </w:r>
-                </w:p>
-              </w:tc>
-              <w:tc>
-                <w:tcPr>
-                  <w:tcW w:w="708" w:type="dxa"/>
-                  <w:tcBorders/>
-                  <w:vAlign w:val="center"/>
-                </w:tcPr>
-                <w:p>
-                  <w:pPr>
-                    <w:pStyle w:val="Normal"/>
-                    <w:widowControl/>
+                    <w:suppressAutoHyphens w:val="true"/>
                     <w:spacing w:before="0" w:after="0"/>
                     <w:jc w:val="start"/>
                     <w:rPr>
@@ -7039,7 +6996,7 @@
               </w:tc>
               <w:tc>
                 <w:tcPr>
-                  <w:tcW w:w="710" w:type="dxa"/>
+                  <w:tcW w:w="711" w:type="dxa"/>
                   <w:tcBorders/>
                   <w:shd w:color="auto" w:fill="D9D9D9" w:themeFill="background1" w:themeFillShade="d9" w:val="clear"/>
                   <w:vAlign w:val="center"/>
@@ -7048,21 +7005,20 @@
                   <w:pPr>
                     <w:pStyle w:val="Normal"/>
                     <w:widowControl/>
-                    <w:spacing w:before="0" w:after="0"/>
-                    <w:jc w:val="start"/>
-                    <w:rPr>
-                      <w:rFonts w:ascii="Calibri" w:hAnsi="Calibri" w:cs="Calibri" w:asciiTheme="minorHAnsi" w:cstheme="minorHAnsi" w:hAnsiTheme="minorHAnsi"/>
-                      <w:sz w:val="22"/>
-                      <w:szCs w:val="22"/>
-                    </w:rPr>
-                  </w:pPr>
-                  <w:r>
-                    <w:rPr>
-                      <w:rFonts w:eastAsia="Times New Roman" w:cs="Calibri" w:cstheme="minorHAnsi" w:ascii="Calibri" w:hAnsi="Calibri"/>
-                      <w:kern w:val="0"/>
-                      <w:sz w:val="22"/>
-                      <w:szCs w:val="22"/>
-                      <w:lang w:bidi="ar-SA"/>
+                    <w:suppressAutoHyphens w:val="true"/>
+                    <w:spacing w:before="0" w:after="0"/>
+                    <w:jc w:val="start"/>
+                    <w:rPr>
+                      <w:rFonts w:ascii="Calibri" w:hAnsi="Calibri" w:cs="Calibri" w:asciiTheme="minorHAnsi" w:cstheme="minorHAnsi" w:hAnsiTheme="minorHAnsi"/>
+                      <w:sz w:val="22"/>
+                      <w:szCs w:val="22"/>
+                    </w:rPr>
+                  </w:pPr>
+                  <w:r>
+                    <w:rPr>
+                      <w:rFonts w:cs="Calibri" w:cstheme="minorHAnsi" w:ascii="Calibri" w:hAnsi="Calibri"/>
+                      <w:sz w:val="22"/>
+                      <w:szCs w:val="22"/>
                     </w:rPr>
                   </w:r>
                 </w:p>
@@ -7077,6 +7033,7 @@
                   <w:pPr>
                     <w:pStyle w:val="Normal"/>
                     <w:widowControl/>
+                    <w:suppressAutoHyphens w:val="true"/>
                     <w:spacing w:before="0" w:after="0"/>
                     <w:jc w:val="start"/>
                     <w:rPr>
@@ -7113,6 +7070,7 @@
                   <w:pPr>
                     <w:pStyle w:val="Normal"/>
                     <w:widowControl/>
+                    <w:suppressAutoHyphens w:val="true"/>
                     <w:spacing w:before="0" w:after="0"/>
                     <w:jc w:val="start"/>
                     <w:rPr>
@@ -7143,21 +7101,20 @@
                   <w:pPr>
                     <w:pStyle w:val="Normal"/>
                     <w:widowControl/>
-                    <w:spacing w:before="0" w:after="0"/>
-                    <w:jc w:val="start"/>
-                    <w:rPr>
-                      <w:rFonts w:ascii="Calibri" w:hAnsi="Calibri" w:cs="Calibri" w:asciiTheme="minorHAnsi" w:cstheme="minorHAnsi" w:hAnsiTheme="minorHAnsi"/>
-                      <w:sz w:val="22"/>
-                      <w:szCs w:val="22"/>
-                    </w:rPr>
-                  </w:pPr>
-                  <w:r>
-                    <w:rPr>
-                      <w:rFonts w:eastAsia="Times New Roman" w:cs="Calibri" w:cstheme="minorHAnsi" w:ascii="Calibri" w:hAnsi="Calibri"/>
-                      <w:kern w:val="0"/>
-                      <w:sz w:val="22"/>
-                      <w:szCs w:val="22"/>
-                      <w:lang w:bidi="ar-SA"/>
+                    <w:suppressAutoHyphens w:val="true"/>
+                    <w:spacing w:before="0" w:after="0"/>
+                    <w:jc w:val="start"/>
+                    <w:rPr>
+                      <w:rFonts w:ascii="Calibri" w:hAnsi="Calibri" w:cs="Calibri" w:asciiTheme="minorHAnsi" w:cstheme="minorHAnsi" w:hAnsiTheme="minorHAnsi"/>
+                      <w:sz w:val="22"/>
+                      <w:szCs w:val="22"/>
+                    </w:rPr>
+                  </w:pPr>
+                  <w:r>
+                    <w:rPr>
+                      <w:rFonts w:cs="Calibri" w:cstheme="minorHAnsi" w:ascii="Calibri" w:hAnsi="Calibri"/>
+                      <w:sz w:val="22"/>
+                      <w:szCs w:val="22"/>
                     </w:rPr>
                   </w:r>
                 </w:p>
@@ -7289,8 +7246,8 @@
       <w:tblGrid>
         <w:gridCol w:w="2127"/>
         <w:gridCol w:w="3102"/>
-        <w:gridCol w:w="1574"/>
-        <w:gridCol w:w="3656"/>
+        <w:gridCol w:w="1573"/>
+        <w:gridCol w:w="3657"/>
       </w:tblGrid>
       <w:tr>
         <w:trPr/>
@@ -7308,6 +7265,7 @@
             <w:pPr>
               <w:pStyle w:val="Normal"/>
               <w:widowControl/>
+              <w:suppressAutoHyphens w:val="true"/>
               <w:spacing w:before="0" w:after="0"/>
               <w:jc w:val="start"/>
               <w:rPr>
@@ -7352,6 +7310,7 @@
             <w:pPr>
               <w:pStyle w:val="Normal"/>
               <w:widowControl/>
+              <w:suppressAutoHyphens w:val="true"/>
               <w:spacing w:before="0" w:after="0"/>
               <w:jc w:val="start"/>
               <w:rPr>
@@ -7374,7 +7333,7 @@
         </w:tc>
         <w:tc>
           <w:tcPr>
-            <w:tcW w:w="1574" w:type="dxa"/>
+            <w:tcW w:w="1573" w:type="dxa"/>
             <w:tcBorders>
               <w:top w:val="nil"/>
               <w:start w:val="nil"/>
@@ -7386,6 +7345,7 @@
             <w:pPr>
               <w:pStyle w:val="Normal"/>
               <w:widowControl/>
+              <w:suppressAutoHyphens w:val="true"/>
               <w:spacing w:before="0" w:after="0"/>
               <w:jc w:val="start"/>
               <w:rPr>
@@ -7408,7 +7368,7 @@
         </w:tc>
         <w:tc>
           <w:tcPr>
-            <w:tcW w:w="3656" w:type="dxa"/>
+            <w:tcW w:w="3657" w:type="dxa"/>
             <w:tcBorders>
               <w:top w:val="nil"/>
               <w:start w:val="nil"/>
@@ -7420,6 +7380,7 @@
             <w:pPr>
               <w:pStyle w:val="Normal"/>
               <w:widowControl/>
+              <w:suppressAutoHyphens w:val="true"/>
               <w:spacing w:before="0" w:after="0"/>
               <w:jc w:val="start"/>
               <w:rPr>
@@ -7459,6 +7420,7 @@
             <w:pPr>
               <w:pStyle w:val="Normal"/>
               <w:widowControl/>
+              <w:suppressAutoHyphens w:val="true"/>
               <w:spacing w:before="0" w:after="0"/>
               <w:jc w:val="start"/>
               <w:rPr>
@@ -7503,6 +7465,7 @@
             <w:pPr>
               <w:pStyle w:val="Normal"/>
               <w:widowControl/>
+              <w:suppressAutoHyphens w:val="true"/>
               <w:spacing w:before="0" w:after="0"/>
               <w:jc w:val="start"/>
               <w:rPr>
@@ -7525,7 +7488,7 @@
         </w:tc>
         <w:tc>
           <w:tcPr>
-            <w:tcW w:w="1574" w:type="dxa"/>
+            <w:tcW w:w="1573" w:type="dxa"/>
             <w:tcBorders>
               <w:top w:val="nil"/>
               <w:start w:val="nil"/>
@@ -7537,6 +7500,7 @@
             <w:pPr>
               <w:pStyle w:val="Normal"/>
               <w:widowControl/>
+              <w:suppressAutoHyphens w:val="true"/>
               <w:spacing w:before="0" w:after="0"/>
               <w:jc w:val="start"/>
               <w:rPr>
@@ -7559,7 +7523,7 @@
         </w:tc>
         <w:tc>
           <w:tcPr>
-            <w:tcW w:w="3656" w:type="dxa"/>
+            <w:tcW w:w="3657" w:type="dxa"/>
             <w:tcBorders>
               <w:top w:val="nil"/>
               <w:start w:val="nil"/>
@@ -7571,6 +7535,7 @@
             <w:pPr>
               <w:pStyle w:val="Normal"/>
               <w:widowControl/>
+              <w:suppressAutoHyphens w:val="true"/>
               <w:spacing w:before="0" w:after="0"/>
               <w:jc w:val="start"/>
               <w:rPr>
@@ -7587,7 +7552,7 @@
                 <w:szCs w:val="22"/>
                 <w:lang w:bidi="ar-SA"/>
               </w:rPr>
-              <w:t>31/07/2026</w:t>
+              <w:t>{todayDate}</w:t>
             </w:r>
           </w:p>
         </w:tc>
@@ -7613,12 +7578,12 @@
       </w:r>
     </w:p>
     <w:sectPr>
-      <w:headerReference w:type="even" r:id="rId6"/>
-      <w:headerReference w:type="default" r:id="rId7"/>
-      <w:headerReference w:type="first" r:id="rId8"/>
-      <w:footerReference w:type="even" r:id="rId9"/>
-      <w:footerReference w:type="default" r:id="rId10"/>
-      <w:footerReference w:type="first" r:id="rId11"/>
+      <w:headerReference w:type="even" r:id="rId3"/>
+      <w:headerReference w:type="default" r:id="rId4"/>
+      <w:headerReference w:type="first" r:id="rId5"/>
+      <w:footerReference w:type="even" r:id="rId6"/>
+      <w:footerReference w:type="default" r:id="rId7"/>
+      <w:footerReference w:type="first" r:id="rId8"/>
       <w:type w:val="nextPage"/>
       <w:pgSz w:w="11906" w:h="16838"/>
       <w:pgMar w:left="720" w:right="720" w:gutter="0" w:header="751" w:top="808" w:footer="720" w:bottom="777"/>
@@ -7763,7 +7728,7 @@
         <wp:inline distT="0" distB="0" distL="0" distR="0">
           <wp:extent cx="1508760" cy="358775"/>
           <wp:effectExtent l="0" t="0" r="0" b="0"/>
-          <wp:docPr id="4" name="Image2"/>
+          <wp:docPr id="1" name="Image2"/>
           <wp:cNvGraphicFramePr>
             <a:graphicFrameLocks xmlns:a="http://schemas.openxmlformats.org/drawingml/2006/main" noChangeAspect="1"/>
           </wp:cNvGraphicFramePr>
@@ -7771,7 +7736,7 @@
             <a:graphicData uri="http://schemas.openxmlformats.org/drawingml/2006/picture">
               <pic:pic xmlns:pic="http://schemas.openxmlformats.org/drawingml/2006/picture">
                 <pic:nvPicPr>
-                  <pic:cNvPr id="4" name="Image2"/>
+                  <pic:cNvPr id="1" name="Image2"/>
                   <pic:cNvPicPr>
                     <a:picLocks noChangeAspect="1" noChangeArrowheads="1"/>
                   </pic:cNvPicPr>
@@ -7854,7 +7819,7 @@
         <wp:inline distT="0" distB="0" distL="0" distR="0">
           <wp:extent cx="1508760" cy="358775"/>
           <wp:effectExtent l="0" t="0" r="0" b="0"/>
-          <wp:docPr id="5" name="Image2"/>
+          <wp:docPr id="2" name="Image2"/>
           <wp:cNvGraphicFramePr>
             <a:graphicFrameLocks xmlns:a="http://schemas.openxmlformats.org/drawingml/2006/main" noChangeAspect="1"/>
           </wp:cNvGraphicFramePr>
@@ -7862,7 +7827,7 @@
             <a:graphicData uri="http://schemas.openxmlformats.org/drawingml/2006/picture">
               <pic:pic xmlns:pic="http://schemas.openxmlformats.org/drawingml/2006/picture">
                 <pic:nvPicPr>
-                  <pic:cNvPr id="5" name="Image2"/>
+                  <pic:cNvPr id="2" name="Image2"/>
                   <pic:cNvPicPr>
                     <a:picLocks noChangeAspect="1" noChangeArrowheads="1"/>
                   </pic:cNvPicPr>
@@ -8306,6 +8271,7 @@
     <w:rsid w:val="008d1ece"/>
     <w:pPr>
       <w:widowControl/>
+      <w:suppressAutoHyphens w:val="true"/>
       <w:bidi w:val="0"/>
       <w:spacing w:before="0" w:after="0"/>
       <w:jc w:val="start"/>
@@ -8537,6 +8503,7 @@
     <w:rsid w:val="005908cc"/>
     <w:pPr>
       <w:widowControl/>
+      <w:suppressAutoHyphens w:val="true"/>
       <w:bidi w:val="0"/>
       <w:spacing w:before="0" w:after="0"/>
       <w:jc w:val="start"/>
@@ -8549,6 +8516,13 @@
       <w:szCs w:val="24"/>
       <w:lang w:val="en-IN" w:eastAsia="en-US" w:bidi="ar-SA"/>
     </w:rPr>
+  </w:style>
+  <w:style w:type="paragraph" w:styleId="FrameContentsuser">
+    <w:name w:val="Frame Contents (user)"/>
+    <w:basedOn w:val="Normal"/>
+    <w:qFormat/>
+    <w:pPr/>
+    <w:rPr/>
   </w:style>
   <w:style w:type="paragraph" w:styleId="FrameContents">
     <w:name w:val="Frame Contents"/>
